--- a/docs/documentation/ОТЧЕТ_УП.docx
+++ b/docs/documentation/ОТЧЕТ_УП.docx
@@ -1,8 +1,8 @@
 
 <file path=word/document.xml><?xml version="1.0" encoding="utf-8"?>
-<w:document xmlns:ns1="http://schemas.openxmlformats.org/markup-compatibility/2006" xmlns:ns2="http://schemas.microsoft.com/office/word/2010/wordml" xmlns:w="http://schemas.openxmlformats.org/wordprocessingml/2006/main" ns1:Ignorable="w14 w15 w16se w16cid w16 w16cex w16sdtdh w16sdtfl w16du wp14">
+<w:document xmlns:wpc="http://schemas.microsoft.com/office/word/2010/wordprocessingCanvas" xmlns:cx="http://schemas.microsoft.com/office/drawing/2014/chartex" xmlns:cx1="http://schemas.microsoft.com/office/drawing/2015/9/8/chartex" xmlns:cx2="http://schemas.microsoft.com/office/drawing/2015/10/21/chartex" xmlns:cx3="http://schemas.microsoft.com/office/drawing/2016/5/9/chartex" xmlns:cx4="http://schemas.microsoft.com/office/drawing/2016/5/10/chartex" xmlns:cx5="http://schemas.microsoft.com/office/drawing/2016/5/11/chartex" xmlns:cx6="http://schemas.microsoft.com/office/drawing/2016/5/12/chartex" xmlns:cx7="http://schemas.microsoft.com/office/drawing/2016/5/13/chartex" xmlns:cx8="http://schemas.microsoft.com/office/drawing/2016/5/14/chartex" xmlns:mc="http://schemas.openxmlformats.org/markup-compatibility/2006" xmlns:aink="http://schemas.microsoft.com/office/drawing/2016/ink" xmlns:am3d="http://schemas.microsoft.com/office/drawing/2017/model3d" xmlns:o="urn:schemas-microsoft-com:office:office" xmlns:oel="http://schemas.microsoft.com/office/2019/extlst" xmlns:r="http://schemas.openxmlformats.org/officeDocument/2006/relationships" xmlns:m="http://schemas.openxmlformats.org/officeDocument/2006/math" xmlns:v="urn:schemas-microsoft-com:vml" xmlns:wp14="http://schemas.microsoft.com/office/word/2010/wordprocessingDrawing" xmlns:wp="http://schemas.openxmlformats.org/drawingml/2006/wordprocessingDrawing" xmlns:w10="urn:schemas-microsoft-com:office:word" xmlns:w="http://schemas.openxmlformats.org/wordprocessingml/2006/main" xmlns:w14="http://schemas.microsoft.com/office/word/2010/wordml" xmlns:w15="http://schemas.microsoft.com/office/word/2012/wordml" xmlns:w16cex="http://schemas.microsoft.com/office/word/2018/wordml/cex" xmlns:w16cid="http://schemas.microsoft.com/office/word/2016/wordml/cid" xmlns:w16="http://schemas.microsoft.com/office/word/2018/wordml" xmlns:w16du="http://schemas.microsoft.com/office/word/2023/wordml/word16du" xmlns:w16sdtdh="http://schemas.microsoft.com/office/word/2020/wordml/sdtdatahash" xmlns:w16sdtfl="http://schemas.microsoft.com/office/word/2024/wordml/sdtformatlock" xmlns:w16se="http://schemas.microsoft.com/office/word/2015/wordml/symex" xmlns:wpg="http://schemas.microsoft.com/office/word/2010/wordprocessingGroup" xmlns:wpi="http://schemas.microsoft.com/office/word/2010/wordprocessingInk" xmlns:wne="http://schemas.microsoft.com/office/word/2006/wordml" xmlns:wps="http://schemas.microsoft.com/office/word/2010/wordprocessingShape" mc:Ignorable="w14 w15 w16se w16cid w16 w16cex w16sdtdh w16sdtfl w16du wp14">
   <w:body>
-    <w:p ns2:paraId="24D65B23" ns2:textId="77777777">
+    <w:p>
       <w:pPr>
         <w:shd w:val="clear" w:color="auto" w:fill="FFFFFF"/>
         <w:tabs>
@@ -19,7 +19,7 @@
           <w:kern w:val="0"/>
           <w:sz w:val="24"/>
           <w:szCs w:val="24"/>
-          <ns2:ligatures ns2:val="none"/>
+          <w14:ligatures w14:val="none"/>
         </w:rPr>
       </w:pPr>
       <w:r>
@@ -31,12 +31,12 @@
           <w:kern w:val="0"/>
           <w:sz w:val="24"/>
           <w:szCs w:val="24"/>
-          <ns2:ligatures ns2:val="none"/>
+          <w14:ligatures w14:val="none"/>
         </w:rPr>
         <w:t>АВТОНОМНАЯ НЕКОММЕРЧЕСКАЯ ОРГАНИЗАЦИЯ ПРОФЕССИОНАЛЬНАЯ ОБРАЗОВАТЕЛЬНАЯ ОРГАНИЗАЦИЯ МОСКОВСКИЙ МЕЖДУНАРОДНЫЙ КОЛЛЕДЖ ЦИФРОВЫХ ТЕХНОЛОГИЙ «АКАДЕМИЯ ТОП»</w:t>
       </w:r>
     </w:p>
-    <w:p ns2:paraId="4E731C2A" ns2:textId="77777777">
+    <w:p>
       <w:pPr>
         <w:suppressAutoHyphens/>
         <w:spacing w:after="0" w:line="240" w:lineRule="auto"/>
@@ -48,11 +48,11 @@
           <w:kern w:val="0"/>
           <w:sz w:val="24"/>
           <w:szCs w:val="24"/>
-          <ns2:ligatures ns2:val="none"/>
-        </w:rPr>
-      </w:pPr>
-    </w:p>
-    <w:p ns2:paraId="310C57EB" ns2:textId="77777777">
+          <w14:ligatures w14:val="none"/>
+        </w:rPr>
+      </w:pPr>
+    </w:p>
+    <w:p>
       <w:pPr>
         <w:suppressAutoHyphens/>
         <w:spacing w:after="0" w:line="240" w:lineRule="auto"/>
@@ -64,7 +64,7 @@
           <w:kern w:val="0"/>
           <w:sz w:val="24"/>
           <w:szCs w:val="24"/>
-          <ns2:ligatures ns2:val="none"/>
+          <w14:ligatures w14:val="none"/>
         </w:rPr>
       </w:pPr>
       <w:r>
@@ -75,12 +75,12 @@
           <w:kern w:val="0"/>
           <w:sz w:val="24"/>
           <w:szCs w:val="24"/>
-          <ns2:ligatures ns2:val="none"/>
+          <w14:ligatures w14:val="none"/>
         </w:rPr>
         <w:t xml:space="preserve">ОТЧЕТ ПО </w:t>
       </w:r>
     </w:p>
-    <w:p ns2:paraId="419591FC" ns2:textId="6DADF31F">
+    <w:p>
       <w:pPr>
         <w:suppressAutoHyphens/>
         <w:spacing w:after="0" w:line="240" w:lineRule="auto"/>
@@ -92,7 +92,7 @@
           <w:kern w:val="0"/>
           <w:sz w:val="24"/>
           <w:szCs w:val="24"/>
-          <ns2:ligatures ns2:val="none"/>
+          <w14:ligatures w14:val="none"/>
         </w:rPr>
       </w:pPr>
       <w:r>
@@ -103,7 +103,7 @@
           <w:kern w:val="0"/>
           <w:sz w:val="24"/>
           <w:szCs w:val="24"/>
-          <ns2:ligatures ns2:val="none"/>
+          <w14:ligatures w14:val="none"/>
         </w:rPr>
         <w:t>УЧЕБНОЙ</w:t>
       </w:r>
@@ -115,12 +115,12 @@
           <w:kern w:val="0"/>
           <w:sz w:val="24"/>
           <w:szCs w:val="24"/>
-          <ns2:ligatures ns2:val="none"/>
+          <w14:ligatures w14:val="none"/>
         </w:rPr>
         <w:t xml:space="preserve"> ПРАКТИКЕ</w:t>
       </w:r>
     </w:p>
-    <w:p ns2:paraId="220E528E" ns2:textId="77777777">
+    <w:p>
       <w:pPr>
         <w:suppressAutoHyphens/>
         <w:spacing w:after="0" w:line="240" w:lineRule="auto"/>
@@ -132,11 +132,11 @@
           <w:kern w:val="0"/>
           <w:sz w:val="24"/>
           <w:szCs w:val="24"/>
-          <ns2:ligatures ns2:val="none"/>
-        </w:rPr>
-      </w:pPr>
-    </w:p>
-    <w:p ns2:paraId="1A81DB8B" ns2:textId="0C9A704B">
+          <w14:ligatures w14:val="none"/>
+        </w:rPr>
+      </w:pPr>
+    </w:p>
+    <w:p>
       <w:pPr>
         <w:suppressAutoHyphens/>
         <w:spacing w:after="0" w:line="240" w:lineRule="auto"/>
@@ -148,7 +148,7 @@
           <w:sz w:val="24"/>
           <w:szCs w:val="24"/>
           <w:u w:val="single"/>
-          <ns2:ligatures ns2:val="none"/>
+          <w14:ligatures w14:val="none"/>
         </w:rPr>
       </w:pPr>
       <w:r>
@@ -158,7 +158,7 @@
           <w:kern w:val="0"/>
           <w:sz w:val="24"/>
           <w:szCs w:val="24"/>
-          <ns2:ligatures ns2:val="none"/>
+          <w14:ligatures w14:val="none"/>
         </w:rPr>
         <w:t xml:space="preserve">Обучающийся </w:t>
       </w:r>
@@ -170,12 +170,12 @@
           <w:sz w:val="24"/>
           <w:szCs w:val="24"/>
           <w:u w:val="single"/>
-          <ns2:ligatures ns2:val="none"/>
+          <w14:ligatures w14:val="none"/>
         </w:rPr>
         <w:t>Петров Петр Петрович</w:t>
       </w:r>
     </w:p>
-    <w:p ns2:paraId="05A92DA4" ns2:textId="77777777">
+    <w:p>
       <w:pPr>
         <w:suppressAutoHyphens/>
         <w:spacing w:after="0" w:line="240" w:lineRule="auto"/>
@@ -185,11 +185,11 @@
           <w:kern w:val="0"/>
           <w:sz w:val="26"/>
           <w:szCs w:val="26"/>
-          <ns2:ligatures ns2:val="none"/>
-        </w:rPr>
-      </w:pPr>
-    </w:p>
-    <w:p ns2:paraId="464891BF" ns2:textId="77777777">
+          <w14:ligatures w14:val="none"/>
+        </w:rPr>
+      </w:pPr>
+    </w:p>
+    <w:p>
       <w:pPr>
         <w:suppressAutoHyphens/>
         <w:spacing w:after="0" w:line="240" w:lineRule="auto"/>
@@ -199,7 +199,7 @@
           <w:kern w:val="0"/>
           <w:sz w:val="24"/>
           <w:szCs w:val="24"/>
-          <ns2:ligatures ns2:val="none"/>
+          <w14:ligatures w14:val="none"/>
         </w:rPr>
       </w:pPr>
       <w:r>
@@ -209,12 +209,12 @@
           <w:kern w:val="0"/>
           <w:sz w:val="24"/>
           <w:szCs w:val="24"/>
-          <ns2:ligatures ns2:val="none"/>
+          <w14:ligatures w14:val="none"/>
         </w:rPr>
         <w:t>Образовательная программа (код и наименование): ________________________________</w:t>
       </w:r>
     </w:p>
-    <w:p ns2:paraId="690C1A73" ns2:textId="77777777">
+    <w:p>
       <w:pPr>
         <w:suppressAutoHyphens/>
         <w:spacing w:after="0" w:line="240" w:lineRule="auto"/>
@@ -223,7 +223,7 @@
           <w:kern w:val="0"/>
           <w:sz w:val="24"/>
           <w:szCs w:val="24"/>
-          <ns2:ligatures ns2:val="none"/>
+          <w14:ligatures w14:val="none"/>
         </w:rPr>
       </w:pPr>
       <w:r>
@@ -233,12 +233,12 @@
           <w:kern w:val="0"/>
           <w:sz w:val="24"/>
           <w:szCs w:val="24"/>
-          <ns2:ligatures ns2:val="none"/>
+          <w14:ligatures w14:val="none"/>
         </w:rPr>
         <w:t>____________________________________________________________________________</w:t>
       </w:r>
     </w:p>
-    <w:p ns2:paraId="105FA90A" ns2:textId="77777777">
+    <w:p>
       <w:pPr>
         <w:suppressAutoHyphens/>
         <w:spacing w:after="0" w:line="240" w:lineRule="auto"/>
@@ -248,11 +248,11 @@
           <w:kern w:val="0"/>
           <w:sz w:val="24"/>
           <w:szCs w:val="24"/>
-          <ns2:ligatures ns2:val="none"/>
-        </w:rPr>
-      </w:pPr>
-    </w:p>
-    <w:p ns2:paraId="40E49064" ns2:textId="77777777">
+          <w14:ligatures w14:val="none"/>
+        </w:rPr>
+      </w:pPr>
+    </w:p>
+    <w:p>
       <w:pPr>
         <w:suppressAutoHyphens/>
         <w:spacing w:after="0" w:line="240" w:lineRule="auto"/>
@@ -262,7 +262,7 @@
           <w:kern w:val="0"/>
           <w:sz w:val="24"/>
           <w:szCs w:val="24"/>
-          <ns2:ligatures ns2:val="none"/>
+          <w14:ligatures w14:val="none"/>
         </w:rPr>
       </w:pPr>
       <w:r>
@@ -272,12 +272,12 @@
           <w:kern w:val="0"/>
           <w:sz w:val="24"/>
           <w:szCs w:val="24"/>
-          <ns2:ligatures ns2:val="none"/>
+          <w14:ligatures w14:val="none"/>
         </w:rPr>
         <w:t>Профессиональный модуль (ПМ) ________________________________________________</w:t>
       </w:r>
     </w:p>
-    <w:p ns2:paraId="1B84292B" ns2:textId="77777777">
+    <w:p>
       <w:pPr>
         <w:suppressAutoHyphens/>
         <w:spacing w:after="0" w:line="240" w:lineRule="auto"/>
@@ -287,11 +287,11 @@
           <w:kern w:val="0"/>
           <w:sz w:val="24"/>
           <w:szCs w:val="24"/>
-          <ns2:ligatures ns2:val="none"/>
-        </w:rPr>
-      </w:pPr>
-    </w:p>
-    <w:p ns2:paraId="382C0C1F" ns2:textId="77777777">
+          <w14:ligatures w14:val="none"/>
+        </w:rPr>
+      </w:pPr>
+    </w:p>
+    <w:p>
       <w:pPr>
         <w:suppressAutoHyphens/>
         <w:spacing w:after="0" w:line="240" w:lineRule="auto"/>
@@ -300,7 +300,7 @@
           <w:kern w:val="0"/>
           <w:sz w:val="24"/>
           <w:szCs w:val="24"/>
-          <ns2:ligatures ns2:val="none"/>
+          <w14:ligatures w14:val="none"/>
         </w:rPr>
       </w:pPr>
       <w:r>
@@ -310,7 +310,7 @@
           <w:kern w:val="0"/>
           <w:sz w:val="24"/>
           <w:szCs w:val="24"/>
-          <ns2:ligatures ns2:val="none"/>
+          <w14:ligatures w14:val="none"/>
         </w:rPr>
         <w:t xml:space="preserve">№ группы </w:t>
       </w:r>
@@ -320,12 +320,12 @@
           <w:kern w:val="0"/>
           <w:sz w:val="24"/>
           <w:szCs w:val="24"/>
-          <ns2:ligatures ns2:val="none"/>
+          <w14:ligatures w14:val="none"/>
         </w:rPr>
         <w:t>____________</w:t>
       </w:r>
     </w:p>
-    <w:p ns2:paraId="0CD9CF44" ns2:textId="77777777">
+    <w:p>
       <w:pPr>
         <w:suppressAutoHyphens/>
         <w:spacing w:after="0" w:line="240" w:lineRule="auto"/>
@@ -337,11 +337,11 @@
           <w:kern w:val="0"/>
           <w:sz w:val="24"/>
           <w:szCs w:val="24"/>
-          <ns2:ligatures ns2:val="none"/>
-        </w:rPr>
-      </w:pPr>
-    </w:p>
-    <w:p ns2:paraId="170FF018" ns2:textId="77777777">
+          <w14:ligatures w14:val="none"/>
+        </w:rPr>
+      </w:pPr>
+    </w:p>
+    <w:p>
       <w:pPr>
         <w:spacing w:after="0" w:line="240" w:lineRule="auto"/>
         <w:rPr>
@@ -350,7 +350,7 @@
           <w:kern w:val="0"/>
           <w:sz w:val="24"/>
           <w:szCs w:val="24"/>
-          <ns2:ligatures ns2:val="none"/>
+          <w14:ligatures w14:val="none"/>
         </w:rPr>
       </w:pPr>
       <w:r>
@@ -360,12 +360,12 @@
           <w:kern w:val="0"/>
           <w:sz w:val="24"/>
           <w:szCs w:val="24"/>
-          <ns2:ligatures ns2:val="none"/>
+          <w14:ligatures w14:val="none"/>
         </w:rPr>
         <w:t>Место прохождения практики: учебный full-stack проект "БьютиШоп Чили" (репозиторий dev_proj_git_main)</w:t>
       </w:r>
     </w:p>
-    <w:p ns2:paraId="4BA21456" ns2:textId="77777777">
+    <w:p>
       <w:pPr>
         <w:spacing w:after="0" w:line="240" w:lineRule="auto"/>
         <w:rPr>
@@ -373,7 +373,7 @@
           <w:kern w:val="0"/>
           <w:sz w:val="23"/>
           <w:szCs w:val="23"/>
-          <ns2:ligatures ns2:val="none"/>
+          <w14:ligatures w14:val="none"/>
         </w:rPr>
       </w:pPr>
       <w:r>
@@ -382,12 +382,12 @@
           <w:kern w:val="0"/>
           <w:sz w:val="23"/>
           <w:szCs w:val="23"/>
-          <ns2:ligatures ns2:val="none"/>
+          <w14:ligatures w14:val="none"/>
         </w:rPr>
         <w:t>Срок прохождения практики: с _____________ по _____________</w:t>
       </w:r>
     </w:p>
-    <w:p ns2:paraId="168198DC" ns2:textId="597A808A">
+    <w:p>
       <w:pPr>
         <w:spacing w:after="0" w:line="240" w:lineRule="auto"/>
         <w:rPr>
@@ -395,7 +395,7 @@
           <w:kern w:val="0"/>
           <w:sz w:val="24"/>
           <w:szCs w:val="24"/>
-          <ns2:ligatures ns2:val="none"/>
+          <w14:ligatures w14:val="none"/>
         </w:rPr>
       </w:pPr>
       <w:r>
@@ -408,7 +408,7 @@
           <w:kern w:val="0"/>
           <w:sz w:val="24"/>
           <w:szCs w:val="24"/>
-          <ns2:ligatures ns2:val="none"/>
+          <w14:ligatures w14:val="none"/>
         </w:rPr>
         <w:t>1</w:t>
       </w:r>
@@ -420,7 +420,7 @@
           <w:kern w:val="0"/>
           <w:sz w:val="24"/>
           <w:szCs w:val="24"/>
-          <ns2:ligatures ns2:val="none"/>
+          <w14:ligatures w14:val="none"/>
         </w:rPr>
         <w:t>.</w:t>
       </w:r>
@@ -430,7 +430,7 @@
           <w:kern w:val="0"/>
           <w:sz w:val="24"/>
           <w:szCs w:val="24"/>
-          <ns2:ligatures ns2:val="none"/>
+          <w14:ligatures w14:val="none"/>
         </w:rPr>
         <w:t xml:space="preserve"> </w:t>
       </w:r>
@@ -444,7 +444,7 @@
           <w:kern w:val="0"/>
           <w:sz w:val="24"/>
           <w:szCs w:val="24"/>
-          <ns2:ligatures ns2:val="none"/>
+          <w14:ligatures w14:val="none"/>
         </w:rPr>
         <w:t>Описание Профильной организации</w:t>
       </w:r>
@@ -454,7 +454,7 @@
           <w:kern w:val="0"/>
           <w:sz w:val="24"/>
           <w:szCs w:val="24"/>
-          <ns2:ligatures ns2:val="none"/>
+          <w14:ligatures w14:val="none"/>
         </w:rPr>
         <w:t xml:space="preserve"> </w:t>
       </w:r>
@@ -466,12 +466,12 @@
           <w:kern w:val="0"/>
           <w:sz w:val="24"/>
           <w:szCs w:val="24"/>
-          <ns2:ligatures ns2:val="none"/>
+          <w14:ligatures w14:val="none"/>
         </w:rPr>
         <w:t>(для производственной практики)</w:t>
       </w:r>
     </w:p>
-    <w:p ns2:paraId="04D1F562" ns2:textId="77777777">
+    <w:p>
       <w:pPr>
         <w:spacing w:after="0" w:line="240" w:lineRule="auto"/>
         <w:rPr>
@@ -483,552 +483,1021 @@
           <w:kern w:val="0"/>
           <w:sz w:val="24"/>
           <w:szCs w:val="24"/>
-          <ns2:ligatures ns2:val="none"/>
-        </w:rPr>
-      </w:pPr>
-    </w:p>
-    <w:p>
-      <w:pPr>
-        <w:pStyle w:val="heading 1"/>
-        <w:spacing w:before="0" w:after="120" w:line="360" w:lineRule="auto"/>
-        <w:ind w:firstLine="0"/>
-      </w:pPr>
-      <w:r>
-        <w:rPr>
-          <w:rFonts w:ascii="Times New Roman" w:hAnsi="Times New Roman" w:eastAsia="Times New Roman" w:cs="Times New Roman"/>
+          <w14:ligatures w14:val="none"/>
+        </w:rPr>
+      </w:pPr>
+    </w:p>
+    <w:p>
+      <w:pPr>
+        <w:spacing w:after="120" w:line="360" w:lineRule="auto"/>
+      </w:pPr>
+      <w:r>
+        <w:rPr>
+          <w:rFonts w:ascii="Times New Roman" w:eastAsia="Times New Roman" w:hAnsi="Times New Roman" w:cs="Times New Roman"/>
         </w:rPr>
         <w:t>1. Описание профильной организации (для производственной практики)</w:t>
       </w:r>
     </w:p>
     <w:p>
       <w:pPr>
-        <w:spacing w:before="0" w:after="120" w:line="360" w:lineRule="auto"/>
+        <w:spacing w:after="120" w:line="360" w:lineRule="auto"/>
         <w:ind w:firstLine="708"/>
       </w:pPr>
       <w:r>
         <w:rPr>
-          <w:rFonts w:ascii="Times New Roman" w:hAnsi="Times New Roman" w:eastAsia="Times New Roman" w:cs="Times New Roman"/>
+          <w:rFonts w:ascii="Times New Roman" w:eastAsia="Times New Roman" w:hAnsi="Times New Roman" w:cs="Times New Roman"/>
         </w:rPr>
         <w:t>В данной работе профильной организацией в широком смысле выступает учебный проект «БьютиШоп Чили», который используется как практическая среда для выполнения полного цикла проектирования и разработки программного модуля. Несмотря на учебный характер, проект моделирует реальную задачу электронной коммерции и включает типовые компоненты современного веб-приложения: клиентскую часть, серверную часть, базу данных, механизм авторизации, административные функции и набор диаграмм проектирования.</w:t>
       </w:r>
     </w:p>
     <w:p>
       <w:pPr>
-        <w:spacing w:before="0" w:after="120" w:line="360" w:lineRule="auto"/>
+        <w:spacing w:after="120" w:line="360" w:lineRule="auto"/>
         <w:ind w:firstLine="708"/>
       </w:pPr>
       <w:r>
         <w:rPr>
-          <w:rFonts w:ascii="Times New Roman" w:hAnsi="Times New Roman" w:eastAsia="Times New Roman" w:cs="Times New Roman"/>
+          <w:rFonts w:ascii="Times New Roman" w:eastAsia="Times New Roman" w:hAnsi="Times New Roman" w:cs="Times New Roman"/>
         </w:rPr>
         <w:t>Проект ориентирован на продажу косметической продукции и учитывает специфику чилийского рынка: использование валюты CLP, хранение адресных данных с указанием регионов и коммун, а также имитацию интеграции с локальными платежными сервисами. Благодаря этому система демонстрирует не только общие принципы интернет-магазина, но и адаптацию к условиям конкретной предметной области.</w:t>
       </w:r>
     </w:p>
     <w:p>
       <w:pPr>
-        <w:spacing w:before="0" w:after="120" w:line="360" w:lineRule="auto"/>
+        <w:spacing w:after="120" w:line="360" w:lineRule="auto"/>
         <w:ind w:firstLine="708"/>
       </w:pPr>
       <w:r>
         <w:rPr>
-          <w:rFonts w:ascii="Times New Roman" w:hAnsi="Times New Roman" w:eastAsia="Times New Roman" w:cs="Times New Roman"/>
+          <w:rFonts w:ascii="Times New Roman" w:eastAsia="Times New Roman" w:hAnsi="Times New Roman" w:cs="Times New Roman"/>
         </w:rPr>
         <w:t>Практическая ценность проекта состоит в том, что он позволяет одновременно отработать навыки анализа предметной области, проектирования сущностей базы данных, построения REST API и разработки динамического интерфейса. Таким образом, учебный проект выступает аналогом внутреннего продукта небольшой компании, разрабатывающей и сопровождающей собственный интернет-магазин.</w:t>
       </w:r>
     </w:p>
     <w:p>
       <w:pPr>
-        <w:pStyle w:val="heading 1"/>
-        <w:spacing w:before="0" w:after="120" w:line="360" w:lineRule="auto"/>
-        <w:ind w:firstLine="0"/>
         <w:pageBreakBefore/>
-      </w:pPr>
-      <w:r>
-        <w:rPr>
-          <w:rFonts w:ascii="Times New Roman" w:hAnsi="Times New Roman" w:eastAsia="Times New Roman" w:cs="Times New Roman"/>
-        </w:rPr>
+        <w:spacing w:after="120" w:line="360" w:lineRule="auto"/>
+      </w:pPr>
+      <w:r>
+        <w:rPr>
+          <w:rFonts w:ascii="Times New Roman" w:eastAsia="Times New Roman" w:hAnsi="Times New Roman" w:cs="Times New Roman"/>
+        </w:rPr>
+        <w:lastRenderedPageBreak/>
         <w:t>2. Содержание и результаты практики</w:t>
       </w:r>
     </w:p>
     <w:p>
       <w:pPr>
-        <w:pStyle w:val="heading 1"/>
-        <w:spacing w:before="0" w:after="120" w:line="360" w:lineRule="auto"/>
-        <w:ind w:firstLine="0"/>
-      </w:pPr>
-      <w:r>
-        <w:rPr>
-          <w:rFonts w:ascii="Times New Roman" w:hAnsi="Times New Roman" w:eastAsia="Times New Roman" w:cs="Times New Roman"/>
+        <w:spacing w:after="120" w:line="360" w:lineRule="auto"/>
+      </w:pPr>
+      <w:r>
+        <w:rPr>
+          <w:rFonts w:ascii="Times New Roman" w:eastAsia="Times New Roman" w:hAnsi="Times New Roman" w:cs="Times New Roman"/>
         </w:rPr>
         <w:t>1. Постановка задачи (техническое задание)</w:t>
       </w:r>
     </w:p>
     <w:p>
       <w:pPr>
-        <w:spacing w:before="0" w:after="120" w:line="360" w:lineRule="auto"/>
+        <w:spacing w:after="120" w:line="360" w:lineRule="auto"/>
         <w:ind w:firstLine="708"/>
       </w:pPr>
       <w:r>
         <w:rPr>
-          <w:rFonts w:ascii="Times New Roman" w:hAnsi="Times New Roman" w:eastAsia="Times New Roman" w:cs="Times New Roman"/>
+          <w:rFonts w:ascii="Times New Roman" w:eastAsia="Times New Roman" w:hAnsi="Times New Roman" w:cs="Times New Roman"/>
         </w:rPr>
         <w:t>В рамках учебной практики требовалось разработать программный модуль интернет-магазина косметики «БьютиШоп Чили». Под программным модулем в данном случае понимается полнофункциональное веб-приложение, содержащее серверную часть для обработки бизнес-логики, клиентскую часть для взаимодействия с пользователем и структуру базы данных для хранения информации.</w:t>
       </w:r>
     </w:p>
     <w:p>
       <w:pPr>
-        <w:spacing w:before="0" w:after="120" w:line="360" w:lineRule="auto"/>
+        <w:spacing w:after="120" w:line="360" w:lineRule="auto"/>
         <w:ind w:firstLine="708"/>
       </w:pPr>
       <w:r>
         <w:rPr>
-          <w:rFonts w:ascii="Times New Roman" w:hAnsi="Times New Roman" w:eastAsia="Times New Roman" w:cs="Times New Roman"/>
+          <w:rFonts w:ascii="Times New Roman" w:eastAsia="Times New Roman" w:hAnsi="Times New Roman" w:cs="Times New Roman"/>
         </w:rPr>
         <w:t>Общая цель разработки заключалась в создании учебного full-stack решения, которое автоматизирует основные операции интернет-магазина: хранение каталога товаров, регистрацию и аутентификацию пользователей, формирование корзины, оформление заказов, фиксацию платежей и выполнение административных операций. Дополнительно ставилась цель продемонстрировать взаимосвязь между этапами жизненного цикла программного продукта: анализом требований, проектированием, реализацией и тестированием.</w:t>
       </w:r>
     </w:p>
     <w:p>
       <w:pPr>
-        <w:spacing w:before="0" w:after="120" w:line="360" w:lineRule="auto"/>
+        <w:spacing w:after="120" w:line="360" w:lineRule="auto"/>
         <w:ind w:firstLine="708"/>
       </w:pPr>
       <w:r>
         <w:rPr>
-          <w:rFonts w:ascii="Times New Roman" w:hAnsi="Times New Roman" w:eastAsia="Times New Roman" w:cs="Times New Roman"/>
+          <w:rFonts w:ascii="Times New Roman" w:eastAsia="Times New Roman" w:hAnsi="Times New Roman" w:cs="Times New Roman"/>
         </w:rPr>
         <w:t>Для достижения поставленной цели были определены следующие задачи:</w:t>
       </w:r>
     </w:p>
     <w:p>
       <w:pPr>
-        <w:spacing w:before="0" w:after="120" w:line="360" w:lineRule="auto"/>
-        <w:ind w:firstLine="0"/>
-      </w:pPr>
-      <w:r>
-        <w:rPr>
-          <w:rFonts w:ascii="Times New Roman" w:hAnsi="Times New Roman" w:eastAsia="Times New Roman" w:cs="Times New Roman"/>
+        <w:spacing w:after="120" w:line="360" w:lineRule="auto"/>
+      </w:pPr>
+      <w:r>
+        <w:rPr>
+          <w:rFonts w:ascii="Times New Roman" w:eastAsia="Times New Roman" w:hAnsi="Times New Roman" w:cs="Times New Roman"/>
         </w:rPr>
         <w:t>• выполнить краткий анализ предметной области электронной торговли косметикой;</w:t>
       </w:r>
     </w:p>
     <w:p>
       <w:pPr>
-        <w:spacing w:before="0" w:after="120" w:line="360" w:lineRule="auto"/>
-        <w:ind w:firstLine="0"/>
-      </w:pPr>
-      <w:r>
-        <w:rPr>
-          <w:rFonts w:ascii="Times New Roman" w:hAnsi="Times New Roman" w:eastAsia="Times New Roman" w:cs="Times New Roman"/>
+        <w:spacing w:after="120" w:line="360" w:lineRule="auto"/>
+      </w:pPr>
+      <w:r>
+        <w:rPr>
+          <w:rFonts w:ascii="Times New Roman" w:eastAsia="Times New Roman" w:hAnsi="Times New Roman" w:cs="Times New Roman"/>
         </w:rPr>
         <w:t>• определить круг пользователей системы и их основные действия;</w:t>
       </w:r>
     </w:p>
     <w:p>
       <w:pPr>
-        <w:spacing w:before="0" w:after="120" w:line="360" w:lineRule="auto"/>
-        <w:ind w:firstLine="0"/>
-      </w:pPr>
-      <w:r>
-        <w:rPr>
-          <w:rFonts w:ascii="Times New Roman" w:hAnsi="Times New Roman" w:eastAsia="Times New Roman" w:cs="Times New Roman"/>
+        <w:spacing w:after="120" w:line="360" w:lineRule="auto"/>
+      </w:pPr>
+      <w:r>
+        <w:rPr>
+          <w:rFonts w:ascii="Times New Roman" w:eastAsia="Times New Roman" w:hAnsi="Times New Roman" w:cs="Times New Roman"/>
         </w:rPr>
         <w:t>• спроектировать архитектуру приложения и структуру данных;</w:t>
       </w:r>
     </w:p>
     <w:p>
       <w:pPr>
-        <w:spacing w:before="0" w:after="120" w:line="360" w:lineRule="auto"/>
-        <w:ind w:firstLine="0"/>
-      </w:pPr>
-      <w:r>
-        <w:rPr>
-          <w:rFonts w:ascii="Times New Roman" w:hAnsi="Times New Roman" w:eastAsia="Times New Roman" w:cs="Times New Roman"/>
+        <w:spacing w:after="120" w:line="360" w:lineRule="auto"/>
+      </w:pPr>
+      <w:r>
+        <w:rPr>
+          <w:rFonts w:ascii="Times New Roman" w:eastAsia="Times New Roman" w:hAnsi="Times New Roman" w:cs="Times New Roman"/>
         </w:rPr>
         <w:t>• разработать backend на FastAPI с набором REST-эндпоинтов;</w:t>
       </w:r>
     </w:p>
     <w:p>
       <w:pPr>
-        <w:spacing w:before="0" w:after="120" w:line="360" w:lineRule="auto"/>
-        <w:ind w:firstLine="0"/>
-      </w:pPr>
-      <w:r>
-        <w:rPr>
-          <w:rFonts w:ascii="Times New Roman" w:hAnsi="Times New Roman" w:eastAsia="Times New Roman" w:cs="Times New Roman"/>
+        <w:spacing w:after="120" w:line="360" w:lineRule="auto"/>
+      </w:pPr>
+      <w:r>
+        <w:rPr>
+          <w:rFonts w:ascii="Times New Roman" w:eastAsia="Times New Roman" w:hAnsi="Times New Roman" w:cs="Times New Roman"/>
         </w:rPr>
         <w:t>• создать frontend на JavaScript и Vite с пользовательскими и административными экранами;</w:t>
       </w:r>
     </w:p>
     <w:p>
       <w:pPr>
-        <w:spacing w:before="0" w:after="120" w:line="360" w:lineRule="auto"/>
-        <w:ind w:firstLine="0"/>
-      </w:pPr>
-      <w:r>
-        <w:rPr>
-          <w:rFonts w:ascii="Times New Roman" w:hAnsi="Times New Roman" w:eastAsia="Times New Roman" w:cs="Times New Roman"/>
+        <w:spacing w:after="120" w:line="360" w:lineRule="auto"/>
+      </w:pPr>
+      <w:r>
+        <w:rPr>
+          <w:rFonts w:ascii="Times New Roman" w:eastAsia="Times New Roman" w:hAnsi="Times New Roman" w:cs="Times New Roman"/>
         </w:rPr>
         <w:t>• организовать хранение данных о товарах, пользователях, заказах и платежах;</w:t>
       </w:r>
     </w:p>
     <w:p>
       <w:pPr>
-        <w:spacing w:before="0" w:after="120" w:line="360" w:lineRule="auto"/>
-        <w:ind w:firstLine="0"/>
-      </w:pPr>
-      <w:r>
-        <w:rPr>
-          <w:rFonts w:ascii="Times New Roman" w:hAnsi="Times New Roman" w:eastAsia="Times New Roman" w:cs="Times New Roman"/>
+        <w:spacing w:after="120" w:line="360" w:lineRule="auto"/>
+      </w:pPr>
+      <w:r>
+        <w:rPr>
+          <w:rFonts w:ascii="Times New Roman" w:eastAsia="Times New Roman" w:hAnsi="Times New Roman" w:cs="Times New Roman"/>
         </w:rPr>
         <w:t>• подготовить проектную документацию в виде диаграмм, прототипов и описаний структуры;</w:t>
       </w:r>
     </w:p>
     <w:p>
       <w:pPr>
-        <w:spacing w:before="0" w:after="120" w:line="360" w:lineRule="auto"/>
-        <w:ind w:firstLine="0"/>
-      </w:pPr>
-      <w:r>
-        <w:rPr>
-          <w:rFonts w:ascii="Times New Roman" w:hAnsi="Times New Roman" w:eastAsia="Times New Roman" w:cs="Times New Roman"/>
+        <w:spacing w:after="120" w:line="360" w:lineRule="auto"/>
+      </w:pPr>
+      <w:r>
+        <w:rPr>
+          <w:rFonts w:ascii="Times New Roman" w:eastAsia="Times New Roman" w:hAnsi="Times New Roman" w:cs="Times New Roman"/>
         </w:rPr>
         <w:t>• провести тестирование ключевых сценариев работы системы.</w:t>
       </w:r>
     </w:p>
     <w:p>
       <w:pPr>
-        <w:spacing w:before="0" w:after="120" w:line="360" w:lineRule="auto"/>
+        <w:spacing w:after="120" w:line="360" w:lineRule="auto"/>
         <w:ind w:firstLine="708"/>
       </w:pPr>
       <w:r>
         <w:rPr>
-          <w:rFonts w:ascii="Times New Roman" w:hAnsi="Times New Roman" w:eastAsia="Times New Roman" w:cs="Times New Roman"/>
+          <w:rFonts w:ascii="Times New Roman" w:eastAsia="Times New Roman" w:hAnsi="Times New Roman" w:cs="Times New Roman"/>
         </w:rPr>
         <w:t>С точки зрения пользователей система ориентирована на две основные роли. Первая роль - покупатель интернет-магазина. Для него важны удобный просмотр каталога, поиск товаров, сохранение корзины, оформление заказа и отслеживание результатов своих действий. Вторая роль - администратор. Для него критичны функции управления товарами, просмотра статистики, обработки заказов и контроля содержимого каталога.</w:t>
       </w:r>
     </w:p>
     <w:p>
       <w:pPr>
-        <w:spacing w:before="0" w:after="120" w:line="360" w:lineRule="auto"/>
+        <w:spacing w:after="120" w:line="360" w:lineRule="auto"/>
         <w:ind w:firstLine="708"/>
       </w:pPr>
       <w:r>
         <w:rPr>
-          <w:rFonts w:ascii="Times New Roman" w:hAnsi="Times New Roman" w:eastAsia="Times New Roman" w:cs="Times New Roman"/>
+          <w:rFonts w:ascii="Times New Roman" w:eastAsia="Times New Roman" w:hAnsi="Times New Roman" w:cs="Times New Roman"/>
         </w:rPr>
         <w:t>Если формализовать задачу в стиле технического задания, то она может быть описана следующим образом: необходимо разработать веб-приложение интернет-магазина косметической продукции с клиентской и серверной частями, обеспечивающее регистрацию пользователей, просмотр и фильтрацию каталога, ведение корзины, оформление заказов, имитацию платежного сценария и администрирование данных.</w:t>
       </w:r>
     </w:p>
     <w:p>
       <w:pPr>
-        <w:spacing w:before="0" w:after="120" w:line="360" w:lineRule="auto"/>
+        <w:spacing w:after="120" w:line="360" w:lineRule="auto"/>
         <w:ind w:firstLine="708"/>
       </w:pPr>
       <w:r>
         <w:rPr>
-          <w:rFonts w:ascii="Times New Roman" w:hAnsi="Times New Roman" w:eastAsia="Times New Roman" w:cs="Times New Roman"/>
-        </w:rPr>
+          <w:rFonts w:ascii="Times New Roman" w:eastAsia="Times New Roman" w:hAnsi="Times New Roman" w:cs="Times New Roman"/>
+        </w:rPr>
+        <w:lastRenderedPageBreak/>
         <w:t>Основной функционал проекта можно описать более подробно. Система должна обеспечивать создание учетной записи, аутентификацию по email и паролю, хранение токенов доступа, загрузку списка товаров, поиск по названию и описанию, фильтрацию по брендам и категориям, просмотр деталей товара, добавление товара в корзину, оформление заказа с адресом доставки, создание платежной записи, просмотр истории заказов и управление заказами со стороны администратора.</w:t>
       </w:r>
     </w:p>
     <w:p>
       <w:pPr>
-        <w:pStyle w:val="heading 1"/>
-        <w:spacing w:before="0" w:after="120" w:line="360" w:lineRule="auto"/>
-        <w:ind w:firstLine="0"/>
         <w:pageBreakBefore/>
-      </w:pPr>
-      <w:r>
-        <w:rPr>
-          <w:rFonts w:ascii="Times New Roman" w:hAnsi="Times New Roman" w:eastAsia="Times New Roman" w:cs="Times New Roman"/>
-        </w:rPr>
+        <w:spacing w:after="120" w:line="360" w:lineRule="auto"/>
+      </w:pPr>
+      <w:r>
+        <w:rPr>
+          <w:rFonts w:ascii="Times New Roman" w:eastAsia="Times New Roman" w:hAnsi="Times New Roman" w:cs="Times New Roman"/>
+        </w:rPr>
+        <w:lastRenderedPageBreak/>
         <w:t>2. Анализ предметной области</w:t>
       </w:r>
     </w:p>
     <w:p>
       <w:pPr>
-        <w:spacing w:before="0" w:after="120" w:line="360" w:lineRule="auto"/>
+        <w:spacing w:after="120" w:line="360" w:lineRule="auto"/>
         <w:ind w:firstLine="708"/>
       </w:pPr>
       <w:r>
         <w:rPr>
-          <w:rFonts w:ascii="Times New Roman" w:hAnsi="Times New Roman" w:eastAsia="Times New Roman" w:cs="Times New Roman"/>
+          <w:rFonts w:ascii="Times New Roman" w:eastAsia="Times New Roman" w:hAnsi="Times New Roman" w:cs="Times New Roman"/>
         </w:rPr>
         <w:t>Электронная коммерция в сфере косметической продукции относится к числу распространенных цифровых сервисов. Пользователь ожидает от такого сервиса понятный интерфейс, быстрый поиск по каталогу, актуальную информацию о наличии товара, возможность сохранить выбранные позиции и выполнить заказ без лишних переходов. Со стороны бизнеса требуется централизованное хранение товаров, возможность изменять каталог, получать данные по заказам и контролировать стадии обработки.</w:t>
       </w:r>
     </w:p>
     <w:p>
       <w:pPr>
-        <w:spacing w:before="0" w:after="120" w:line="360" w:lineRule="auto"/>
+        <w:spacing w:after="120" w:line="360" w:lineRule="auto"/>
         <w:ind w:firstLine="708"/>
       </w:pPr>
       <w:r>
         <w:rPr>
-          <w:rFonts w:ascii="Times New Roman" w:hAnsi="Times New Roman" w:eastAsia="Times New Roman" w:cs="Times New Roman"/>
+          <w:rFonts w:ascii="Times New Roman" w:eastAsia="Times New Roman" w:hAnsi="Times New Roman" w:cs="Times New Roman"/>
         </w:rPr>
         <w:t>Для предметной области интернет-магазина косметики характерны следующие сущности: пользователь, товар, категория, бренд, изображение товара, корзина, заказ, позиция заказа, платеж и отзыв. Каждая из этих сущностей имеет собственный жизненный цикл и набор связей. Например, товар может входить в корзину и в заказы, пользователь может иметь несколько адресов доставки, а заказ связан со статусом и историей его изменения.</w:t>
       </w:r>
     </w:p>
     <w:p>
       <w:pPr>
-        <w:spacing w:before="0" w:after="120" w:line="360" w:lineRule="auto"/>
+        <w:spacing w:after="120" w:line="360" w:lineRule="auto"/>
         <w:ind w:firstLine="708"/>
       </w:pPr>
       <w:r>
         <w:rPr>
-          <w:rFonts w:ascii="Times New Roman" w:hAnsi="Times New Roman" w:eastAsia="Times New Roman" w:cs="Times New Roman"/>
+          <w:rFonts w:ascii="Times New Roman" w:eastAsia="Times New Roman" w:hAnsi="Times New Roman" w:cs="Times New Roman"/>
         </w:rPr>
         <w:t>Проблемы, которые решает система, можно сгруппировать по нескольким направлениям. Во-первых, это структурированное хранение каталога продукции и его поддержка в актуальном состоянии. Во-вторых, это предоставление покупателю единого канала для выбора и заказа товаров. В-третьих, это сокращение ручных действий администратора за счет централизованного управления товарами, пользователями и заказами. В-четвертых, это логическое связывание всех данных в рамках единой информационной модели.</w:t>
       </w:r>
     </w:p>
     <w:p>
       <w:pPr>
-        <w:spacing w:before="0" w:after="120" w:line="360" w:lineRule="auto"/>
+        <w:spacing w:after="120" w:line="360" w:lineRule="auto"/>
         <w:ind w:firstLine="708"/>
       </w:pPr>
       <w:r>
         <w:rPr>
-          <w:rFonts w:ascii="Times New Roman" w:hAnsi="Times New Roman" w:eastAsia="Times New Roman" w:cs="Times New Roman"/>
+          <w:rFonts w:ascii="Times New Roman" w:eastAsia="Times New Roman" w:hAnsi="Times New Roman" w:cs="Times New Roman"/>
         </w:rPr>
         <w:t>Среди аналогов можно выделить стандартные интернет-магазины косметики, маркетплейсы и корпоративные витрины брендов. Однако большинство реальных аналогов обладают избыточным для учебной практики объемом функций: развитой системой маркетинга, программами лояльности, внешними интеграциями, складским учетом и аналитикой. Поэтому в проекте был выбран упрощенный, но завершенный вариант, который позволяет сосредоточиться на ключевых механизмах без перегрузки избыточной логикой.</w:t>
       </w:r>
     </w:p>
     <w:p>
       <w:pPr>
-        <w:spacing w:before="0" w:after="120" w:line="360" w:lineRule="auto"/>
+        <w:spacing w:after="120" w:line="360" w:lineRule="auto"/>
         <w:ind w:firstLine="708"/>
       </w:pPr>
       <w:r>
         <w:rPr>
-          <w:rFonts w:ascii="Times New Roman" w:hAnsi="Times New Roman" w:eastAsia="Times New Roman" w:cs="Times New Roman"/>
+          <w:rFonts w:ascii="Times New Roman" w:eastAsia="Times New Roman" w:hAnsi="Times New Roman" w:cs="Times New Roman"/>
         </w:rPr>
         <w:t>Выбранный подход основан на раздельной реализации frontend и backend. Такой подход отражает актуальную промышленную практику: клиентская часть отвечает за представление и сценарии взаимодействия, а серверная часть - за проверку данных, хранение информации и бизнес-логику. Дополнительным преимуществом является возможность независимого тестирования API и интерфейса.</w:t>
       </w:r>
     </w:p>
     <w:p>
       <w:pPr>
-        <w:spacing w:before="0" w:after="120" w:line="360" w:lineRule="auto"/>
+        <w:spacing w:after="120" w:line="360" w:lineRule="auto"/>
         <w:ind w:firstLine="708"/>
       </w:pPr>
       <w:r>
         <w:rPr>
-          <w:rFonts w:ascii="Times New Roman" w:hAnsi="Times New Roman" w:eastAsia="Times New Roman" w:cs="Times New Roman"/>
+          <w:rFonts w:ascii="Times New Roman" w:eastAsia="Times New Roman" w:hAnsi="Times New Roman" w:cs="Times New Roman"/>
         </w:rPr>
         <w:t>С учетом учебного характера проекта также важно, что выбранный стек технологий сравнительно прозрачен для изучения. FastAPI позволяет быстро реализовывать маршруты и схемы данных, SQLAlchemy формализует модель предметной области, а чистый JavaScript на frontend делает видимым весь путь данных от HTTP-запроса до отображения интерфейса. Поэтому именно такой подход можно считать обоснованным как с инженерной, так и с образовательной точки зрения.</w:t>
       </w:r>
     </w:p>
     <w:p>
       <w:pPr>
-        <w:pStyle w:val="heading 1"/>
-        <w:spacing w:before="0" w:after="120" w:line="360" w:lineRule="auto"/>
-        <w:ind w:firstLine="0"/>
         <w:pageBreakBefore/>
-      </w:pPr>
-      <w:r>
-        <w:rPr>
-          <w:rFonts w:ascii="Times New Roman" w:hAnsi="Times New Roman" w:eastAsia="Times New Roman" w:cs="Times New Roman"/>
-        </w:rPr>
+        <w:spacing w:after="120" w:line="360" w:lineRule="auto"/>
+      </w:pPr>
+      <w:r>
+        <w:rPr>
+          <w:rFonts w:ascii="Times New Roman" w:eastAsia="Times New Roman" w:hAnsi="Times New Roman" w:cs="Times New Roman"/>
+        </w:rPr>
+        <w:lastRenderedPageBreak/>
         <w:t>3. Проектирование системы</w:t>
       </w:r>
     </w:p>
     <w:p>
       <w:pPr>
-        <w:pStyle w:val="heading 2"/>
-        <w:spacing w:before="0" w:after="120" w:line="360" w:lineRule="auto"/>
-        <w:ind w:firstLine="0"/>
-      </w:pPr>
-      <w:r>
-        <w:rPr>
-          <w:rFonts w:ascii="Times New Roman" w:hAnsi="Times New Roman" w:eastAsia="Times New Roman" w:cs="Times New Roman"/>
+        <w:spacing w:after="120" w:line="360" w:lineRule="auto"/>
+      </w:pPr>
+      <w:r>
+        <w:rPr>
+          <w:rFonts w:ascii="Times New Roman" w:eastAsia="Times New Roman" w:hAnsi="Times New Roman" w:cs="Times New Roman"/>
         </w:rPr>
         <w:t>3.1 Архитектурный подход</w:t>
       </w:r>
     </w:p>
     <w:p>
       <w:pPr>
-        <w:spacing w:before="0" w:after="120" w:line="360" w:lineRule="auto"/>
+        <w:spacing w:after="120" w:line="360" w:lineRule="auto"/>
         <w:ind w:firstLine="708"/>
       </w:pPr>
       <w:r>
         <w:rPr>
-          <w:rFonts w:ascii="Times New Roman" w:hAnsi="Times New Roman" w:eastAsia="Times New Roman" w:cs="Times New Roman"/>
+          <w:rFonts w:ascii="Times New Roman" w:eastAsia="Times New Roman" w:hAnsi="Times New Roman" w:cs="Times New Roman"/>
         </w:rPr>
         <w:t>В проекте принята классическая трехуровневая логика взаимодействия компонентов. Первый уровень образует клиентская часть, которая отвечает за отображение витрины магазина, формы входа, корзины и административной панели. Второй уровень составляет backend на FastAPI, принимающий HTTP-запросы, проверяющий права доступа и выполняющий операции над данными. Третий уровень - реляционная база данных, в которой сохраняется состояние системы.</w:t>
       </w:r>
     </w:p>
     <w:p>
       <w:pPr>
-        <w:spacing w:before="0" w:after="120" w:line="360" w:lineRule="auto"/>
+        <w:spacing w:after="120" w:line="360" w:lineRule="auto"/>
         <w:ind w:firstLine="708"/>
       </w:pPr>
       <w:r>
         <w:rPr>
-          <w:rFonts w:ascii="Times New Roman" w:hAnsi="Times New Roman" w:eastAsia="Times New Roman" w:cs="Times New Roman"/>
+          <w:rFonts w:ascii="Times New Roman" w:eastAsia="Times New Roman" w:hAnsi="Times New Roman" w:cs="Times New Roman"/>
         </w:rPr>
         <w:t>На логическом уровне взаимодействие строится следующим образом: пользователь инициирует действия через интерфейс, frontend формирует запросы к API, backend обрабатывает их через маршруты и ORM-модели, после чего возвращает данные в формате JSON. Такой вариант архитектуры удобен для сопровождения, так как каждая часть выполняет строго ограниченную роль.</w:t>
       </w:r>
     </w:p>
     <w:p>
       <w:pPr>
-        <w:pStyle w:val="heading 2"/>
-        <w:spacing w:before="0" w:after="120" w:line="360" w:lineRule="auto"/>
-        <w:ind w:firstLine="0"/>
-      </w:pPr>
-      <w:r>
-        <w:rPr>
-          <w:rFonts w:ascii="Times New Roman" w:hAnsi="Times New Roman" w:eastAsia="Times New Roman" w:cs="Times New Roman"/>
+        <w:spacing w:after="120" w:line="360" w:lineRule="auto"/>
+      </w:pPr>
+      <w:r>
+        <w:rPr>
+          <w:rFonts w:ascii="Times New Roman" w:eastAsia="Times New Roman" w:hAnsi="Times New Roman" w:cs="Times New Roman"/>
         </w:rPr>
         <w:t>3.2 UML-диаграммы</w:t>
       </w:r>
     </w:p>
     <w:p>
       <w:pPr>
-        <w:spacing w:before="0" w:after="120" w:line="360" w:lineRule="auto"/>
+        <w:spacing w:after="120" w:line="360" w:lineRule="auto"/>
         <w:ind w:firstLine="708"/>
       </w:pPr>
       <w:r>
         <w:rPr>
-          <w:rFonts w:ascii="Times New Roman" w:hAnsi="Times New Roman" w:eastAsia="Times New Roman" w:cs="Times New Roman"/>
+          <w:rFonts w:ascii="Times New Roman" w:eastAsia="Times New Roman" w:hAnsi="Times New Roman" w:cs="Times New Roman"/>
         </w:rPr>
         <w:t>В проекте подготовлены диаграммы вариантов использования, диаграмма компонентов и набор диаграмм последовательностей. Эти артефакты позволяют проследить систему на разных уровнях детализации: от ролей и сценариев до последовательности вызовов между компонентами.</w:t>
       </w:r>
     </w:p>
     <w:p>
       <w:pPr>
-        <w:spacing w:before="0" w:after="120" w:line="360" w:lineRule="auto"/>
+        <w:spacing w:after="120" w:line="360" w:lineRule="auto"/>
         <w:ind w:firstLine="708"/>
       </w:pPr>
       <w:r>
         <w:rPr>
-          <w:rFonts w:ascii="Times New Roman" w:hAnsi="Times New Roman" w:eastAsia="Times New Roman" w:cs="Times New Roman"/>
+          <w:rFonts w:ascii="Times New Roman" w:eastAsia="Times New Roman" w:hAnsi="Times New Roman" w:cs="Times New Roman"/>
         </w:rPr>
         <w:t>Диаграмма вариантов использования отражает действия гостя, зарегистрированного покупателя и администратора. Гость может знакомиться с каталогом и переходить к авторизации, покупатель работает с корзиной, заказами и оплатой, а администратор управляет содержимым каталога и заказами. Диаграмма компонентов показывает разделение на frontend, backend, сервисы сериализации и уровень базы данных.</w:t>
       </w:r>
     </w:p>
     <w:p>
       <w:pPr>
-        <w:spacing w:before="0" w:after="120" w:line="360" w:lineRule="auto"/>
+        <w:spacing w:after="120" w:line="360" w:lineRule="auto"/>
         <w:ind w:firstLine="708"/>
       </w:pPr>
       <w:r>
         <w:rPr>
-          <w:rFonts w:ascii="Times New Roman" w:hAnsi="Times New Roman" w:eastAsia="Times New Roman" w:cs="Times New Roman"/>
+          <w:rFonts w:ascii="Times New Roman" w:eastAsia="Times New Roman" w:hAnsi="Times New Roman" w:cs="Times New Roman"/>
         </w:rPr>
         <w:t>Особую ценность представляют диаграммы последовательностей. Они демонстрируют, как пользовательские действия превращаются в последовательность сетевых запросов и внутренних операций. Например, сценарий оформления заказа включает получение корзины, валидацию содержимого, создание адреса, запись заказа, перенос позиций из корзины в состав заказа и формирование платежной записи.</w:t>
       </w:r>
     </w:p>
     <w:p>
       <w:pPr>
-        <w:spacing w:before="0" w:after="120" w:line="360" w:lineRule="auto"/>
-        <w:ind w:firstLine="0"/>
+        <w:spacing w:after="120" w:line="240" w:lineRule="auto"/>
         <w:jc w:val="center"/>
       </w:pPr>
       <w:r>
         <w:rPr>
-          <w:rFonts w:ascii="Times New Roman" w:hAnsi="Times New Roman" w:eastAsia="Times New Roman" w:cs="Times New Roman"/>
-          <w:b/>
-          <w:bCs/>
-          <w:color w:val="FF0000"/>
-          <w:sz w:val="32"/>
-          <w:szCs w:val="32"/>
-        </w:rPr>
-        <w:t>ВСТАВИТЬ UML-ДИАГРАММЫ ИЗ docs/usecase-diagram.drawio, docs/component-diagram.drawio И tasks/3_Diagramms/seq-*.puml</w:t>
-      </w:r>
-    </w:p>
-    <w:p>
-      <w:pPr>
-        <w:spacing w:before="0" w:after="120" w:line="360" w:lineRule="auto"/>
+          <w:noProof/>
+        </w:rPr>
+        <w:lastRenderedPageBreak/>
+        <w:drawing>
+          <wp:inline distT="0" distB="0" distL="0" distR="0" wp14:anchorId="064102DB" wp14:editId="071738E5">
+            <wp:extent cx="5029200" cy="3692366"/>
+            <wp:effectExtent l="0" t="0" r="0" b="0"/>
+            <wp:docPr id="1" name="image_report_1.png"/>
+            <wp:cNvGraphicFramePr>
+              <a:graphicFrameLocks xmlns:a="http://schemas.openxmlformats.org/drawingml/2006/main" noChangeAspect="1"/>
+            </wp:cNvGraphicFramePr>
+            <a:graphic xmlns:a="http://schemas.openxmlformats.org/drawingml/2006/main">
+              <a:graphicData uri="http://schemas.openxmlformats.org/drawingml/2006/picture">
+                <pic:pic xmlns:pic="http://schemas.openxmlformats.org/drawingml/2006/picture">
+                  <pic:nvPicPr>
+                    <pic:cNvPr id="0" name="image_report_1.png"/>
+                    <pic:cNvPicPr/>
+                  </pic:nvPicPr>
+                  <pic:blipFill>
+                    <a:blip r:embed="rId7"/>
+                    <a:stretch>
+                      <a:fillRect/>
+                    </a:stretch>
+                  </pic:blipFill>
+                  <pic:spPr>
+                    <a:xfrm>
+                      <a:off x="0" y="0"/>
+                      <a:ext cx="5029200" cy="3692366"/>
+                    </a:xfrm>
+                    <a:prstGeom prst="rect">
+                      <a:avLst/>
+                    </a:prstGeom>
+                  </pic:spPr>
+                </pic:pic>
+              </a:graphicData>
+            </a:graphic>
+          </wp:inline>
+        </w:drawing>
+      </w:r>
+    </w:p>
+    <w:p>
+      <w:pPr>
+        <w:spacing w:after="120" w:line="240" w:lineRule="auto"/>
+        <w:jc w:val="center"/>
+      </w:pPr>
+      <w:r>
+        <w:rPr>
+          <w:rFonts w:ascii="Times New Roman" w:eastAsia="Times New Roman" w:hAnsi="Times New Roman" w:cs="Times New Roman"/>
+          <w:sz w:val="24"/>
+          <w:szCs w:val="24"/>
+        </w:rPr>
+        <w:t>Рисунок 1: Диаграмма вариантов использования</w:t>
+      </w:r>
+    </w:p>
+    <w:p>
+      <w:pPr>
+        <w:spacing w:after="120" w:line="240" w:lineRule="auto"/>
+      </w:pPr>
+    </w:p>
+    <w:p>
+      <w:pPr>
+        <w:spacing w:after="120" w:line="240" w:lineRule="auto"/>
+        <w:jc w:val="center"/>
+      </w:pPr>
+      <w:r>
+        <w:rPr>
+          <w:noProof/>
+        </w:rPr>
+        <w:drawing>
+          <wp:inline distT="0" distB="0" distL="0" distR="0" wp14:anchorId="20EE588C" wp14:editId="72C7C4E7">
+            <wp:extent cx="5029200" cy="3727303"/>
+            <wp:effectExtent l="0" t="0" r="0" b="0"/>
+            <wp:docPr id="2" name="image_report_2.png"/>
+            <wp:cNvGraphicFramePr>
+              <a:graphicFrameLocks xmlns:a="http://schemas.openxmlformats.org/drawingml/2006/main" noChangeAspect="1"/>
+            </wp:cNvGraphicFramePr>
+            <a:graphic xmlns:a="http://schemas.openxmlformats.org/drawingml/2006/main">
+              <a:graphicData uri="http://schemas.openxmlformats.org/drawingml/2006/picture">
+                <pic:pic xmlns:pic="http://schemas.openxmlformats.org/drawingml/2006/picture">
+                  <pic:nvPicPr>
+                    <pic:cNvPr id="0" name="image_report_2.png"/>
+                    <pic:cNvPicPr/>
+                  </pic:nvPicPr>
+                  <pic:blipFill>
+                    <a:blip r:embed="rId8"/>
+                    <a:stretch>
+                      <a:fillRect/>
+                    </a:stretch>
+                  </pic:blipFill>
+                  <pic:spPr>
+                    <a:xfrm>
+                      <a:off x="0" y="0"/>
+                      <a:ext cx="5029200" cy="3727303"/>
+                    </a:xfrm>
+                    <a:prstGeom prst="rect">
+                      <a:avLst/>
+                    </a:prstGeom>
+                  </pic:spPr>
+                </pic:pic>
+              </a:graphicData>
+            </a:graphic>
+          </wp:inline>
+        </w:drawing>
+      </w:r>
+    </w:p>
+    <w:p>
+      <w:pPr>
+        <w:spacing w:after="120" w:line="240" w:lineRule="auto"/>
+        <w:jc w:val="center"/>
+      </w:pPr>
+      <w:r>
+        <w:rPr>
+          <w:rFonts w:ascii="Times New Roman" w:eastAsia="Times New Roman" w:hAnsi="Times New Roman" w:cs="Times New Roman"/>
+          <w:sz w:val="24"/>
+          <w:szCs w:val="24"/>
+        </w:rPr>
+        <w:t>Рисунок 2: Диаграмма компонентов</w:t>
+      </w:r>
+    </w:p>
+    <w:p>
+      <w:pPr>
+        <w:spacing w:after="120" w:line="240" w:lineRule="auto"/>
+      </w:pPr>
+    </w:p>
+    <w:p>
+      <w:pPr>
+        <w:spacing w:after="120" w:line="240" w:lineRule="auto"/>
+        <w:jc w:val="center"/>
+      </w:pPr>
+      <w:r>
+        <w:rPr>
+          <w:noProof/>
+        </w:rPr>
+        <w:lastRenderedPageBreak/>
+        <w:drawing>
+          <wp:inline distT="0" distB="0" distL="0" distR="0" wp14:anchorId="74D9CE25" wp14:editId="62C667F0">
+            <wp:extent cx="5029200" cy="3186888"/>
+            <wp:effectExtent l="0" t="0" r="0" b="0"/>
+            <wp:docPr id="3" name="image_report_3.png"/>
+            <wp:cNvGraphicFramePr>
+              <a:graphicFrameLocks xmlns:a="http://schemas.openxmlformats.org/drawingml/2006/main" noChangeAspect="1"/>
+            </wp:cNvGraphicFramePr>
+            <a:graphic xmlns:a="http://schemas.openxmlformats.org/drawingml/2006/main">
+              <a:graphicData uri="http://schemas.openxmlformats.org/drawingml/2006/picture">
+                <pic:pic xmlns:pic="http://schemas.openxmlformats.org/drawingml/2006/picture">
+                  <pic:nvPicPr>
+                    <pic:cNvPr id="0" name="image_report_3.png"/>
+                    <pic:cNvPicPr/>
+                  </pic:nvPicPr>
+                  <pic:blipFill>
+                    <a:blip r:embed="rId9"/>
+                    <a:stretch>
+                      <a:fillRect/>
+                    </a:stretch>
+                  </pic:blipFill>
+                  <pic:spPr>
+                    <a:xfrm>
+                      <a:off x="0" y="0"/>
+                      <a:ext cx="5029200" cy="3186888"/>
+                    </a:xfrm>
+                    <a:prstGeom prst="rect">
+                      <a:avLst/>
+                    </a:prstGeom>
+                  </pic:spPr>
+                </pic:pic>
+              </a:graphicData>
+            </a:graphic>
+          </wp:inline>
+        </w:drawing>
+      </w:r>
+    </w:p>
+    <w:p>
+      <w:pPr>
+        <w:spacing w:after="120" w:line="240" w:lineRule="auto"/>
+        <w:jc w:val="center"/>
+      </w:pPr>
+      <w:r>
+        <w:rPr>
+          <w:rFonts w:ascii="Times New Roman" w:eastAsia="Times New Roman" w:hAnsi="Times New Roman" w:cs="Times New Roman"/>
+          <w:sz w:val="24"/>
+          <w:szCs w:val="24"/>
+        </w:rPr>
+        <w:t>Рисунок 3: Диаграмма последовательности регистрации пользователя</w:t>
+      </w:r>
+    </w:p>
+    <w:p>
+      <w:pPr>
+        <w:spacing w:after="120" w:line="240" w:lineRule="auto"/>
+      </w:pPr>
+    </w:p>
+    <w:p>
+      <w:pPr>
+        <w:spacing w:after="120" w:line="240" w:lineRule="auto"/>
+        <w:jc w:val="center"/>
+      </w:pPr>
+      <w:r>
+        <w:rPr>
+          <w:noProof/>
+        </w:rPr>
+        <w:lastRenderedPageBreak/>
+        <w:drawing>
+          <wp:inline distT="0" distB="0" distL="0" distR="0" wp14:anchorId="708E3DD2" wp14:editId="1BE6A71D">
+            <wp:extent cx="5029200" cy="7014090"/>
+            <wp:effectExtent l="0" t="0" r="0" b="0"/>
+            <wp:docPr id="4" name="image_report_4.png"/>
+            <wp:cNvGraphicFramePr>
+              <a:graphicFrameLocks xmlns:a="http://schemas.openxmlformats.org/drawingml/2006/main" noChangeAspect="1"/>
+            </wp:cNvGraphicFramePr>
+            <a:graphic xmlns:a="http://schemas.openxmlformats.org/drawingml/2006/main">
+              <a:graphicData uri="http://schemas.openxmlformats.org/drawingml/2006/picture">
+                <pic:pic xmlns:pic="http://schemas.openxmlformats.org/drawingml/2006/picture">
+                  <pic:nvPicPr>
+                    <pic:cNvPr id="0" name="image_report_4.png"/>
+                    <pic:cNvPicPr/>
+                  </pic:nvPicPr>
+                  <pic:blipFill>
+                    <a:blip r:embed="rId10"/>
+                    <a:stretch>
+                      <a:fillRect/>
+                    </a:stretch>
+                  </pic:blipFill>
+                  <pic:spPr>
+                    <a:xfrm>
+                      <a:off x="0" y="0"/>
+                      <a:ext cx="5029200" cy="7014090"/>
+                    </a:xfrm>
+                    <a:prstGeom prst="rect">
+                      <a:avLst/>
+                    </a:prstGeom>
+                  </pic:spPr>
+                </pic:pic>
+              </a:graphicData>
+            </a:graphic>
+          </wp:inline>
+        </w:drawing>
+      </w:r>
+    </w:p>
+    <w:p>
+      <w:pPr>
+        <w:spacing w:after="120" w:line="240" w:lineRule="auto"/>
+        <w:jc w:val="center"/>
+      </w:pPr>
+      <w:r>
+        <w:rPr>
+          <w:rFonts w:ascii="Times New Roman" w:eastAsia="Times New Roman" w:hAnsi="Times New Roman" w:cs="Times New Roman"/>
+          <w:sz w:val="24"/>
+          <w:szCs w:val="24"/>
+        </w:rPr>
+        <w:t>Рисунок 4: Диаграмма последовательности авторизации JWT</w:t>
+      </w:r>
+    </w:p>
+    <w:p>
+      <w:pPr>
+        <w:spacing w:after="120" w:line="240" w:lineRule="auto"/>
+      </w:pPr>
+    </w:p>
+    <w:p>
+      <w:pPr>
+        <w:spacing w:after="120" w:line="240" w:lineRule="auto"/>
+        <w:jc w:val="center"/>
+      </w:pPr>
+      <w:r>
+        <w:rPr>
+          <w:noProof/>
+        </w:rPr>
+        <w:lastRenderedPageBreak/>
+        <w:drawing>
+          <wp:inline distT="0" distB="0" distL="0" distR="0" wp14:anchorId="7AA5C6E4" wp14:editId="44CC2458">
+            <wp:extent cx="5029200" cy="4309092"/>
+            <wp:effectExtent l="0" t="0" r="0" b="0"/>
+            <wp:docPr id="5" name="image_report_5.png"/>
+            <wp:cNvGraphicFramePr>
+              <a:graphicFrameLocks xmlns:a="http://schemas.openxmlformats.org/drawingml/2006/main" noChangeAspect="1"/>
+            </wp:cNvGraphicFramePr>
+            <a:graphic xmlns:a="http://schemas.openxmlformats.org/drawingml/2006/main">
+              <a:graphicData uri="http://schemas.openxmlformats.org/drawingml/2006/picture">
+                <pic:pic xmlns:pic="http://schemas.openxmlformats.org/drawingml/2006/picture">
+                  <pic:nvPicPr>
+                    <pic:cNvPr id="0" name="image_report_5.png"/>
+                    <pic:cNvPicPr/>
+                  </pic:nvPicPr>
+                  <pic:blipFill>
+                    <a:blip r:embed="rId11"/>
+                    <a:stretch>
+                      <a:fillRect/>
+                    </a:stretch>
+                  </pic:blipFill>
+                  <pic:spPr>
+                    <a:xfrm>
+                      <a:off x="0" y="0"/>
+                      <a:ext cx="5029200" cy="4309092"/>
+                    </a:xfrm>
+                    <a:prstGeom prst="rect">
+                      <a:avLst/>
+                    </a:prstGeom>
+                  </pic:spPr>
+                </pic:pic>
+              </a:graphicData>
+            </a:graphic>
+          </wp:inline>
+        </w:drawing>
+      </w:r>
+    </w:p>
+    <w:p>
+      <w:pPr>
+        <w:spacing w:after="120" w:line="240" w:lineRule="auto"/>
+        <w:jc w:val="center"/>
+      </w:pPr>
+      <w:r>
+        <w:rPr>
+          <w:rFonts w:ascii="Times New Roman" w:eastAsia="Times New Roman" w:hAnsi="Times New Roman" w:cs="Times New Roman"/>
+          <w:sz w:val="24"/>
+          <w:szCs w:val="24"/>
+        </w:rPr>
+        <w:t>Рисунок 5: Диаграмма последовательности просмотра каталога</w:t>
+      </w:r>
+    </w:p>
+    <w:p>
+      <w:pPr>
+        <w:spacing w:after="120" w:line="240" w:lineRule="auto"/>
+      </w:pPr>
+    </w:p>
+    <w:p>
+      <w:pPr>
+        <w:spacing w:after="120" w:line="240" w:lineRule="auto"/>
+        <w:jc w:val="center"/>
+      </w:pPr>
+      <w:r>
+        <w:rPr>
+          <w:noProof/>
+        </w:rPr>
+        <w:drawing>
+          <wp:inline distT="0" distB="0" distL="0" distR="0" wp14:anchorId="669B2633" wp14:editId="69155162">
+            <wp:extent cx="5029200" cy="3342007"/>
+            <wp:effectExtent l="0" t="0" r="0" b="0"/>
+            <wp:docPr id="6" name="image_report_6.png"/>
+            <wp:cNvGraphicFramePr>
+              <a:graphicFrameLocks xmlns:a="http://schemas.openxmlformats.org/drawingml/2006/main" noChangeAspect="1"/>
+            </wp:cNvGraphicFramePr>
+            <a:graphic xmlns:a="http://schemas.openxmlformats.org/drawingml/2006/main">
+              <a:graphicData uri="http://schemas.openxmlformats.org/drawingml/2006/picture">
+                <pic:pic xmlns:pic="http://schemas.openxmlformats.org/drawingml/2006/picture">
+                  <pic:nvPicPr>
+                    <pic:cNvPr id="0" name="image_report_6.png"/>
+                    <pic:cNvPicPr/>
+                  </pic:nvPicPr>
+                  <pic:blipFill>
+                    <a:blip r:embed="rId12"/>
+                    <a:stretch>
+                      <a:fillRect/>
+                    </a:stretch>
+                  </pic:blipFill>
+                  <pic:spPr>
+                    <a:xfrm>
+                      <a:off x="0" y="0"/>
+                      <a:ext cx="5029200" cy="3342007"/>
+                    </a:xfrm>
+                    <a:prstGeom prst="rect">
+                      <a:avLst/>
+                    </a:prstGeom>
+                  </pic:spPr>
+                </pic:pic>
+              </a:graphicData>
+            </a:graphic>
+          </wp:inline>
+        </w:drawing>
+      </w:r>
+    </w:p>
+    <w:p>
+      <w:pPr>
+        <w:spacing w:after="120" w:line="240" w:lineRule="auto"/>
+        <w:jc w:val="center"/>
+      </w:pPr>
+      <w:r>
+        <w:rPr>
+          <w:rFonts w:ascii="Times New Roman" w:eastAsia="Times New Roman" w:hAnsi="Times New Roman" w:cs="Times New Roman"/>
+          <w:sz w:val="24"/>
+          <w:szCs w:val="24"/>
+        </w:rPr>
+        <w:t>Рисунок 6: Диаграмма последовательности добавления товара в корзину</w:t>
+      </w:r>
+    </w:p>
+    <w:p>
+      <w:pPr>
+        <w:spacing w:after="120" w:line="240" w:lineRule="auto"/>
+      </w:pPr>
+    </w:p>
+    <w:p>
+      <w:pPr>
+        <w:spacing w:after="120" w:line="240" w:lineRule="auto"/>
+        <w:jc w:val="center"/>
+      </w:pPr>
+      <w:r>
+        <w:rPr>
+          <w:noProof/>
+        </w:rPr>
+        <w:lastRenderedPageBreak/>
+        <w:drawing>
+          <wp:inline distT="0" distB="0" distL="0" distR="0" wp14:anchorId="71E01B27" wp14:editId="3D7E9F5A">
+            <wp:extent cx="5029200" cy="3980849"/>
+            <wp:effectExtent l="0" t="0" r="0" b="0"/>
+            <wp:docPr id="7" name="image_report_7.png"/>
+            <wp:cNvGraphicFramePr>
+              <a:graphicFrameLocks xmlns:a="http://schemas.openxmlformats.org/drawingml/2006/main" noChangeAspect="1"/>
+            </wp:cNvGraphicFramePr>
+            <a:graphic xmlns:a="http://schemas.openxmlformats.org/drawingml/2006/main">
+              <a:graphicData uri="http://schemas.openxmlformats.org/drawingml/2006/picture">
+                <pic:pic xmlns:pic="http://schemas.openxmlformats.org/drawingml/2006/picture">
+                  <pic:nvPicPr>
+                    <pic:cNvPr id="0" name="image_report_7.png"/>
+                    <pic:cNvPicPr/>
+                  </pic:nvPicPr>
+                  <pic:blipFill>
+                    <a:blip r:embed="rId13"/>
+                    <a:stretch>
+                      <a:fillRect/>
+                    </a:stretch>
+                  </pic:blipFill>
+                  <pic:spPr>
+                    <a:xfrm>
+                      <a:off x="0" y="0"/>
+                      <a:ext cx="5029200" cy="3980849"/>
+                    </a:xfrm>
+                    <a:prstGeom prst="rect">
+                      <a:avLst/>
+                    </a:prstGeom>
+                  </pic:spPr>
+                </pic:pic>
+              </a:graphicData>
+            </a:graphic>
+          </wp:inline>
+        </w:drawing>
+      </w:r>
+    </w:p>
+    <w:p>
+      <w:pPr>
+        <w:spacing w:after="120" w:line="240" w:lineRule="auto"/>
+        <w:jc w:val="center"/>
+      </w:pPr>
+      <w:r>
+        <w:rPr>
+          <w:rFonts w:ascii="Times New Roman" w:eastAsia="Times New Roman" w:hAnsi="Times New Roman" w:cs="Times New Roman"/>
+          <w:sz w:val="24"/>
+          <w:szCs w:val="24"/>
+        </w:rPr>
+        <w:t>Рисунок 7: Диаграмма последовательности оформления заказа</w:t>
+      </w:r>
+    </w:p>
+    <w:p>
+      <w:pPr>
+        <w:spacing w:after="120" w:line="240" w:lineRule="auto"/>
+      </w:pPr>
+    </w:p>
+    <w:p>
+      <w:pPr>
+        <w:spacing w:after="120" w:line="360" w:lineRule="auto"/>
         <w:ind w:firstLine="708"/>
       </w:pPr>
       <w:r>
         <w:rPr>
-          <w:rFonts w:ascii="Times New Roman" w:hAnsi="Times New Roman" w:eastAsia="Times New Roman" w:cs="Times New Roman"/>
+          <w:rFonts w:ascii="Times New Roman" w:eastAsia="Times New Roman" w:hAnsi="Times New Roman" w:cs="Times New Roman"/>
         </w:rPr>
         <w:t>После вставки диаграмм целесообразно подписать каждую из них и кратко указать ее назначение. Это улучшит навигацию по документу и позволит связать схему с соответствующим разделом описания.</w:t>
       </w:r>
     </w:p>
     <w:p>
       <w:pPr>
-        <w:pStyle w:val="heading 2"/>
-        <w:spacing w:before="0" w:after="120" w:line="360" w:lineRule="auto"/>
-        <w:ind w:firstLine="0"/>
-      </w:pPr>
-      <w:r>
-        <w:rPr>
-          <w:rFonts w:ascii="Times New Roman" w:hAnsi="Times New Roman" w:eastAsia="Times New Roman" w:cs="Times New Roman"/>
+        <w:spacing w:after="120" w:line="360" w:lineRule="auto"/>
+      </w:pPr>
+      <w:r>
+        <w:rPr>
+          <w:rFonts w:ascii="Times New Roman" w:eastAsia="Times New Roman" w:hAnsi="Times New Roman" w:cs="Times New Roman"/>
         </w:rPr>
         <w:t>3.3 Проектирование базы данных</w:t>
       </w:r>
     </w:p>
     <w:p>
       <w:pPr>
-        <w:spacing w:before="0" w:after="120" w:line="360" w:lineRule="auto"/>
+        <w:spacing w:after="120" w:line="360" w:lineRule="auto"/>
         <w:ind w:firstLine="708"/>
       </w:pPr>
       <w:r>
         <w:rPr>
-          <w:rFonts w:ascii="Times New Roman" w:hAnsi="Times New Roman" w:eastAsia="Times New Roman" w:cs="Times New Roman"/>
+          <w:rFonts w:ascii="Times New Roman" w:eastAsia="Times New Roman" w:hAnsi="Times New Roman" w:cs="Times New Roman"/>
         </w:rPr>
         <w:t>Модель данных спроектирована как реляционная и отражает реальные бизнес-объекты интернет-магазина. Центральными сущностями являются пользователь, товар и заказ. Вокруг них строятся вспомогательные сущности, которые обеспечивают полноту функционала: адреса доставки, изображения товаров, корзина, платежи, история статусов, избранное и отзывы.</w:t>
       </w:r>
     </w:p>
     <w:p>
       <w:pPr>
-        <w:spacing w:before="0" w:after="120" w:line="360" w:lineRule="auto"/>
+        <w:spacing w:after="120" w:line="360" w:lineRule="auto"/>
         <w:ind w:firstLine="708"/>
       </w:pPr>
       <w:r>
         <w:rPr>
-          <w:rFonts w:ascii="Times New Roman" w:hAnsi="Times New Roman" w:eastAsia="Times New Roman" w:cs="Times New Roman"/>
+          <w:rFonts w:ascii="Times New Roman" w:eastAsia="Times New Roman" w:hAnsi="Times New Roman" w:cs="Times New Roman"/>
         </w:rPr>
         <w:t>При проектировании схемы были выделены как справочники, так и транзакционные таблицы. Справочники позволяют хранить устойчивые значения, например категории, бренды и статусы. Транзакционные таблицы отражают изменяемые пользовательские действия: содержимое корзины, заказы, платежи и историю состояний. Такое разделение упрощает сопровождение базы и делает данные более консистентными.</w:t>
       </w:r>
     </w:p>
     <w:p>
       <w:pPr>
-        <w:spacing w:before="0" w:after="120" w:line="360" w:lineRule="auto"/>
+        <w:spacing w:after="120" w:line="360" w:lineRule="auto"/>
         <w:ind w:firstLine="708"/>
       </w:pPr>
       <w:r>
         <w:rPr>
-          <w:rFonts w:ascii="Times New Roman" w:hAnsi="Times New Roman" w:eastAsia="Times New Roman" w:cs="Times New Roman"/>
+          <w:rFonts w:ascii="Times New Roman" w:eastAsia="Times New Roman" w:hAnsi="Times New Roman" w:cs="Times New Roman"/>
         </w:rPr>
         <w:t>Для локального режима backend может использовать SQLite, что удобно для демонстрации и быстрого запуска. В составе Docker Compose применяется PostgreSQL, ближе соответствующий реальной эксплуатации веб-приложений. Это решение позволяет сохранить баланс между простотой разработки и практической ориентированностью.</w:t>
       </w:r>
     </w:p>
     <w:p>
       <w:pPr>
-        <w:spacing w:before="0" w:after="120" w:line="360" w:lineRule="auto"/>
-        <w:ind w:firstLine="0"/>
+        <w:spacing w:after="120" w:line="240" w:lineRule="auto"/>
         <w:jc w:val="center"/>
       </w:pPr>
       <w:r>
         <w:rPr>
-          <w:rFonts w:ascii="Times New Roman" w:hAnsi="Times New Roman" w:eastAsia="Times New Roman" w:cs="Times New Roman"/>
-          <w:b/>
-          <w:bCs/>
-          <w:color w:val="FF0000"/>
-          <w:sz w:val="32"/>
-          <w:szCs w:val="32"/>
-        </w:rPr>
-        <w:t>ВСТАВИТЬ ER-ДИАГРАММУ БАЗЫ ДАННЫХ ИЗ docs/DBdocs/diagrams/ ИЛИ tasks/4_ERD for db/ERM.drawio</w:t>
-      </w:r>
-    </w:p>
-    <w:p>
-      <w:pPr>
-        <w:spacing w:before="0" w:after="120" w:line="360" w:lineRule="auto"/>
+          <w:noProof/>
+        </w:rPr>
+        <w:lastRenderedPageBreak/>
+        <w:drawing>
+          <wp:inline distT="0" distB="0" distL="0" distR="0" wp14:anchorId="3DB42706" wp14:editId="4349D72A">
+            <wp:extent cx="5029200" cy="2042023"/>
+            <wp:effectExtent l="0" t="0" r="0" b="0"/>
+            <wp:docPr id="8" name="image_report_8.png"/>
+            <wp:cNvGraphicFramePr>
+              <a:graphicFrameLocks xmlns:a="http://schemas.openxmlformats.org/drawingml/2006/main" noChangeAspect="1"/>
+            </wp:cNvGraphicFramePr>
+            <a:graphic xmlns:a="http://schemas.openxmlformats.org/drawingml/2006/main">
+              <a:graphicData uri="http://schemas.openxmlformats.org/drawingml/2006/picture">
+                <pic:pic xmlns:pic="http://schemas.openxmlformats.org/drawingml/2006/picture">
+                  <pic:nvPicPr>
+                    <pic:cNvPr id="0" name="image_report_8.png"/>
+                    <pic:cNvPicPr/>
+                  </pic:nvPicPr>
+                  <pic:blipFill>
+                    <a:blip r:embed="rId14"/>
+                    <a:stretch>
+                      <a:fillRect/>
+                    </a:stretch>
+                  </pic:blipFill>
+                  <pic:spPr>
+                    <a:xfrm>
+                      <a:off x="0" y="0"/>
+                      <a:ext cx="5029200" cy="2042023"/>
+                    </a:xfrm>
+                    <a:prstGeom prst="rect">
+                      <a:avLst/>
+                    </a:prstGeom>
+                  </pic:spPr>
+                </pic:pic>
+              </a:graphicData>
+            </a:graphic>
+          </wp:inline>
+        </w:drawing>
+      </w:r>
+    </w:p>
+    <w:p>
+      <w:pPr>
+        <w:spacing w:after="120" w:line="240" w:lineRule="auto"/>
+        <w:jc w:val="center"/>
+      </w:pPr>
+      <w:r>
+        <w:rPr>
+          <w:rFonts w:ascii="Times New Roman" w:eastAsia="Times New Roman" w:hAnsi="Times New Roman" w:cs="Times New Roman"/>
+          <w:sz w:val="24"/>
+          <w:szCs w:val="24"/>
+        </w:rPr>
+        <w:t>Рисунок 8: ER-диаграмма базы данных</w:t>
+      </w:r>
+    </w:p>
+    <w:p>
+      <w:pPr>
+        <w:spacing w:after="120" w:line="240" w:lineRule="auto"/>
+      </w:pPr>
+    </w:p>
+    <w:p>
+      <w:pPr>
+        <w:spacing w:after="120" w:line="360" w:lineRule="auto"/>
         <w:ind w:firstLine="708"/>
       </w:pPr>
       <w:r>
         <w:rPr>
-          <w:rFonts w:ascii="Times New Roman" w:hAnsi="Times New Roman" w:eastAsia="Times New Roman" w:cs="Times New Roman"/>
+          <w:rFonts w:ascii="Times New Roman" w:eastAsia="Times New Roman" w:hAnsi="Times New Roman" w:cs="Times New Roman"/>
         </w:rPr>
         <w:t>Описание основных таблиц базы данных представлено в следующей таблице.</w:t>
       </w:r>
     </w:p>
     <w:tbl>
       <w:tblPr>
-        <w:tblStyle w:val="TableGrid"/>
         <w:tblW w:w="0" w:type="auto"/>
         <w:tblBorders>
           <w:top w:val="single" w:sz="8" w:space="0" w:color="000000"/>
@@ -1038,12 +1507,13 @@
           <w:insideH w:val="single" w:sz="8" w:space="0" w:color="000000"/>
           <w:insideV w:val="single" w:sz="8" w:space="0" w:color="000000"/>
         </w:tblBorders>
+        <w:tblLook w:val="04A0" w:firstRow="1" w:lastRow="0" w:firstColumn="1" w:lastColumn="0" w:noHBand="0" w:noVBand="1"/>
       </w:tblPr>
       <w:tblGrid>
-        <w:gridCol w:w="1500"/>
-        <w:gridCol w:w="3200"/>
-        <w:gridCol w:w="3600"/>
-        <w:gridCol w:w="3600"/>
+        <w:gridCol w:w="2014"/>
+        <w:gridCol w:w="2039"/>
+        <w:gridCol w:w="2997"/>
+        <w:gridCol w:w="2285"/>
       </w:tblGrid>
       <w:tr>
         <w:tc>
@@ -1052,15 +1522,13 @@
           </w:tcPr>
           <w:p>
             <w:pPr>
-              <w:spacing w:before="0" w:after="0" w:line="240" w:lineRule="auto"/>
-            </w:pPr>
-            <w:r>
-              <w:rPr>
-                <w:rFonts w:ascii="Times New Roman" w:hAnsi="Times New Roman" w:eastAsia="Times New Roman" w:cs="Times New Roman"/>
+              <w:spacing w:after="0" w:line="240" w:lineRule="auto"/>
+            </w:pPr>
+            <w:r>
+              <w:rPr>
+                <w:rFonts w:ascii="Times New Roman" w:eastAsia="Times New Roman" w:hAnsi="Times New Roman" w:cs="Times New Roman"/>
                 <w:b/>
                 <w:bCs/>
-                <w:sz w:val="22"/>
-                <w:szCs w:val="22"/>
               </w:rPr>
               <w:t>Таблица</w:t>
             </w:r>
@@ -1072,15 +1540,13 @@
           </w:tcPr>
           <w:p>
             <w:pPr>
-              <w:spacing w:before="0" w:after="0" w:line="240" w:lineRule="auto"/>
-            </w:pPr>
-            <w:r>
-              <w:rPr>
-                <w:rFonts w:ascii="Times New Roman" w:hAnsi="Times New Roman" w:eastAsia="Times New Roman" w:cs="Times New Roman"/>
+              <w:spacing w:after="0" w:line="240" w:lineRule="auto"/>
+            </w:pPr>
+            <w:r>
+              <w:rPr>
+                <w:rFonts w:ascii="Times New Roman" w:eastAsia="Times New Roman" w:hAnsi="Times New Roman" w:cs="Times New Roman"/>
                 <w:b/>
                 <w:bCs/>
-                <w:sz w:val="22"/>
-                <w:szCs w:val="22"/>
               </w:rPr>
               <w:t>Назначение</w:t>
             </w:r>
@@ -1092,15 +1558,13 @@
           </w:tcPr>
           <w:p>
             <w:pPr>
-              <w:spacing w:before="0" w:after="0" w:line="240" w:lineRule="auto"/>
-            </w:pPr>
-            <w:r>
-              <w:rPr>
-                <w:rFonts w:ascii="Times New Roman" w:hAnsi="Times New Roman" w:eastAsia="Times New Roman" w:cs="Times New Roman"/>
+              <w:spacing w:after="0" w:line="240" w:lineRule="auto"/>
+            </w:pPr>
+            <w:r>
+              <w:rPr>
+                <w:rFonts w:ascii="Times New Roman" w:eastAsia="Times New Roman" w:hAnsi="Times New Roman" w:cs="Times New Roman"/>
                 <w:b/>
                 <w:bCs/>
-                <w:sz w:val="22"/>
-                <w:szCs w:val="22"/>
               </w:rPr>
               <w:t>Основные поля</w:t>
             </w:r>
@@ -1112,15 +1576,13 @@
           </w:tcPr>
           <w:p>
             <w:pPr>
-              <w:spacing w:before="0" w:after="0" w:line="240" w:lineRule="auto"/>
-            </w:pPr>
-            <w:r>
-              <w:rPr>
-                <w:rFonts w:ascii="Times New Roman" w:hAnsi="Times New Roman" w:eastAsia="Times New Roman" w:cs="Times New Roman"/>
+              <w:spacing w:after="0" w:line="240" w:lineRule="auto"/>
+            </w:pPr>
+            <w:r>
+              <w:rPr>
+                <w:rFonts w:ascii="Times New Roman" w:eastAsia="Times New Roman" w:hAnsi="Times New Roman" w:cs="Times New Roman"/>
                 <w:b/>
                 <w:bCs/>
-                <w:sz w:val="22"/>
-                <w:szCs w:val="22"/>
               </w:rPr>
               <w:t>Связи</w:t>
             </w:r>
@@ -1134,13 +1596,11 @@
           </w:tcPr>
           <w:p>
             <w:pPr>
-              <w:spacing w:before="0" w:after="0" w:line="240" w:lineRule="auto"/>
-            </w:pPr>
-            <w:r>
-              <w:rPr>
-                <w:rFonts w:ascii="Times New Roman" w:hAnsi="Times New Roman" w:eastAsia="Times New Roman" w:cs="Times New Roman"/>
-                <w:sz w:val="22"/>
-                <w:szCs w:val="22"/>
+              <w:spacing w:after="0" w:line="240" w:lineRule="auto"/>
+            </w:pPr>
+            <w:r>
+              <w:rPr>
+                <w:rFonts w:ascii="Times New Roman" w:eastAsia="Times New Roman" w:hAnsi="Times New Roman" w:cs="Times New Roman"/>
               </w:rPr>
               <w:t>users</w:t>
             </w:r>
@@ -1152,13 +1612,11 @@
           </w:tcPr>
           <w:p>
             <w:pPr>
-              <w:spacing w:before="0" w:after="0" w:line="240" w:lineRule="auto"/>
-            </w:pPr>
-            <w:r>
-              <w:rPr>
-                <w:rFonts w:ascii="Times New Roman" w:hAnsi="Times New Roman" w:eastAsia="Times New Roman" w:cs="Times New Roman"/>
-                <w:sz w:val="22"/>
-                <w:szCs w:val="22"/>
+              <w:spacing w:after="0" w:line="240" w:lineRule="auto"/>
+            </w:pPr>
+            <w:r>
+              <w:rPr>
+                <w:rFonts w:ascii="Times New Roman" w:eastAsia="Times New Roman" w:hAnsi="Times New Roman" w:cs="Times New Roman"/>
               </w:rPr>
               <w:t>Учетные записи покупателей и администратора</w:t>
             </w:r>
@@ -1170,13 +1628,11 @@
           </w:tcPr>
           <w:p>
             <w:pPr>
-              <w:spacing w:before="0" w:after="0" w:line="240" w:lineRule="auto"/>
-            </w:pPr>
-            <w:r>
-              <w:rPr>
-                <w:rFonts w:ascii="Times New Roman" w:hAnsi="Times New Roman" w:eastAsia="Times New Roman" w:cs="Times New Roman"/>
-                <w:sz w:val="22"/>
-                <w:szCs w:val="22"/>
+              <w:spacing w:after="0" w:line="240" w:lineRule="auto"/>
+            </w:pPr>
+            <w:r>
+              <w:rPr>
+                <w:rFonts w:ascii="Times New Roman" w:eastAsia="Times New Roman" w:hAnsi="Times New Roman" w:cs="Times New Roman"/>
               </w:rPr>
               <w:t>id, email, password_hash, role, is_active</w:t>
             </w:r>
@@ -1188,13 +1644,11 @@
           </w:tcPr>
           <w:p>
             <w:pPr>
-              <w:spacing w:before="0" w:after="0" w:line="240" w:lineRule="auto"/>
-            </w:pPr>
-            <w:r>
-              <w:rPr>
-                <w:rFonts w:ascii="Times New Roman" w:hAnsi="Times New Roman" w:eastAsia="Times New Roman" w:cs="Times New Roman"/>
-                <w:sz w:val="22"/>
-                <w:szCs w:val="22"/>
+              <w:spacing w:after="0" w:line="240" w:lineRule="auto"/>
+            </w:pPr>
+            <w:r>
+              <w:rPr>
+                <w:rFonts w:ascii="Times New Roman" w:eastAsia="Times New Roman" w:hAnsi="Times New Roman" w:cs="Times New Roman"/>
               </w:rPr>
               <w:t>1:1 с cart, 1:M с user_addresses</w:t>
             </w:r>
@@ -1208,13 +1662,11 @@
           </w:tcPr>
           <w:p>
             <w:pPr>
-              <w:spacing w:before="0" w:after="0" w:line="240" w:lineRule="auto"/>
-            </w:pPr>
-            <w:r>
-              <w:rPr>
-                <w:rFonts w:ascii="Times New Roman" w:hAnsi="Times New Roman" w:eastAsia="Times New Roman" w:cs="Times New Roman"/>
-                <w:sz w:val="22"/>
-                <w:szCs w:val="22"/>
+              <w:spacing w:after="0" w:line="240" w:lineRule="auto"/>
+            </w:pPr>
+            <w:r>
+              <w:rPr>
+                <w:rFonts w:ascii="Times New Roman" w:eastAsia="Times New Roman" w:hAnsi="Times New Roman" w:cs="Times New Roman"/>
               </w:rPr>
               <w:t>user_addresses</w:t>
             </w:r>
@@ -1226,13 +1678,11 @@
           </w:tcPr>
           <w:p>
             <w:pPr>
-              <w:spacing w:before="0" w:after="0" w:line="240" w:lineRule="auto"/>
-            </w:pPr>
-            <w:r>
-              <w:rPr>
-                <w:rFonts w:ascii="Times New Roman" w:hAnsi="Times New Roman" w:eastAsia="Times New Roman" w:cs="Times New Roman"/>
-                <w:sz w:val="22"/>
-                <w:szCs w:val="22"/>
+              <w:spacing w:after="0" w:line="240" w:lineRule="auto"/>
+            </w:pPr>
+            <w:r>
+              <w:rPr>
+                <w:rFonts w:ascii="Times New Roman" w:eastAsia="Times New Roman" w:hAnsi="Times New Roman" w:cs="Times New Roman"/>
               </w:rPr>
               <w:t>Адреса доставки и контактные данные</w:t>
             </w:r>
@@ -1244,13 +1694,11 @@
           </w:tcPr>
           <w:p>
             <w:pPr>
-              <w:spacing w:before="0" w:after="0" w:line="240" w:lineRule="auto"/>
-            </w:pPr>
-            <w:r>
-              <w:rPr>
-                <w:rFonts w:ascii="Times New Roman" w:hAnsi="Times New Roman" w:eastAsia="Times New Roman" w:cs="Times New Roman"/>
-                <w:sz w:val="22"/>
-                <w:szCs w:val="22"/>
+              <w:spacing w:after="0" w:line="240" w:lineRule="auto"/>
+            </w:pPr>
+            <w:r>
+              <w:rPr>
+                <w:rFonts w:ascii="Times New Roman" w:eastAsia="Times New Roman" w:hAnsi="Times New Roman" w:cs="Times New Roman"/>
               </w:rPr>
               <w:t>id, user_id, full_name, phone, country, city, commune, address_line1, postal_code</w:t>
             </w:r>
@@ -1262,13 +1710,11 @@
           </w:tcPr>
           <w:p>
             <w:pPr>
-              <w:spacing w:before="0" w:after="0" w:line="240" w:lineRule="auto"/>
-            </w:pPr>
-            <w:r>
-              <w:rPr>
-                <w:rFonts w:ascii="Times New Roman" w:hAnsi="Times New Roman" w:eastAsia="Times New Roman" w:cs="Times New Roman"/>
-                <w:sz w:val="22"/>
-                <w:szCs w:val="22"/>
+              <w:spacing w:after="0" w:line="240" w:lineRule="auto"/>
+            </w:pPr>
+            <w:r>
+              <w:rPr>
+                <w:rFonts w:ascii="Times New Roman" w:eastAsia="Times New Roman" w:hAnsi="Times New Roman" w:cs="Times New Roman"/>
               </w:rPr>
               <w:t>M:1 к users, используется в orders</w:t>
             </w:r>
@@ -1282,13 +1728,11 @@
           </w:tcPr>
           <w:p>
             <w:pPr>
-              <w:spacing w:before="0" w:after="0" w:line="240" w:lineRule="auto"/>
-            </w:pPr>
-            <w:r>
-              <w:rPr>
-                <w:rFonts w:ascii="Times New Roman" w:hAnsi="Times New Roman" w:eastAsia="Times New Roman" w:cs="Times New Roman"/>
-                <w:sz w:val="22"/>
-                <w:szCs w:val="22"/>
+              <w:spacing w:after="0" w:line="240" w:lineRule="auto"/>
+            </w:pPr>
+            <w:r>
+              <w:rPr>
+                <w:rFonts w:ascii="Times New Roman" w:eastAsia="Times New Roman" w:hAnsi="Times New Roman" w:cs="Times New Roman"/>
               </w:rPr>
               <w:t>categories</w:t>
             </w:r>
@@ -1300,13 +1744,11 @@
           </w:tcPr>
           <w:p>
             <w:pPr>
-              <w:spacing w:before="0" w:after="0" w:line="240" w:lineRule="auto"/>
-            </w:pPr>
-            <w:r>
-              <w:rPr>
-                <w:rFonts w:ascii="Times New Roman" w:hAnsi="Times New Roman" w:eastAsia="Times New Roman" w:cs="Times New Roman"/>
-                <w:sz w:val="22"/>
-                <w:szCs w:val="22"/>
+              <w:spacing w:after="0" w:line="240" w:lineRule="auto"/>
+            </w:pPr>
+            <w:r>
+              <w:rPr>
+                <w:rFonts w:ascii="Times New Roman" w:eastAsia="Times New Roman" w:hAnsi="Times New Roman" w:cs="Times New Roman"/>
               </w:rPr>
               <w:t>Категории косметической продукции</w:t>
             </w:r>
@@ -1318,13 +1760,11 @@
           </w:tcPr>
           <w:p>
             <w:pPr>
-              <w:spacing w:before="0" w:after="0" w:line="240" w:lineRule="auto"/>
-            </w:pPr>
-            <w:r>
-              <w:rPr>
-                <w:rFonts w:ascii="Times New Roman" w:hAnsi="Times New Roman" w:eastAsia="Times New Roman" w:cs="Times New Roman"/>
-                <w:sz w:val="22"/>
-                <w:szCs w:val="22"/>
+              <w:spacing w:after="0" w:line="240" w:lineRule="auto"/>
+            </w:pPr>
+            <w:r>
+              <w:rPr>
+                <w:rFonts w:ascii="Times New Roman" w:eastAsia="Times New Roman" w:hAnsi="Times New Roman" w:cs="Times New Roman"/>
               </w:rPr>
               <w:t>id, name</w:t>
             </w:r>
@@ -1336,13 +1776,11 @@
           </w:tcPr>
           <w:p>
             <w:pPr>
-              <w:spacing w:before="0" w:after="0" w:line="240" w:lineRule="auto"/>
-            </w:pPr>
-            <w:r>
-              <w:rPr>
-                <w:rFonts w:ascii="Times New Roman" w:hAnsi="Times New Roman" w:eastAsia="Times New Roman" w:cs="Times New Roman"/>
-                <w:sz w:val="22"/>
-                <w:szCs w:val="22"/>
+              <w:spacing w:after="0" w:line="240" w:lineRule="auto"/>
+            </w:pPr>
+            <w:r>
+              <w:rPr>
+                <w:rFonts w:ascii="Times New Roman" w:eastAsia="Times New Roman" w:hAnsi="Times New Roman" w:cs="Times New Roman"/>
               </w:rPr>
               <w:t>1:M с products</w:t>
             </w:r>
@@ -1356,13 +1794,11 @@
           </w:tcPr>
           <w:p>
             <w:pPr>
-              <w:spacing w:before="0" w:after="0" w:line="240" w:lineRule="auto"/>
-            </w:pPr>
-            <w:r>
-              <w:rPr>
-                <w:rFonts w:ascii="Times New Roman" w:hAnsi="Times New Roman" w:eastAsia="Times New Roman" w:cs="Times New Roman"/>
-                <w:sz w:val="22"/>
-                <w:szCs w:val="22"/>
+              <w:spacing w:after="0" w:line="240" w:lineRule="auto"/>
+            </w:pPr>
+            <w:r>
+              <w:rPr>
+                <w:rFonts w:ascii="Times New Roman" w:eastAsia="Times New Roman" w:hAnsi="Times New Roman" w:cs="Times New Roman"/>
               </w:rPr>
               <w:t>brands</w:t>
             </w:r>
@@ -1374,13 +1810,11 @@
           </w:tcPr>
           <w:p>
             <w:pPr>
-              <w:spacing w:before="0" w:after="0" w:line="240" w:lineRule="auto"/>
-            </w:pPr>
-            <w:r>
-              <w:rPr>
-                <w:rFonts w:ascii="Times New Roman" w:hAnsi="Times New Roman" w:eastAsia="Times New Roman" w:cs="Times New Roman"/>
-                <w:sz w:val="22"/>
-                <w:szCs w:val="22"/>
+              <w:spacing w:after="0" w:line="240" w:lineRule="auto"/>
+            </w:pPr>
+            <w:r>
+              <w:rPr>
+                <w:rFonts w:ascii="Times New Roman" w:eastAsia="Times New Roman" w:hAnsi="Times New Roman" w:cs="Times New Roman"/>
               </w:rPr>
               <w:t>Бренды и производители</w:t>
             </w:r>
@@ -1392,13 +1826,11 @@
           </w:tcPr>
           <w:p>
             <w:pPr>
-              <w:spacing w:before="0" w:after="0" w:line="240" w:lineRule="auto"/>
-            </w:pPr>
-            <w:r>
-              <w:rPr>
-                <w:rFonts w:ascii="Times New Roman" w:hAnsi="Times New Roman" w:eastAsia="Times New Roman" w:cs="Times New Roman"/>
-                <w:sz w:val="22"/>
-                <w:szCs w:val="22"/>
+              <w:spacing w:after="0" w:line="240" w:lineRule="auto"/>
+            </w:pPr>
+            <w:r>
+              <w:rPr>
+                <w:rFonts w:ascii="Times New Roman" w:eastAsia="Times New Roman" w:hAnsi="Times New Roman" w:cs="Times New Roman"/>
               </w:rPr>
               <w:t>id, name</w:t>
             </w:r>
@@ -1410,13 +1842,11 @@
           </w:tcPr>
           <w:p>
             <w:pPr>
-              <w:spacing w:before="0" w:after="0" w:line="240" w:lineRule="auto"/>
-            </w:pPr>
-            <w:r>
-              <w:rPr>
-                <w:rFonts w:ascii="Times New Roman" w:hAnsi="Times New Roman" w:eastAsia="Times New Roman" w:cs="Times New Roman"/>
-                <w:sz w:val="22"/>
-                <w:szCs w:val="22"/>
+              <w:spacing w:after="0" w:line="240" w:lineRule="auto"/>
+            </w:pPr>
+            <w:r>
+              <w:rPr>
+                <w:rFonts w:ascii="Times New Roman" w:eastAsia="Times New Roman" w:hAnsi="Times New Roman" w:cs="Times New Roman"/>
               </w:rPr>
               <w:t>1:M с products</w:t>
             </w:r>
@@ -1430,13 +1860,11 @@
           </w:tcPr>
           <w:p>
             <w:pPr>
-              <w:spacing w:before="0" w:after="0" w:line="240" w:lineRule="auto"/>
-            </w:pPr>
-            <w:r>
-              <w:rPr>
-                <w:rFonts w:ascii="Times New Roman" w:hAnsi="Times New Roman" w:eastAsia="Times New Roman" w:cs="Times New Roman"/>
-                <w:sz w:val="22"/>
-                <w:szCs w:val="22"/>
+              <w:spacing w:after="0" w:line="240" w:lineRule="auto"/>
+            </w:pPr>
+            <w:r>
+              <w:rPr>
+                <w:rFonts w:ascii="Times New Roman" w:eastAsia="Times New Roman" w:hAnsi="Times New Roman" w:cs="Times New Roman"/>
               </w:rPr>
               <w:t>products</w:t>
             </w:r>
@@ -1448,13 +1876,11 @@
           </w:tcPr>
           <w:p>
             <w:pPr>
-              <w:spacing w:before="0" w:after="0" w:line="240" w:lineRule="auto"/>
-            </w:pPr>
-            <w:r>
-              <w:rPr>
-                <w:rFonts w:ascii="Times New Roman" w:hAnsi="Times New Roman" w:eastAsia="Times New Roman" w:cs="Times New Roman"/>
-                <w:sz w:val="22"/>
-                <w:szCs w:val="22"/>
+              <w:spacing w:after="0" w:line="240" w:lineRule="auto"/>
+            </w:pPr>
+            <w:r>
+              <w:rPr>
+                <w:rFonts w:ascii="Times New Roman" w:eastAsia="Times New Roman" w:hAnsi="Times New Roman" w:cs="Times New Roman"/>
               </w:rPr>
               <w:t>Карточки товаров каталога</w:t>
             </w:r>
@@ -1466,13 +1892,11 @@
           </w:tcPr>
           <w:p>
             <w:pPr>
-              <w:spacing w:before="0" w:after="0" w:line="240" w:lineRule="auto"/>
-            </w:pPr>
-            <w:r>
-              <w:rPr>
-                <w:rFonts w:ascii="Times New Roman" w:hAnsi="Times New Roman" w:eastAsia="Times New Roman" w:cs="Times New Roman"/>
-                <w:sz w:val="22"/>
-                <w:szCs w:val="22"/>
+              <w:spacing w:after="0" w:line="240" w:lineRule="auto"/>
+            </w:pPr>
+            <w:r>
+              <w:rPr>
+                <w:rFonts w:ascii="Times New Roman" w:eastAsia="Times New Roman" w:hAnsi="Times New Roman" w:cs="Times New Roman"/>
               </w:rPr>
               <w:t>id, name, category_id, brand_id, description, amount, price_cents, is_active</w:t>
             </w:r>
@@ -1484,13 +1908,11 @@
           </w:tcPr>
           <w:p>
             <w:pPr>
-              <w:spacing w:before="0" w:after="0" w:line="240" w:lineRule="auto"/>
-            </w:pPr>
-            <w:r>
-              <w:rPr>
-                <w:rFonts w:ascii="Times New Roman" w:hAnsi="Times New Roman" w:eastAsia="Times New Roman" w:cs="Times New Roman"/>
-                <w:sz w:val="22"/>
-                <w:szCs w:val="22"/>
+              <w:spacing w:after="0" w:line="240" w:lineRule="auto"/>
+            </w:pPr>
+            <w:r>
+              <w:rPr>
+                <w:rFonts w:ascii="Times New Roman" w:eastAsia="Times New Roman" w:hAnsi="Times New Roman" w:cs="Times New Roman"/>
               </w:rPr>
               <w:t>M:1 к categories и brands; 1:M с product_images</w:t>
             </w:r>
@@ -1504,13 +1926,11 @@
           </w:tcPr>
           <w:p>
             <w:pPr>
-              <w:spacing w:before="0" w:after="0" w:line="240" w:lineRule="auto"/>
-            </w:pPr>
-            <w:r>
-              <w:rPr>
-                <w:rFonts w:ascii="Times New Roman" w:hAnsi="Times New Roman" w:eastAsia="Times New Roman" w:cs="Times New Roman"/>
-                <w:sz w:val="22"/>
-                <w:szCs w:val="22"/>
+              <w:spacing w:after="0" w:line="240" w:lineRule="auto"/>
+            </w:pPr>
+            <w:r>
+              <w:rPr>
+                <w:rFonts w:ascii="Times New Roman" w:eastAsia="Times New Roman" w:hAnsi="Times New Roman" w:cs="Times New Roman"/>
               </w:rPr>
               <w:t>product_images</w:t>
             </w:r>
@@ -1522,13 +1942,11 @@
           </w:tcPr>
           <w:p>
             <w:pPr>
-              <w:spacing w:before="0" w:after="0" w:line="240" w:lineRule="auto"/>
-            </w:pPr>
-            <w:r>
-              <w:rPr>
-                <w:rFonts w:ascii="Times New Roman" w:hAnsi="Times New Roman" w:eastAsia="Times New Roman" w:cs="Times New Roman"/>
-                <w:sz w:val="22"/>
-                <w:szCs w:val="22"/>
+              <w:spacing w:after="0" w:line="240" w:lineRule="auto"/>
+            </w:pPr>
+            <w:r>
+              <w:rPr>
+                <w:rFonts w:ascii="Times New Roman" w:eastAsia="Times New Roman" w:hAnsi="Times New Roman" w:cs="Times New Roman"/>
               </w:rPr>
               <w:t>Набор изображений товара</w:t>
             </w:r>
@@ -1540,13 +1958,11 @@
           </w:tcPr>
           <w:p>
             <w:pPr>
-              <w:spacing w:before="0" w:after="0" w:line="240" w:lineRule="auto"/>
-            </w:pPr>
-            <w:r>
-              <w:rPr>
-                <w:rFonts w:ascii="Times New Roman" w:hAnsi="Times New Roman" w:eastAsia="Times New Roman" w:cs="Times New Roman"/>
-                <w:sz w:val="22"/>
-                <w:szCs w:val="22"/>
+              <w:spacing w:after="0" w:line="240" w:lineRule="auto"/>
+            </w:pPr>
+            <w:r>
+              <w:rPr>
+                <w:rFonts w:ascii="Times New Roman" w:eastAsia="Times New Roman" w:hAnsi="Times New Roman" w:cs="Times New Roman"/>
               </w:rPr>
               <w:t>id, product_id, image_path, sort_order</w:t>
             </w:r>
@@ -1558,13 +1974,11 @@
           </w:tcPr>
           <w:p>
             <w:pPr>
-              <w:spacing w:before="0" w:after="0" w:line="240" w:lineRule="auto"/>
-            </w:pPr>
-            <w:r>
-              <w:rPr>
-                <w:rFonts w:ascii="Times New Roman" w:hAnsi="Times New Roman" w:eastAsia="Times New Roman" w:cs="Times New Roman"/>
-                <w:sz w:val="22"/>
-                <w:szCs w:val="22"/>
+              <w:spacing w:after="0" w:line="240" w:lineRule="auto"/>
+            </w:pPr>
+            <w:r>
+              <w:rPr>
+                <w:rFonts w:ascii="Times New Roman" w:eastAsia="Times New Roman" w:hAnsi="Times New Roman" w:cs="Times New Roman"/>
               </w:rPr>
               <w:t>M:1 к products</w:t>
             </w:r>
@@ -1578,13 +1992,11 @@
           </w:tcPr>
           <w:p>
             <w:pPr>
-              <w:spacing w:before="0" w:after="0" w:line="240" w:lineRule="auto"/>
-            </w:pPr>
-            <w:r>
-              <w:rPr>
-                <w:rFonts w:ascii="Times New Roman" w:hAnsi="Times New Roman" w:eastAsia="Times New Roman" w:cs="Times New Roman"/>
-                <w:sz w:val="22"/>
-                <w:szCs w:val="22"/>
+              <w:spacing w:after="0" w:line="240" w:lineRule="auto"/>
+            </w:pPr>
+            <w:r>
+              <w:rPr>
+                <w:rFonts w:ascii="Times New Roman" w:eastAsia="Times New Roman" w:hAnsi="Times New Roman" w:cs="Times New Roman"/>
               </w:rPr>
               <w:t>cart</w:t>
             </w:r>
@@ -1596,13 +2008,11 @@
           </w:tcPr>
           <w:p>
             <w:pPr>
-              <w:spacing w:before="0" w:after="0" w:line="240" w:lineRule="auto"/>
-            </w:pPr>
-            <w:r>
-              <w:rPr>
-                <w:rFonts w:ascii="Times New Roman" w:hAnsi="Times New Roman" w:eastAsia="Times New Roman" w:cs="Times New Roman"/>
-                <w:sz w:val="22"/>
-                <w:szCs w:val="22"/>
+              <w:spacing w:after="0" w:line="240" w:lineRule="auto"/>
+            </w:pPr>
+            <w:r>
+              <w:rPr>
+                <w:rFonts w:ascii="Times New Roman" w:eastAsia="Times New Roman" w:hAnsi="Times New Roman" w:cs="Times New Roman"/>
               </w:rPr>
               <w:t>Корзина пользователя</w:t>
             </w:r>
@@ -1614,13 +2024,11 @@
           </w:tcPr>
           <w:p>
             <w:pPr>
-              <w:spacing w:before="0" w:after="0" w:line="240" w:lineRule="auto"/>
-            </w:pPr>
-            <w:r>
-              <w:rPr>
-                <w:rFonts w:ascii="Times New Roman" w:hAnsi="Times New Roman" w:eastAsia="Times New Roman" w:cs="Times New Roman"/>
-                <w:sz w:val="22"/>
-                <w:szCs w:val="22"/>
+              <w:spacing w:after="0" w:line="240" w:lineRule="auto"/>
+            </w:pPr>
+            <w:r>
+              <w:rPr>
+                <w:rFonts w:ascii="Times New Roman" w:eastAsia="Times New Roman" w:hAnsi="Times New Roman" w:cs="Times New Roman"/>
               </w:rPr>
               <w:t>id, user_id, created_at, updated_at</w:t>
             </w:r>
@@ -1632,13 +2040,11 @@
           </w:tcPr>
           <w:p>
             <w:pPr>
-              <w:spacing w:before="0" w:after="0" w:line="240" w:lineRule="auto"/>
-            </w:pPr>
-            <w:r>
-              <w:rPr>
-                <w:rFonts w:ascii="Times New Roman" w:hAnsi="Times New Roman" w:eastAsia="Times New Roman" w:cs="Times New Roman"/>
-                <w:sz w:val="22"/>
-                <w:szCs w:val="22"/>
+              <w:spacing w:after="0" w:line="240" w:lineRule="auto"/>
+            </w:pPr>
+            <w:r>
+              <w:rPr>
+                <w:rFonts w:ascii="Times New Roman" w:eastAsia="Times New Roman" w:hAnsi="Times New Roman" w:cs="Times New Roman"/>
               </w:rPr>
               <w:t>1:1 к users, 1:M с cart_items</w:t>
             </w:r>
@@ -1652,13 +2058,11 @@
           </w:tcPr>
           <w:p>
             <w:pPr>
-              <w:spacing w:before="0" w:after="0" w:line="240" w:lineRule="auto"/>
-            </w:pPr>
-            <w:r>
-              <w:rPr>
-                <w:rFonts w:ascii="Times New Roman" w:hAnsi="Times New Roman" w:eastAsia="Times New Roman" w:cs="Times New Roman"/>
-                <w:sz w:val="22"/>
-                <w:szCs w:val="22"/>
+              <w:spacing w:after="0" w:line="240" w:lineRule="auto"/>
+            </w:pPr>
+            <w:r>
+              <w:rPr>
+                <w:rFonts w:ascii="Times New Roman" w:eastAsia="Times New Roman" w:hAnsi="Times New Roman" w:cs="Times New Roman"/>
               </w:rPr>
               <w:t>cart_items</w:t>
             </w:r>
@@ -1670,13 +2074,11 @@
           </w:tcPr>
           <w:p>
             <w:pPr>
-              <w:spacing w:before="0" w:after="0" w:line="240" w:lineRule="auto"/>
-            </w:pPr>
-            <w:r>
-              <w:rPr>
-                <w:rFonts w:ascii="Times New Roman" w:hAnsi="Times New Roman" w:eastAsia="Times New Roman" w:cs="Times New Roman"/>
-                <w:sz w:val="22"/>
-                <w:szCs w:val="22"/>
+              <w:spacing w:after="0" w:line="240" w:lineRule="auto"/>
+            </w:pPr>
+            <w:r>
+              <w:rPr>
+                <w:rFonts w:ascii="Times New Roman" w:eastAsia="Times New Roman" w:hAnsi="Times New Roman" w:cs="Times New Roman"/>
               </w:rPr>
               <w:t>Позиции в корзине</w:t>
             </w:r>
@@ -1688,13 +2090,11 @@
           </w:tcPr>
           <w:p>
             <w:pPr>
-              <w:spacing w:before="0" w:after="0" w:line="240" w:lineRule="auto"/>
-            </w:pPr>
-            <w:r>
-              <w:rPr>
-                <w:rFonts w:ascii="Times New Roman" w:hAnsi="Times New Roman" w:eastAsia="Times New Roman" w:cs="Times New Roman"/>
-                <w:sz w:val="22"/>
-                <w:szCs w:val="22"/>
+              <w:spacing w:after="0" w:line="240" w:lineRule="auto"/>
+            </w:pPr>
+            <w:r>
+              <w:rPr>
+                <w:rFonts w:ascii="Times New Roman" w:eastAsia="Times New Roman" w:hAnsi="Times New Roman" w:cs="Times New Roman"/>
               </w:rPr>
               <w:t>id, cart_id, product_id, quantity, unit_price_cents</w:t>
             </w:r>
@@ -1706,13 +2106,11 @@
           </w:tcPr>
           <w:p>
             <w:pPr>
-              <w:spacing w:before="0" w:after="0" w:line="240" w:lineRule="auto"/>
-            </w:pPr>
-            <w:r>
-              <w:rPr>
-                <w:rFonts w:ascii="Times New Roman" w:hAnsi="Times New Roman" w:eastAsia="Times New Roman" w:cs="Times New Roman"/>
-                <w:sz w:val="22"/>
-                <w:szCs w:val="22"/>
+              <w:spacing w:after="0" w:line="240" w:lineRule="auto"/>
+            </w:pPr>
+            <w:r>
+              <w:rPr>
+                <w:rFonts w:ascii="Times New Roman" w:eastAsia="Times New Roman" w:hAnsi="Times New Roman" w:cs="Times New Roman"/>
               </w:rPr>
               <w:t>M:1 к cart, M:1 к products</w:t>
             </w:r>
@@ -1726,13 +2124,11 @@
           </w:tcPr>
           <w:p>
             <w:pPr>
-              <w:spacing w:before="0" w:after="0" w:line="240" w:lineRule="auto"/>
-            </w:pPr>
-            <w:r>
-              <w:rPr>
-                <w:rFonts w:ascii="Times New Roman" w:hAnsi="Times New Roman" w:eastAsia="Times New Roman" w:cs="Times New Roman"/>
-                <w:sz w:val="22"/>
-                <w:szCs w:val="22"/>
+              <w:spacing w:after="0" w:line="240" w:lineRule="auto"/>
+            </w:pPr>
+            <w:r>
+              <w:rPr>
+                <w:rFonts w:ascii="Times New Roman" w:eastAsia="Times New Roman" w:hAnsi="Times New Roman" w:cs="Times New Roman"/>
               </w:rPr>
               <w:t>order_statuses</w:t>
             </w:r>
@@ -1744,13 +2140,11 @@
           </w:tcPr>
           <w:p>
             <w:pPr>
-              <w:spacing w:before="0" w:after="0" w:line="240" w:lineRule="auto"/>
-            </w:pPr>
-            <w:r>
-              <w:rPr>
-                <w:rFonts w:ascii="Times New Roman" w:hAnsi="Times New Roman" w:eastAsia="Times New Roman" w:cs="Times New Roman"/>
-                <w:sz w:val="22"/>
-                <w:szCs w:val="22"/>
+              <w:spacing w:after="0" w:line="240" w:lineRule="auto"/>
+            </w:pPr>
+            <w:r>
+              <w:rPr>
+                <w:rFonts w:ascii="Times New Roman" w:eastAsia="Times New Roman" w:hAnsi="Times New Roman" w:cs="Times New Roman"/>
               </w:rPr>
               <w:t>Справочник статусов заказов</w:t>
             </w:r>
@@ -1762,13 +2156,11 @@
           </w:tcPr>
           <w:p>
             <w:pPr>
-              <w:spacing w:before="0" w:after="0" w:line="240" w:lineRule="auto"/>
-            </w:pPr>
-            <w:r>
-              <w:rPr>
-                <w:rFonts w:ascii="Times New Roman" w:hAnsi="Times New Roman" w:eastAsia="Times New Roman" w:cs="Times New Roman"/>
-                <w:sz w:val="22"/>
-                <w:szCs w:val="22"/>
+              <w:spacing w:after="0" w:line="240" w:lineRule="auto"/>
+            </w:pPr>
+            <w:r>
+              <w:rPr>
+                <w:rFonts w:ascii="Times New Roman" w:eastAsia="Times New Roman" w:hAnsi="Times New Roman" w:cs="Times New Roman"/>
               </w:rPr>
               <w:t>id, name</w:t>
             </w:r>
@@ -1780,13 +2172,11 @@
           </w:tcPr>
           <w:p>
             <w:pPr>
-              <w:spacing w:before="0" w:after="0" w:line="240" w:lineRule="auto"/>
-            </w:pPr>
-            <w:r>
-              <w:rPr>
-                <w:rFonts w:ascii="Times New Roman" w:hAnsi="Times New Roman" w:eastAsia="Times New Roman" w:cs="Times New Roman"/>
-                <w:sz w:val="22"/>
-                <w:szCs w:val="22"/>
+              <w:spacing w:after="0" w:line="240" w:lineRule="auto"/>
+            </w:pPr>
+            <w:r>
+              <w:rPr>
+                <w:rFonts w:ascii="Times New Roman" w:eastAsia="Times New Roman" w:hAnsi="Times New Roman" w:cs="Times New Roman"/>
               </w:rPr>
               <w:t>1:M с orders, 1:M с order_status_history</w:t>
             </w:r>
@@ -1800,13 +2190,11 @@
           </w:tcPr>
           <w:p>
             <w:pPr>
-              <w:spacing w:before="0" w:after="0" w:line="240" w:lineRule="auto"/>
-            </w:pPr>
-            <w:r>
-              <w:rPr>
-                <w:rFonts w:ascii="Times New Roman" w:hAnsi="Times New Roman" w:eastAsia="Times New Roman" w:cs="Times New Roman"/>
-                <w:sz w:val="22"/>
-                <w:szCs w:val="22"/>
+              <w:spacing w:after="0" w:line="240" w:lineRule="auto"/>
+            </w:pPr>
+            <w:r>
+              <w:rPr>
+                <w:rFonts w:ascii="Times New Roman" w:eastAsia="Times New Roman" w:hAnsi="Times New Roman" w:cs="Times New Roman"/>
               </w:rPr>
               <w:t>shipment_statuses</w:t>
             </w:r>
@@ -1818,13 +2206,11 @@
           </w:tcPr>
           <w:p>
             <w:pPr>
-              <w:spacing w:before="0" w:after="0" w:line="240" w:lineRule="auto"/>
-            </w:pPr>
-            <w:r>
-              <w:rPr>
-                <w:rFonts w:ascii="Times New Roman" w:hAnsi="Times New Roman" w:eastAsia="Times New Roman" w:cs="Times New Roman"/>
-                <w:sz w:val="22"/>
-                <w:szCs w:val="22"/>
+              <w:spacing w:after="0" w:line="240" w:lineRule="auto"/>
+            </w:pPr>
+            <w:r>
+              <w:rPr>
+                <w:rFonts w:ascii="Times New Roman" w:eastAsia="Times New Roman" w:hAnsi="Times New Roman" w:cs="Times New Roman"/>
               </w:rPr>
               <w:t>Справочник статусов доставки</w:t>
             </w:r>
@@ -1836,13 +2222,11 @@
           </w:tcPr>
           <w:p>
             <w:pPr>
-              <w:spacing w:before="0" w:after="0" w:line="240" w:lineRule="auto"/>
-            </w:pPr>
-            <w:r>
-              <w:rPr>
-                <w:rFonts w:ascii="Times New Roman" w:hAnsi="Times New Roman" w:eastAsia="Times New Roman" w:cs="Times New Roman"/>
-                <w:sz w:val="22"/>
-                <w:szCs w:val="22"/>
+              <w:spacing w:after="0" w:line="240" w:lineRule="auto"/>
+            </w:pPr>
+            <w:r>
+              <w:rPr>
+                <w:rFonts w:ascii="Times New Roman" w:eastAsia="Times New Roman" w:hAnsi="Times New Roman" w:cs="Times New Roman"/>
               </w:rPr>
               <w:t>id, name</w:t>
             </w:r>
@@ -1854,13 +2238,11 @@
           </w:tcPr>
           <w:p>
             <w:pPr>
-              <w:spacing w:before="0" w:after="0" w:line="240" w:lineRule="auto"/>
-            </w:pPr>
-            <w:r>
-              <w:rPr>
-                <w:rFonts w:ascii="Times New Roman" w:hAnsi="Times New Roman" w:eastAsia="Times New Roman" w:cs="Times New Roman"/>
-                <w:sz w:val="22"/>
-                <w:szCs w:val="22"/>
+              <w:spacing w:after="0" w:line="240" w:lineRule="auto"/>
+            </w:pPr>
+            <w:r>
+              <w:rPr>
+                <w:rFonts w:ascii="Times New Roman" w:eastAsia="Times New Roman" w:hAnsi="Times New Roman" w:cs="Times New Roman"/>
               </w:rPr>
               <w:t>1:M с shipments</w:t>
             </w:r>
@@ -1874,13 +2256,11 @@
           </w:tcPr>
           <w:p>
             <w:pPr>
-              <w:spacing w:before="0" w:after="0" w:line="240" w:lineRule="auto"/>
-            </w:pPr>
-            <w:r>
-              <w:rPr>
-                <w:rFonts w:ascii="Times New Roman" w:hAnsi="Times New Roman" w:eastAsia="Times New Roman" w:cs="Times New Roman"/>
-                <w:sz w:val="22"/>
-                <w:szCs w:val="22"/>
+              <w:spacing w:after="0" w:line="240" w:lineRule="auto"/>
+            </w:pPr>
+            <w:r>
+              <w:rPr>
+                <w:rFonts w:ascii="Times New Roman" w:eastAsia="Times New Roman" w:hAnsi="Times New Roman" w:cs="Times New Roman"/>
               </w:rPr>
               <w:t>orders</w:t>
             </w:r>
@@ -1892,13 +2272,11 @@
           </w:tcPr>
           <w:p>
             <w:pPr>
-              <w:spacing w:before="0" w:after="0" w:line="240" w:lineRule="auto"/>
-            </w:pPr>
-            <w:r>
-              <w:rPr>
-                <w:rFonts w:ascii="Times New Roman" w:hAnsi="Times New Roman" w:eastAsia="Times New Roman" w:cs="Times New Roman"/>
-                <w:sz w:val="22"/>
-                <w:szCs w:val="22"/>
+              <w:spacing w:after="0" w:line="240" w:lineRule="auto"/>
+            </w:pPr>
+            <w:r>
+              <w:rPr>
+                <w:rFonts w:ascii="Times New Roman" w:eastAsia="Times New Roman" w:hAnsi="Times New Roman" w:cs="Times New Roman"/>
               </w:rPr>
               <w:t>Заказы пользователей</w:t>
             </w:r>
@@ -1910,13 +2288,11 @@
           </w:tcPr>
           <w:p>
             <w:pPr>
-              <w:spacing w:before="0" w:after="0" w:line="240" w:lineRule="auto"/>
-            </w:pPr>
-            <w:r>
-              <w:rPr>
-                <w:rFonts w:ascii="Times New Roman" w:hAnsi="Times New Roman" w:eastAsia="Times New Roman" w:cs="Times New Roman"/>
-                <w:sz w:val="22"/>
-                <w:szCs w:val="22"/>
+              <w:spacing w:after="0" w:line="240" w:lineRule="auto"/>
+            </w:pPr>
+            <w:r>
+              <w:rPr>
+                <w:rFonts w:ascii="Times New Roman" w:eastAsia="Times New Roman" w:hAnsi="Times New Roman" w:cs="Times New Roman"/>
               </w:rPr>
               <w:t>id, user_id, user_address_id, order_status_id, subtotal_cents, shipping_cents, total_cents</w:t>
             </w:r>
@@ -1928,13 +2304,11 @@
           </w:tcPr>
           <w:p>
             <w:pPr>
-              <w:spacing w:before="0" w:after="0" w:line="240" w:lineRule="auto"/>
-            </w:pPr>
-            <w:r>
-              <w:rPr>
-                <w:rFonts w:ascii="Times New Roman" w:hAnsi="Times New Roman" w:eastAsia="Times New Roman" w:cs="Times New Roman"/>
-                <w:sz w:val="22"/>
-                <w:szCs w:val="22"/>
+              <w:spacing w:after="0" w:line="240" w:lineRule="auto"/>
+            </w:pPr>
+            <w:r>
+              <w:rPr>
+                <w:rFonts w:ascii="Times New Roman" w:eastAsia="Times New Roman" w:hAnsi="Times New Roman" w:cs="Times New Roman"/>
               </w:rPr>
               <w:t>M:1 к users, 1:M с order_items, 1:M с payments</w:t>
             </w:r>
@@ -1948,13 +2322,11 @@
           </w:tcPr>
           <w:p>
             <w:pPr>
-              <w:spacing w:before="0" w:after="0" w:line="240" w:lineRule="auto"/>
-            </w:pPr>
-            <w:r>
-              <w:rPr>
-                <w:rFonts w:ascii="Times New Roman" w:hAnsi="Times New Roman" w:eastAsia="Times New Roman" w:cs="Times New Roman"/>
-                <w:sz w:val="22"/>
-                <w:szCs w:val="22"/>
+              <w:spacing w:after="0" w:line="240" w:lineRule="auto"/>
+            </w:pPr>
+            <w:r>
+              <w:rPr>
+                <w:rFonts w:ascii="Times New Roman" w:eastAsia="Times New Roman" w:hAnsi="Times New Roman" w:cs="Times New Roman"/>
               </w:rPr>
               <w:t>order_items</w:t>
             </w:r>
@@ -1966,13 +2338,11 @@
           </w:tcPr>
           <w:p>
             <w:pPr>
-              <w:spacing w:before="0" w:after="0" w:line="240" w:lineRule="auto"/>
-            </w:pPr>
-            <w:r>
-              <w:rPr>
-                <w:rFonts w:ascii="Times New Roman" w:hAnsi="Times New Roman" w:eastAsia="Times New Roman" w:cs="Times New Roman"/>
-                <w:sz w:val="22"/>
-                <w:szCs w:val="22"/>
+              <w:spacing w:after="0" w:line="240" w:lineRule="auto"/>
+            </w:pPr>
+            <w:r>
+              <w:rPr>
+                <w:rFonts w:ascii="Times New Roman" w:eastAsia="Times New Roman" w:hAnsi="Times New Roman" w:cs="Times New Roman"/>
               </w:rPr>
               <w:t>Состав каждого заказа</w:t>
             </w:r>
@@ -1984,13 +2354,11 @@
           </w:tcPr>
           <w:p>
             <w:pPr>
-              <w:spacing w:before="0" w:after="0" w:line="240" w:lineRule="auto"/>
-            </w:pPr>
-            <w:r>
-              <w:rPr>
-                <w:rFonts w:ascii="Times New Roman" w:hAnsi="Times New Roman" w:eastAsia="Times New Roman" w:cs="Times New Roman"/>
-                <w:sz w:val="22"/>
-                <w:szCs w:val="22"/>
+              <w:spacing w:after="0" w:line="240" w:lineRule="auto"/>
+            </w:pPr>
+            <w:r>
+              <w:rPr>
+                <w:rFonts w:ascii="Times New Roman" w:eastAsia="Times New Roman" w:hAnsi="Times New Roman" w:cs="Times New Roman"/>
               </w:rPr>
               <w:t>id, order_id, product_id, product_name_snapshot, quantity, line_total_cents</w:t>
             </w:r>
@@ -2002,13 +2370,11 @@
           </w:tcPr>
           <w:p>
             <w:pPr>
-              <w:spacing w:before="0" w:after="0" w:line="240" w:lineRule="auto"/>
-            </w:pPr>
-            <w:r>
-              <w:rPr>
-                <w:rFonts w:ascii="Times New Roman" w:hAnsi="Times New Roman" w:eastAsia="Times New Roman" w:cs="Times New Roman"/>
-                <w:sz w:val="22"/>
-                <w:szCs w:val="22"/>
+              <w:spacing w:after="0" w:line="240" w:lineRule="auto"/>
+            </w:pPr>
+            <w:r>
+              <w:rPr>
+                <w:rFonts w:ascii="Times New Roman" w:eastAsia="Times New Roman" w:hAnsi="Times New Roman" w:cs="Times New Roman"/>
               </w:rPr>
               <w:t>M:1 к orders</w:t>
             </w:r>
@@ -2022,13 +2388,11 @@
           </w:tcPr>
           <w:p>
             <w:pPr>
-              <w:spacing w:before="0" w:after="0" w:line="240" w:lineRule="auto"/>
-            </w:pPr>
-            <w:r>
-              <w:rPr>
-                <w:rFonts w:ascii="Times New Roman" w:hAnsi="Times New Roman" w:eastAsia="Times New Roman" w:cs="Times New Roman"/>
-                <w:sz w:val="22"/>
-                <w:szCs w:val="22"/>
+              <w:spacing w:after="0" w:line="240" w:lineRule="auto"/>
+            </w:pPr>
+            <w:r>
+              <w:rPr>
+                <w:rFonts w:ascii="Times New Roman" w:eastAsia="Times New Roman" w:hAnsi="Times New Roman" w:cs="Times New Roman"/>
               </w:rPr>
               <w:t>order_status_history</w:t>
             </w:r>
@@ -2040,13 +2404,11 @@
           </w:tcPr>
           <w:p>
             <w:pPr>
-              <w:spacing w:before="0" w:after="0" w:line="240" w:lineRule="auto"/>
-            </w:pPr>
-            <w:r>
-              <w:rPr>
-                <w:rFonts w:ascii="Times New Roman" w:hAnsi="Times New Roman" w:eastAsia="Times New Roman" w:cs="Times New Roman"/>
-                <w:sz w:val="22"/>
-                <w:szCs w:val="22"/>
+              <w:spacing w:after="0" w:line="240" w:lineRule="auto"/>
+            </w:pPr>
+            <w:r>
+              <w:rPr>
+                <w:rFonts w:ascii="Times New Roman" w:eastAsia="Times New Roman" w:hAnsi="Times New Roman" w:cs="Times New Roman"/>
               </w:rPr>
               <w:t>История изменения статусов</w:t>
             </w:r>
@@ -2058,13 +2420,11 @@
           </w:tcPr>
           <w:p>
             <w:pPr>
-              <w:spacing w:before="0" w:after="0" w:line="240" w:lineRule="auto"/>
-            </w:pPr>
-            <w:r>
-              <w:rPr>
-                <w:rFonts w:ascii="Times New Roman" w:hAnsi="Times New Roman" w:eastAsia="Times New Roman" w:cs="Times New Roman"/>
-                <w:sz w:val="22"/>
-                <w:szCs w:val="22"/>
+              <w:spacing w:after="0" w:line="240" w:lineRule="auto"/>
+            </w:pPr>
+            <w:r>
+              <w:rPr>
+                <w:rFonts w:ascii="Times New Roman" w:eastAsia="Times New Roman" w:hAnsi="Times New Roman" w:cs="Times New Roman"/>
               </w:rPr>
               <w:t>id, order_id, changed_by_user, old_status_id, new_status_id, created_at</w:t>
             </w:r>
@@ -2076,13 +2436,11 @@
           </w:tcPr>
           <w:p>
             <w:pPr>
-              <w:spacing w:before="0" w:after="0" w:line="240" w:lineRule="auto"/>
-            </w:pPr>
-            <w:r>
-              <w:rPr>
-                <w:rFonts w:ascii="Times New Roman" w:hAnsi="Times New Roman" w:eastAsia="Times New Roman" w:cs="Times New Roman"/>
-                <w:sz w:val="22"/>
-                <w:szCs w:val="22"/>
+              <w:spacing w:after="0" w:line="240" w:lineRule="auto"/>
+            </w:pPr>
+            <w:r>
+              <w:rPr>
+                <w:rFonts w:ascii="Times New Roman" w:eastAsia="Times New Roman" w:hAnsi="Times New Roman" w:cs="Times New Roman"/>
               </w:rPr>
               <w:t>M:1 к orders</w:t>
             </w:r>
@@ -2096,13 +2454,11 @@
           </w:tcPr>
           <w:p>
             <w:pPr>
-              <w:spacing w:before="0" w:after="0" w:line="240" w:lineRule="auto"/>
-            </w:pPr>
-            <w:r>
-              <w:rPr>
-                <w:rFonts w:ascii="Times New Roman" w:hAnsi="Times New Roman" w:eastAsia="Times New Roman" w:cs="Times New Roman"/>
-                <w:sz w:val="22"/>
-                <w:szCs w:val="22"/>
+              <w:spacing w:after="0" w:line="240" w:lineRule="auto"/>
+            </w:pPr>
+            <w:r>
+              <w:rPr>
+                <w:rFonts w:ascii="Times New Roman" w:eastAsia="Times New Roman" w:hAnsi="Times New Roman" w:cs="Times New Roman"/>
               </w:rPr>
               <w:t>payments</w:t>
             </w:r>
@@ -2114,13 +2470,11 @@
           </w:tcPr>
           <w:p>
             <w:pPr>
-              <w:spacing w:before="0" w:after="0" w:line="240" w:lineRule="auto"/>
-            </w:pPr>
-            <w:r>
-              <w:rPr>
-                <w:rFonts w:ascii="Times New Roman" w:hAnsi="Times New Roman" w:eastAsia="Times New Roman" w:cs="Times New Roman"/>
-                <w:sz w:val="22"/>
-                <w:szCs w:val="22"/>
+              <w:spacing w:after="0" w:line="240" w:lineRule="auto"/>
+            </w:pPr>
+            <w:r>
+              <w:rPr>
+                <w:rFonts w:ascii="Times New Roman" w:eastAsia="Times New Roman" w:hAnsi="Times New Roman" w:cs="Times New Roman"/>
               </w:rPr>
               <w:t>Данные по оплате заказа</w:t>
             </w:r>
@@ -2132,13 +2486,11 @@
           </w:tcPr>
           <w:p>
             <w:pPr>
-              <w:spacing w:before="0" w:after="0" w:line="240" w:lineRule="auto"/>
-            </w:pPr>
-            <w:r>
-              <w:rPr>
-                <w:rFonts w:ascii="Times New Roman" w:hAnsi="Times New Roman" w:eastAsia="Times New Roman" w:cs="Times New Roman"/>
-                <w:sz w:val="22"/>
-                <w:szCs w:val="22"/>
+              <w:spacing w:after="0" w:line="240" w:lineRule="auto"/>
+            </w:pPr>
+            <w:r>
+              <w:rPr>
+                <w:rFonts w:ascii="Times New Roman" w:eastAsia="Times New Roman" w:hAnsi="Times New Roman" w:cs="Times New Roman"/>
               </w:rPr>
               <w:t>id, order_id, provider, status, amount_cents, provider_payment_id</w:t>
             </w:r>
@@ -2150,13 +2502,11 @@
           </w:tcPr>
           <w:p>
             <w:pPr>
-              <w:spacing w:before="0" w:after="0" w:line="240" w:lineRule="auto"/>
-            </w:pPr>
-            <w:r>
-              <w:rPr>
-                <w:rFonts w:ascii="Times New Roman" w:hAnsi="Times New Roman" w:eastAsia="Times New Roman" w:cs="Times New Roman"/>
-                <w:sz w:val="22"/>
-                <w:szCs w:val="22"/>
+              <w:spacing w:after="0" w:line="240" w:lineRule="auto"/>
+            </w:pPr>
+            <w:r>
+              <w:rPr>
+                <w:rFonts w:ascii="Times New Roman" w:eastAsia="Times New Roman" w:hAnsi="Times New Roman" w:cs="Times New Roman"/>
               </w:rPr>
               <w:t>M:1 к orders</w:t>
             </w:r>
@@ -2170,14 +2520,13 @@
           </w:tcPr>
           <w:p>
             <w:pPr>
-              <w:spacing w:before="0" w:after="0" w:line="240" w:lineRule="auto"/>
-            </w:pPr>
-            <w:r>
-              <w:rPr>
-                <w:rFonts w:ascii="Times New Roman" w:hAnsi="Times New Roman" w:eastAsia="Times New Roman" w:cs="Times New Roman"/>
-                <w:sz w:val="22"/>
-                <w:szCs w:val="22"/>
-              </w:rPr>
+              <w:spacing w:after="0" w:line="240" w:lineRule="auto"/>
+            </w:pPr>
+            <w:r>
+              <w:rPr>
+                <w:rFonts w:ascii="Times New Roman" w:eastAsia="Times New Roman" w:hAnsi="Times New Roman" w:cs="Times New Roman"/>
+              </w:rPr>
+              <w:lastRenderedPageBreak/>
               <w:t>shipments</w:t>
             </w:r>
           </w:p>
@@ -2188,13 +2537,11 @@
           </w:tcPr>
           <w:p>
             <w:pPr>
-              <w:spacing w:before="0" w:after="0" w:line="240" w:lineRule="auto"/>
-            </w:pPr>
-            <w:r>
-              <w:rPr>
-                <w:rFonts w:ascii="Times New Roman" w:hAnsi="Times New Roman" w:eastAsia="Times New Roman" w:cs="Times New Roman"/>
-                <w:sz w:val="22"/>
-                <w:szCs w:val="22"/>
+              <w:spacing w:after="0" w:line="240" w:lineRule="auto"/>
+            </w:pPr>
+            <w:r>
+              <w:rPr>
+                <w:rFonts w:ascii="Times New Roman" w:eastAsia="Times New Roman" w:hAnsi="Times New Roman" w:cs="Times New Roman"/>
               </w:rPr>
               <w:t>Сведения о доставке</w:t>
             </w:r>
@@ -2206,13 +2553,11 @@
           </w:tcPr>
           <w:p>
             <w:pPr>
-              <w:spacing w:before="0" w:after="0" w:line="240" w:lineRule="auto"/>
-            </w:pPr>
-            <w:r>
-              <w:rPr>
-                <w:rFonts w:ascii="Times New Roman" w:hAnsi="Times New Roman" w:eastAsia="Times New Roman" w:cs="Times New Roman"/>
-                <w:sz w:val="22"/>
-                <w:szCs w:val="22"/>
+              <w:spacing w:after="0" w:line="240" w:lineRule="auto"/>
+            </w:pPr>
+            <w:r>
+              <w:rPr>
+                <w:rFonts w:ascii="Times New Roman" w:eastAsia="Times New Roman" w:hAnsi="Times New Roman" w:cs="Times New Roman"/>
               </w:rPr>
               <w:t>id, order_id, shipment_status_id, carrier, tracking_number</w:t>
             </w:r>
@@ -2224,13 +2569,11 @@
           </w:tcPr>
           <w:p>
             <w:pPr>
-              <w:spacing w:before="0" w:after="0" w:line="240" w:lineRule="auto"/>
-            </w:pPr>
-            <w:r>
-              <w:rPr>
-                <w:rFonts w:ascii="Times New Roman" w:hAnsi="Times New Roman" w:eastAsia="Times New Roman" w:cs="Times New Roman"/>
-                <w:sz w:val="22"/>
-                <w:szCs w:val="22"/>
+              <w:spacing w:after="0" w:line="240" w:lineRule="auto"/>
+            </w:pPr>
+            <w:r>
+              <w:rPr>
+                <w:rFonts w:ascii="Times New Roman" w:eastAsia="Times New Roman" w:hAnsi="Times New Roman" w:cs="Times New Roman"/>
               </w:rPr>
               <w:t>M:1 к orders</w:t>
             </w:r>
@@ -2244,13 +2587,11 @@
           </w:tcPr>
           <w:p>
             <w:pPr>
-              <w:spacing w:before="0" w:after="0" w:line="240" w:lineRule="auto"/>
-            </w:pPr>
-            <w:r>
-              <w:rPr>
-                <w:rFonts w:ascii="Times New Roman" w:hAnsi="Times New Roman" w:eastAsia="Times New Roman" w:cs="Times New Roman"/>
-                <w:sz w:val="22"/>
-                <w:szCs w:val="22"/>
+              <w:spacing w:after="0" w:line="240" w:lineRule="auto"/>
+            </w:pPr>
+            <w:r>
+              <w:rPr>
+                <w:rFonts w:ascii="Times New Roman" w:eastAsia="Times New Roman" w:hAnsi="Times New Roman" w:cs="Times New Roman"/>
               </w:rPr>
               <w:t>wishlist_items</w:t>
             </w:r>
@@ -2262,13 +2603,11 @@
           </w:tcPr>
           <w:p>
             <w:pPr>
-              <w:spacing w:before="0" w:after="0" w:line="240" w:lineRule="auto"/>
-            </w:pPr>
-            <w:r>
-              <w:rPr>
-                <w:rFonts w:ascii="Times New Roman" w:hAnsi="Times New Roman" w:eastAsia="Times New Roman" w:cs="Times New Roman"/>
-                <w:sz w:val="22"/>
-                <w:szCs w:val="22"/>
+              <w:spacing w:after="0" w:line="240" w:lineRule="auto"/>
+            </w:pPr>
+            <w:r>
+              <w:rPr>
+                <w:rFonts w:ascii="Times New Roman" w:eastAsia="Times New Roman" w:hAnsi="Times New Roman" w:cs="Times New Roman"/>
               </w:rPr>
               <w:t>Избранные товары пользователя</w:t>
             </w:r>
@@ -2280,13 +2619,11 @@
           </w:tcPr>
           <w:p>
             <w:pPr>
-              <w:spacing w:before="0" w:after="0" w:line="240" w:lineRule="auto"/>
-            </w:pPr>
-            <w:r>
-              <w:rPr>
-                <w:rFonts w:ascii="Times New Roman" w:hAnsi="Times New Roman" w:eastAsia="Times New Roman" w:cs="Times New Roman"/>
-                <w:sz w:val="22"/>
-                <w:szCs w:val="22"/>
+              <w:spacing w:after="0" w:line="240" w:lineRule="auto"/>
+            </w:pPr>
+            <w:r>
+              <w:rPr>
+                <w:rFonts w:ascii="Times New Roman" w:eastAsia="Times New Roman" w:hAnsi="Times New Roman" w:cs="Times New Roman"/>
               </w:rPr>
               <w:t>id, user_id, product_id</w:t>
             </w:r>
@@ -2298,13 +2635,11 @@
           </w:tcPr>
           <w:p>
             <w:pPr>
-              <w:spacing w:before="0" w:after="0" w:line="240" w:lineRule="auto"/>
-            </w:pPr>
-            <w:r>
-              <w:rPr>
-                <w:rFonts w:ascii="Times New Roman" w:hAnsi="Times New Roman" w:eastAsia="Times New Roman" w:cs="Times New Roman"/>
-                <w:sz w:val="22"/>
-                <w:szCs w:val="22"/>
+              <w:spacing w:after="0" w:line="240" w:lineRule="auto"/>
+            </w:pPr>
+            <w:r>
+              <w:rPr>
+                <w:rFonts w:ascii="Times New Roman" w:eastAsia="Times New Roman" w:hAnsi="Times New Roman" w:cs="Times New Roman"/>
               </w:rPr>
               <w:t>M:1 к users и products</w:t>
             </w:r>
@@ -2318,13 +2653,11 @@
           </w:tcPr>
           <w:p>
             <w:pPr>
-              <w:spacing w:before="0" w:after="0" w:line="240" w:lineRule="auto"/>
-            </w:pPr>
-            <w:r>
-              <w:rPr>
-                <w:rFonts w:ascii="Times New Roman" w:hAnsi="Times New Roman" w:eastAsia="Times New Roman" w:cs="Times New Roman"/>
-                <w:sz w:val="22"/>
-                <w:szCs w:val="22"/>
+              <w:spacing w:after="0" w:line="240" w:lineRule="auto"/>
+            </w:pPr>
+            <w:r>
+              <w:rPr>
+                <w:rFonts w:ascii="Times New Roman" w:eastAsia="Times New Roman" w:hAnsi="Times New Roman" w:cs="Times New Roman"/>
               </w:rPr>
               <w:t>reviews</w:t>
             </w:r>
@@ -2336,13 +2669,11 @@
           </w:tcPr>
           <w:p>
             <w:pPr>
-              <w:spacing w:before="0" w:after="0" w:line="240" w:lineRule="auto"/>
-            </w:pPr>
-            <w:r>
-              <w:rPr>
-                <w:rFonts w:ascii="Times New Roman" w:hAnsi="Times New Roman" w:eastAsia="Times New Roman" w:cs="Times New Roman"/>
-                <w:sz w:val="22"/>
-                <w:szCs w:val="22"/>
+              <w:spacing w:after="0" w:line="240" w:lineRule="auto"/>
+            </w:pPr>
+            <w:r>
+              <w:rPr>
+                <w:rFonts w:ascii="Times New Roman" w:eastAsia="Times New Roman" w:hAnsi="Times New Roman" w:cs="Times New Roman"/>
               </w:rPr>
               <w:t>Отзывы покупателей</w:t>
             </w:r>
@@ -2354,13 +2685,11 @@
           </w:tcPr>
           <w:p>
             <w:pPr>
-              <w:spacing w:before="0" w:after="0" w:line="240" w:lineRule="auto"/>
-            </w:pPr>
-            <w:r>
-              <w:rPr>
-                <w:rFonts w:ascii="Times New Roman" w:hAnsi="Times New Roman" w:eastAsia="Times New Roman" w:cs="Times New Roman"/>
-                <w:sz w:val="22"/>
-                <w:szCs w:val="22"/>
+              <w:spacing w:after="0" w:line="240" w:lineRule="auto"/>
+            </w:pPr>
+            <w:r>
+              <w:rPr>
+                <w:rFonts w:ascii="Times New Roman" w:eastAsia="Times New Roman" w:hAnsi="Times New Roman" w:cs="Times New Roman"/>
               </w:rPr>
               <w:t>id, user_id, product_id, rating, body, created_at</w:t>
             </w:r>
@@ -2372,13 +2701,11 @@
           </w:tcPr>
           <w:p>
             <w:pPr>
-              <w:spacing w:before="0" w:after="0" w:line="240" w:lineRule="auto"/>
-            </w:pPr>
-            <w:r>
-              <w:rPr>
-                <w:rFonts w:ascii="Times New Roman" w:hAnsi="Times New Roman" w:eastAsia="Times New Roman" w:cs="Times New Roman"/>
-                <w:sz w:val="22"/>
-                <w:szCs w:val="22"/>
+              <w:spacing w:after="0" w:line="240" w:lineRule="auto"/>
+            </w:pPr>
+            <w:r>
+              <w:rPr>
+                <w:rFonts w:ascii="Times New Roman" w:eastAsia="Times New Roman" w:hAnsi="Times New Roman" w:cs="Times New Roman"/>
               </w:rPr>
               <w:t>M:1 к users и products</w:t>
             </w:r>
@@ -2388,62 +2715,59 @@
     </w:tbl>
     <w:p>
       <w:pPr>
-        <w:spacing w:before="0" w:after="120" w:line="360" w:lineRule="auto"/>
+        <w:spacing w:after="120" w:line="360" w:lineRule="auto"/>
         <w:ind w:firstLine="708"/>
       </w:pPr>
       <w:r>
         <w:rPr>
-          <w:rFonts w:ascii="Times New Roman" w:hAnsi="Times New Roman" w:eastAsia="Times New Roman" w:cs="Times New Roman"/>
+          <w:rFonts w:ascii="Times New Roman" w:eastAsia="Times New Roman" w:hAnsi="Times New Roman" w:cs="Times New Roman"/>
         </w:rPr>
         <w:t>Связи между таблицами позволяют обеспечить целостность данных. Например, пользователь может иметь только одну активную корзину, но несколько адресов доставки; каждый заказ связан с набором позиций и статусом; платеж всегда привязан к конкретному заказу. Благодаря использованию внешних ключей и ORM-моделей достигается согласованность данных на уровне приложения и БД.</w:t>
       </w:r>
     </w:p>
     <w:p>
       <w:pPr>
-        <w:pStyle w:val="heading 2"/>
-        <w:spacing w:before="0" w:after="120" w:line="360" w:lineRule="auto"/>
-        <w:ind w:firstLine="0"/>
-      </w:pPr>
-      <w:r>
-        <w:rPr>
-          <w:rFonts w:ascii="Times New Roman" w:hAnsi="Times New Roman" w:eastAsia="Times New Roman" w:cs="Times New Roman"/>
+        <w:spacing w:after="120" w:line="360" w:lineRule="auto"/>
+      </w:pPr>
+      <w:r>
+        <w:rPr>
+          <w:rFonts w:ascii="Times New Roman" w:eastAsia="Times New Roman" w:hAnsi="Times New Roman" w:cs="Times New Roman"/>
         </w:rPr>
         <w:t>3.4 Прототип интерфейса</w:t>
       </w:r>
     </w:p>
     <w:p>
       <w:pPr>
-        <w:spacing w:before="0" w:after="120" w:line="360" w:lineRule="auto"/>
+        <w:spacing w:after="120" w:line="360" w:lineRule="auto"/>
         <w:ind w:firstLine="708"/>
       </w:pPr>
       <w:r>
         <w:rPr>
-          <w:rFonts w:ascii="Times New Roman" w:hAnsi="Times New Roman" w:eastAsia="Times New Roman" w:cs="Times New Roman"/>
+          <w:rFonts w:ascii="Times New Roman" w:eastAsia="Times New Roman" w:hAnsi="Times New Roman" w:cs="Times New Roman"/>
         </w:rPr>
         <w:t>Перед непосредственной реализацией интерфейса был подготовлен набор прототипов и эскизов. Они описывают композицию главной страницы, сетку каталога, расположение фильтров, форму авторизации, блок корзины и административный раздел. Наличие прототипа позволило заранее определить иерархию элементов и минимизировать переработки на этапе верстки.</w:t>
       </w:r>
     </w:p>
     <w:p>
       <w:pPr>
-        <w:spacing w:before="0" w:after="120" w:line="360" w:lineRule="auto"/>
+        <w:spacing w:after="120" w:line="360" w:lineRule="auto"/>
         <w:ind w:firstLine="708"/>
       </w:pPr>
       <w:r>
         <w:rPr>
-          <w:rFonts w:ascii="Times New Roman" w:hAnsi="Times New Roman" w:eastAsia="Times New Roman" w:cs="Times New Roman"/>
+          <w:rFonts w:ascii="Times New Roman" w:eastAsia="Times New Roman" w:hAnsi="Times New Roman" w:cs="Times New Roman"/>
         </w:rPr>
         <w:t>Основной экран витрины строится вокруг каталога товаров и крупного hero-блока, который задает визуальное направление проекта. Пользовательский сценарий входа вынесен на отдельную страницу, где объединены формы входа и регистрации. Административный интерфейс реализован как отдельный маршрут и визуально отличается от витрины, что помогает развести клиентские и служебные функции.</w:t>
       </w:r>
     </w:p>
     <w:p>
       <w:pPr>
-        <w:spacing w:before="0" w:after="120" w:line="360" w:lineRule="auto"/>
-        <w:ind w:firstLine="0"/>
+        <w:spacing w:after="120" w:line="360" w:lineRule="auto"/>
         <w:jc w:val="center"/>
       </w:pPr>
       <w:r>
         <w:rPr>
-          <w:rFonts w:ascii="Times New Roman" w:hAnsi="Times New Roman" w:eastAsia="Times New Roman" w:cs="Times New Roman"/>
+          <w:rFonts w:ascii="Times New Roman" w:eastAsia="Times New Roman" w:hAnsi="Times New Roman" w:cs="Times New Roman"/>
           <w:b/>
           <w:bCs/>
           <w:color w:val="FF0000"/>
@@ -2455,375 +2779,361 @@
     </w:p>
     <w:p>
       <w:pPr>
-        <w:spacing w:before="0" w:after="120" w:line="360" w:lineRule="auto"/>
+        <w:spacing w:after="120" w:line="360" w:lineRule="auto"/>
         <w:ind w:firstLine="708"/>
       </w:pPr>
       <w:r>
         <w:rPr>
-          <w:rFonts w:ascii="Times New Roman" w:hAnsi="Times New Roman" w:eastAsia="Times New Roman" w:cs="Times New Roman"/>
+          <w:rFonts w:ascii="Times New Roman" w:eastAsia="Times New Roman" w:hAnsi="Times New Roman" w:cs="Times New Roman"/>
         </w:rPr>
         <w:t>После вставки графических материалов желательно дать подписи для каждого ключевого экрана: главная страница, авторизация, корзина, оформление заказа и административная панель. Это визуально увеличит отчет и одновременно сделает его более содержательным.</w:t>
       </w:r>
     </w:p>
     <w:p>
       <w:pPr>
-        <w:pStyle w:val="heading 1"/>
-        <w:spacing w:before="0" w:after="120" w:line="360" w:lineRule="auto"/>
-        <w:ind w:firstLine="0"/>
         <w:pageBreakBefore/>
-      </w:pPr>
-      <w:r>
-        <w:rPr>
-          <w:rFonts w:ascii="Times New Roman" w:hAnsi="Times New Roman" w:eastAsia="Times New Roman" w:cs="Times New Roman"/>
-        </w:rPr>
+        <w:spacing w:after="120" w:line="360" w:lineRule="auto"/>
+      </w:pPr>
+      <w:r>
+        <w:rPr>
+          <w:rFonts w:ascii="Times New Roman" w:eastAsia="Times New Roman" w:hAnsi="Times New Roman" w:cs="Times New Roman"/>
+        </w:rPr>
+        <w:lastRenderedPageBreak/>
         <w:t>4. Разработка программного модуля</w:t>
       </w:r>
     </w:p>
     <w:p>
       <w:pPr>
-        <w:pStyle w:val="heading 2"/>
-        <w:spacing w:before="0" w:after="120" w:line="360" w:lineRule="auto"/>
-        <w:ind w:firstLine="0"/>
-      </w:pPr>
-      <w:r>
-        <w:rPr>
-          <w:rFonts w:ascii="Times New Roman" w:hAnsi="Times New Roman" w:eastAsia="Times New Roman" w:cs="Times New Roman"/>
+        <w:spacing w:after="120" w:line="360" w:lineRule="auto"/>
+      </w:pPr>
+      <w:r>
+        <w:rPr>
+          <w:rFonts w:ascii="Times New Roman" w:eastAsia="Times New Roman" w:hAnsi="Times New Roman" w:cs="Times New Roman"/>
         </w:rPr>
         <w:t>4.1 Выбор технологий</w:t>
       </w:r>
     </w:p>
     <w:p>
       <w:pPr>
-        <w:spacing w:before="0" w:after="120" w:line="360" w:lineRule="auto"/>
+        <w:spacing w:after="120" w:line="360" w:lineRule="auto"/>
         <w:ind w:firstLine="708"/>
       </w:pPr>
       <w:r>
         <w:rPr>
-          <w:rFonts w:ascii="Times New Roman" w:hAnsi="Times New Roman" w:eastAsia="Times New Roman" w:cs="Times New Roman"/>
+          <w:rFonts w:ascii="Times New Roman" w:eastAsia="Times New Roman" w:hAnsi="Times New Roman" w:cs="Times New Roman"/>
         </w:rPr>
         <w:t>Для серверной части был выбран язык Python и фреймворк FastAPI. Это решение позволяет компактно описывать маршруты, хорошо интегрируется со схемами валидации Pydantic и удобно для построения документируемого REST API. Для взаимодействия с базой данных используется SQLAlchemy, обеспечивающий объектное представление сущностей и связи между ними.</w:t>
       </w:r>
     </w:p>
     <w:p>
       <w:pPr>
-        <w:spacing w:before="0" w:after="120" w:line="360" w:lineRule="auto"/>
+        <w:spacing w:after="120" w:line="360" w:lineRule="auto"/>
         <w:ind w:firstLine="708"/>
       </w:pPr>
       <w:r>
         <w:rPr>
-          <w:rFonts w:ascii="Times New Roman" w:hAnsi="Times New Roman" w:eastAsia="Times New Roman" w:cs="Times New Roman"/>
+          <w:rFonts w:ascii="Times New Roman" w:eastAsia="Times New Roman" w:hAnsi="Times New Roman" w:cs="Times New Roman"/>
         </w:rPr>
         <w:t>Для клиентской части выбран JavaScript без тяжелых фреймворков и сборщик Vite. Такой выбор делает проект достаточно наглядным: логика запросов, маршрутизации и рендеринга находится в одном месте, благодаря чему легко проследить путь от действия пользователя до изменения интерфейса. Дополнительно применяются CSS-стили с собственной палитрой и набором адаптивных правил.</w:t>
       </w:r>
     </w:p>
     <w:p>
       <w:pPr>
-        <w:spacing w:before="0" w:after="120" w:line="360" w:lineRule="auto"/>
+        <w:spacing w:after="120" w:line="360" w:lineRule="auto"/>
         <w:ind w:firstLine="708"/>
       </w:pPr>
       <w:r>
         <w:rPr>
-          <w:rFonts w:ascii="Times New Roman" w:hAnsi="Times New Roman" w:eastAsia="Times New Roman" w:cs="Times New Roman"/>
+          <w:rFonts w:ascii="Times New Roman" w:eastAsia="Times New Roman" w:hAnsi="Times New Roman" w:cs="Times New Roman"/>
         </w:rPr>
         <w:t>Инфраструктурная часть представлена Docker Compose, который объединяет frontend, backend и PostgreSQL. Это позволяет разворачивать систему как единый стек и воспроизводить окружение для демонстрации проекта.</w:t>
       </w:r>
     </w:p>
     <w:p>
       <w:pPr>
-        <w:pStyle w:val="heading 2"/>
-        <w:spacing w:before="0" w:after="120" w:line="360" w:lineRule="auto"/>
-        <w:ind w:firstLine="0"/>
-      </w:pPr>
-      <w:r>
-        <w:rPr>
-          <w:rFonts w:ascii="Times New Roman" w:hAnsi="Times New Roman" w:eastAsia="Times New Roman" w:cs="Times New Roman"/>
+        <w:spacing w:after="120" w:line="360" w:lineRule="auto"/>
+      </w:pPr>
+      <w:r>
+        <w:rPr>
+          <w:rFonts w:ascii="Times New Roman" w:eastAsia="Times New Roman" w:hAnsi="Times New Roman" w:cs="Times New Roman"/>
         </w:rPr>
         <w:t>4.2 Структура проекта</w:t>
       </w:r>
     </w:p>
     <w:p>
       <w:pPr>
-        <w:spacing w:before="0" w:after="120" w:line="360" w:lineRule="auto"/>
+        <w:spacing w:after="120" w:line="360" w:lineRule="auto"/>
         <w:ind w:firstLine="708"/>
       </w:pPr>
       <w:r>
         <w:rPr>
-          <w:rFonts w:ascii="Times New Roman" w:hAnsi="Times New Roman" w:eastAsia="Times New Roman" w:cs="Times New Roman"/>
+          <w:rFonts w:ascii="Times New Roman" w:eastAsia="Times New Roman" w:hAnsi="Times New Roman" w:cs="Times New Roman"/>
         </w:rPr>
         <w:t>Структура репозитория разделена по логическим зонам ответственности. Каталог backend содержит исходные коды API, модели, конфигурацию и механизмы начального заполнения. Каталог frontend хранит файлы пользовательского интерфейса. Каталог docs включает диаграммы и вспомогательную документацию. Папка tasks содержит материалы по отдельным учебным этапам проекта: техническое задание, прототипы, диаграммы и ER-модель.</w:t>
       </w:r>
     </w:p>
     <w:p>
       <w:pPr>
-        <w:spacing w:before="0" w:after="120" w:line="360" w:lineRule="auto"/>
-        <w:ind w:firstLine="0"/>
-      </w:pPr>
-      <w:r>
-        <w:rPr>
-          <w:rFonts w:ascii="Times New Roman" w:hAnsi="Times New Roman" w:eastAsia="Times New Roman" w:cs="Times New Roman"/>
+        <w:spacing w:after="120" w:line="360" w:lineRule="auto"/>
+      </w:pPr>
+      <w:r>
+        <w:rPr>
+          <w:rFonts w:ascii="Times New Roman" w:eastAsia="Times New Roman" w:hAnsi="Times New Roman" w:cs="Times New Roman"/>
         </w:rPr>
         <w:t>• backend/app/main.py - точка входа FastAPI-приложения, настройка CORS и стартовое создание таблиц;</w:t>
       </w:r>
     </w:p>
     <w:p>
       <w:pPr>
-        <w:spacing w:before="0" w:after="120" w:line="360" w:lineRule="auto"/>
-        <w:ind w:firstLine="0"/>
-      </w:pPr>
-      <w:r>
-        <w:rPr>
-          <w:rFonts w:ascii="Times New Roman" w:hAnsi="Times New Roman" w:eastAsia="Times New Roman" w:cs="Times New Roman"/>
+        <w:spacing w:after="120" w:line="360" w:lineRule="auto"/>
+      </w:pPr>
+      <w:r>
+        <w:rPr>
+          <w:rFonts w:ascii="Times New Roman" w:eastAsia="Times New Roman" w:hAnsi="Times New Roman" w:cs="Times New Roman"/>
         </w:rPr>
         <w:t>• backend/app/api/routes.py - основной набор маршрутов API;</w:t>
       </w:r>
     </w:p>
     <w:p>
       <w:pPr>
-        <w:spacing w:before="0" w:after="120" w:line="360" w:lineRule="auto"/>
-        <w:ind w:firstLine="0"/>
-      </w:pPr>
-      <w:r>
-        <w:rPr>
-          <w:rFonts w:ascii="Times New Roman" w:hAnsi="Times New Roman" w:eastAsia="Times New Roman" w:cs="Times New Roman"/>
+        <w:spacing w:after="120" w:line="360" w:lineRule="auto"/>
+      </w:pPr>
+      <w:r>
+        <w:rPr>
+          <w:rFonts w:ascii="Times New Roman" w:eastAsia="Times New Roman" w:hAnsi="Times New Roman" w:cs="Times New Roman"/>
         </w:rPr>
         <w:t>• backend/app/models/entities.py - описание ORM-сущностей и связей между ними;</w:t>
       </w:r>
     </w:p>
     <w:p>
       <w:pPr>
-        <w:spacing w:before="0" w:after="120" w:line="360" w:lineRule="auto"/>
-        <w:ind w:firstLine="0"/>
-      </w:pPr>
-      <w:r>
-        <w:rPr>
-          <w:rFonts w:ascii="Times New Roman" w:hAnsi="Times New Roman" w:eastAsia="Times New Roman" w:cs="Times New Roman"/>
+        <w:spacing w:after="120" w:line="360" w:lineRule="auto"/>
+      </w:pPr>
+      <w:r>
+        <w:rPr>
+          <w:rFonts w:ascii="Times New Roman" w:eastAsia="Times New Roman" w:hAnsi="Times New Roman" w:cs="Times New Roman"/>
         </w:rPr>
         <w:t>• backend/app/schemas/shop.py - Pydantic-схемы запросов и ответов;</w:t>
       </w:r>
     </w:p>
     <w:p>
       <w:pPr>
-        <w:spacing w:before="0" w:after="120" w:line="360" w:lineRule="auto"/>
-        <w:ind w:firstLine="0"/>
-      </w:pPr>
-      <w:r>
-        <w:rPr>
-          <w:rFonts w:ascii="Times New Roman" w:hAnsi="Times New Roman" w:eastAsia="Times New Roman" w:cs="Times New Roman"/>
+        <w:spacing w:after="120" w:line="360" w:lineRule="auto"/>
+      </w:pPr>
+      <w:r>
+        <w:rPr>
+          <w:rFonts w:ascii="Times New Roman" w:eastAsia="Times New Roman" w:hAnsi="Times New Roman" w:cs="Times New Roman"/>
         </w:rPr>
         <w:t>• backend/app/core/database.py - настройка соединения с БД и получение сессии;</w:t>
       </w:r>
     </w:p>
     <w:p>
       <w:pPr>
-        <w:spacing w:before="0" w:after="120" w:line="360" w:lineRule="auto"/>
-        <w:ind w:firstLine="0"/>
-      </w:pPr>
-      <w:r>
-        <w:rPr>
-          <w:rFonts w:ascii="Times New Roman" w:hAnsi="Times New Roman" w:eastAsia="Times New Roman" w:cs="Times New Roman"/>
+        <w:spacing w:after="120" w:line="360" w:lineRule="auto"/>
+      </w:pPr>
+      <w:r>
+        <w:rPr>
+          <w:rFonts w:ascii="Times New Roman" w:eastAsia="Times New Roman" w:hAnsi="Times New Roman" w:cs="Times New Roman"/>
         </w:rPr>
         <w:t>• frontend/src/main.js - вся клиентская логика приложения;</w:t>
       </w:r>
     </w:p>
     <w:p>
       <w:pPr>
-        <w:spacing w:before="0" w:after="120" w:line="360" w:lineRule="auto"/>
-        <w:ind w:firstLine="0"/>
-      </w:pPr>
-      <w:r>
-        <w:rPr>
-          <w:rFonts w:ascii="Times New Roman" w:hAnsi="Times New Roman" w:eastAsia="Times New Roman" w:cs="Times New Roman"/>
+        <w:spacing w:after="120" w:line="360" w:lineRule="auto"/>
+      </w:pPr>
+      <w:r>
+        <w:rPr>
+          <w:rFonts w:ascii="Times New Roman" w:eastAsia="Times New Roman" w:hAnsi="Times New Roman" w:cs="Times New Roman"/>
         </w:rPr>
         <w:t>• frontend/src/styles.css - стили витрины, авторизации, корзины и админ-панели;</w:t>
       </w:r>
     </w:p>
     <w:p>
       <w:pPr>
-        <w:spacing w:before="0" w:after="120" w:line="360" w:lineRule="auto"/>
-        <w:ind w:firstLine="0"/>
-      </w:pPr>
-      <w:r>
-        <w:rPr>
-          <w:rFonts w:ascii="Times New Roman" w:hAnsi="Times New Roman" w:eastAsia="Times New Roman" w:cs="Times New Roman"/>
+        <w:spacing w:after="120" w:line="360" w:lineRule="auto"/>
+      </w:pPr>
+      <w:r>
+        <w:rPr>
+          <w:rFonts w:ascii="Times New Roman" w:eastAsia="Times New Roman" w:hAnsi="Times New Roman" w:cs="Times New Roman"/>
         </w:rPr>
         <w:t>• docker-compose.yml - сценарий совместного запуска сервисов.</w:t>
       </w:r>
     </w:p>
     <w:p>
       <w:pPr>
-        <w:pStyle w:val="heading 2"/>
-        <w:spacing w:before="0" w:after="120" w:line="360" w:lineRule="auto"/>
-        <w:ind w:firstLine="0"/>
-      </w:pPr>
-      <w:r>
-        <w:rPr>
-          <w:rFonts w:ascii="Times New Roman" w:hAnsi="Times New Roman" w:eastAsia="Times New Roman" w:cs="Times New Roman"/>
+        <w:spacing w:after="120" w:line="360" w:lineRule="auto"/>
+      </w:pPr>
+      <w:r>
+        <w:rPr>
+          <w:rFonts w:ascii="Times New Roman" w:eastAsia="Times New Roman" w:hAnsi="Times New Roman" w:cs="Times New Roman"/>
         </w:rPr>
         <w:t>4.3 Реализация backend</w:t>
       </w:r>
     </w:p>
     <w:p>
       <w:pPr>
-        <w:spacing w:before="0" w:after="120" w:line="360" w:lineRule="auto"/>
+        <w:spacing w:after="120" w:line="360" w:lineRule="auto"/>
         <w:ind w:firstLine="708"/>
       </w:pPr>
       <w:r>
         <w:rPr>
-          <w:rFonts w:ascii="Times New Roman" w:hAnsi="Times New Roman" w:eastAsia="Times New Roman" w:cs="Times New Roman"/>
-        </w:rPr>
-        <w:t>Backend-приложение запускается через объект FastAPI, к которому подключаются маршруты, CORS-настройки и процедура первичного заполнения базы данных. На старте выполняется создание таблиц и сидирование демонстрационных данных, что упрощает запуск проекта без отдельного этапа ручной подготовки.</w:t>
-      </w:r>
-    </w:p>
-    <w:p>
-      <w:pPr>
-        <w:spacing w:before="0" w:after="120" w:line="360" w:lineRule="auto"/>
+          <w:rFonts w:ascii="Times New Roman" w:eastAsia="Times New Roman" w:hAnsi="Times New Roman" w:cs="Times New Roman"/>
+        </w:rPr>
+        <w:t xml:space="preserve">Backend-приложение запускается через объект FastAPI, к которому подключаются маршруты, CORS-настройки и процедура первичного заполнения базы данных. На старте </w:t>
+      </w:r>
+      <w:r>
+        <w:rPr>
+          <w:rFonts w:ascii="Times New Roman" w:eastAsia="Times New Roman" w:hAnsi="Times New Roman" w:cs="Times New Roman"/>
+        </w:rPr>
+        <w:lastRenderedPageBreak/>
+        <w:t>выполняется создание таблиц и сидирование демонстрационных данных, что упрощает запуск проекта без отдельного этапа ручной подготовки.</w:t>
+      </w:r>
+    </w:p>
+    <w:p>
+      <w:pPr>
+        <w:spacing w:after="120" w:line="360" w:lineRule="auto"/>
         <w:ind w:firstLine="708"/>
       </w:pPr>
       <w:r>
         <w:rPr>
-          <w:rFonts w:ascii="Times New Roman" w:hAnsi="Times New Roman" w:eastAsia="Times New Roman" w:cs="Times New Roman"/>
+          <w:rFonts w:ascii="Times New Roman" w:eastAsia="Times New Roman" w:hAnsi="Times New Roman" w:cs="Times New Roman"/>
         </w:rPr>
         <w:t>Ключевая часть backend сосредоточена в файле routes.py. Здесь реализованы маршруты для регистрации и авторизации, получения профиля, работы с каталогом, управления корзиной, создания заказа, фиксации платежей, добавления отзывов и администрирования. Каждый маршрут инкапсулирует определенный бизнес-сценарий и опирается на ORM-модели и схемы данных.</w:t>
       </w:r>
     </w:p>
     <w:p>
       <w:pPr>
-        <w:spacing w:before="0" w:after="120" w:line="360" w:lineRule="auto"/>
+        <w:spacing w:after="120" w:line="360" w:lineRule="auto"/>
         <w:ind w:firstLine="708"/>
       </w:pPr>
       <w:r>
         <w:rPr>
-          <w:rFonts w:ascii="Times New Roman" w:hAnsi="Times New Roman" w:eastAsia="Times New Roman" w:cs="Times New Roman"/>
+          <w:rFonts w:ascii="Times New Roman" w:eastAsia="Times New Roman" w:hAnsi="Times New Roman" w:cs="Times New Roman"/>
         </w:rPr>
         <w:t>Схемы запросов и ответов описаны при помощи Pydantic. Это дает возможность явно определить структуру входных данных, например для регистрации, добавления товара, создания заказа или отзыва. Такой подход снижает риск некорректного ввода и одновременно упрощает сопровождение кода.</w:t>
       </w:r>
     </w:p>
     <w:p>
       <w:pPr>
-        <w:spacing w:before="0" w:after="120" w:line="360" w:lineRule="auto"/>
+        <w:spacing w:after="120" w:line="360" w:lineRule="auto"/>
         <w:ind w:firstLine="708"/>
       </w:pPr>
       <w:r>
         <w:rPr>
-          <w:rFonts w:ascii="Times New Roman" w:hAnsi="Times New Roman" w:eastAsia="Times New Roman" w:cs="Times New Roman"/>
+          <w:rFonts w:ascii="Times New Roman" w:eastAsia="Times New Roman" w:hAnsi="Times New Roman" w:cs="Times New Roman"/>
         </w:rPr>
         <w:t>Отдельного внимания заслуживает логика корзины и заказа. При первом обращении авторизованного пользователя система может автоматически создать корзину. При оформлении заказа позиции корзины преобразуются в элементы заказа, вычисляются суммы и фиксируется стартовый статус. Подобная последовательность соответствует реальной модели интернет-магазина.</w:t>
       </w:r>
     </w:p>
     <w:p>
       <w:pPr>
-        <w:pStyle w:val="heading 2"/>
-        <w:spacing w:before="0" w:after="120" w:line="360" w:lineRule="auto"/>
-        <w:ind w:firstLine="0"/>
-      </w:pPr>
-      <w:r>
-        <w:rPr>
-          <w:rFonts w:ascii="Times New Roman" w:hAnsi="Times New Roman" w:eastAsia="Times New Roman" w:cs="Times New Roman"/>
+        <w:spacing w:after="120" w:line="360" w:lineRule="auto"/>
+      </w:pPr>
+      <w:r>
+        <w:rPr>
+          <w:rFonts w:ascii="Times New Roman" w:eastAsia="Times New Roman" w:hAnsi="Times New Roman" w:cs="Times New Roman"/>
         </w:rPr>
         <w:t>4.4 Реализация frontend</w:t>
       </w:r>
     </w:p>
     <w:p>
       <w:pPr>
-        <w:spacing w:before="0" w:after="120" w:line="360" w:lineRule="auto"/>
+        <w:spacing w:after="120" w:line="360" w:lineRule="auto"/>
         <w:ind w:firstLine="708"/>
       </w:pPr>
       <w:r>
         <w:rPr>
-          <w:rFonts w:ascii="Times New Roman" w:hAnsi="Times New Roman" w:eastAsia="Times New Roman" w:cs="Times New Roman"/>
+          <w:rFonts w:ascii="Times New Roman" w:eastAsia="Times New Roman" w:hAnsi="Times New Roman" w:cs="Times New Roman"/>
         </w:rPr>
         <w:t>Frontend реализован в виде одностраничного приложения с ручной маршрутизацией по пути браузера. Приложение различает витрину магазина, страницу авторизации и административный раздел. Состояние интерфейса хранит токены, язык, сведения о пользователе, список товаров, содержимое корзины, историю заказов и административные данные.</w:t>
       </w:r>
     </w:p>
     <w:p>
       <w:pPr>
-        <w:spacing w:before="0" w:after="120" w:line="360" w:lineRule="auto"/>
+        <w:spacing w:after="120" w:line="360" w:lineRule="auto"/>
         <w:ind w:firstLine="708"/>
       </w:pPr>
       <w:r>
         <w:rPr>
-          <w:rFonts w:ascii="Times New Roman" w:hAnsi="Times New Roman" w:eastAsia="Times New Roman" w:cs="Times New Roman"/>
+          <w:rFonts w:ascii="Times New Roman" w:eastAsia="Times New Roman" w:hAnsi="Times New Roman" w:cs="Times New Roman"/>
         </w:rPr>
         <w:t>Клиентская часть активно использует fetch-запросы к API и обновляет состояние после каждой значимой операции. Например, после входа пользователя загружаются профиль, корзина и история заказов; после добавления товара в корзину пересчитывается список позиций; после административного изменения данных выполняется повторная подгрузка списка товаров и метрик.</w:t>
       </w:r>
     </w:p>
     <w:p>
       <w:pPr>
-        <w:spacing w:before="0" w:after="120" w:line="360" w:lineRule="auto"/>
+        <w:spacing w:after="120" w:line="360" w:lineRule="auto"/>
         <w:ind w:firstLine="708"/>
       </w:pPr>
       <w:r>
         <w:rPr>
-          <w:rFonts w:ascii="Times New Roman" w:hAnsi="Times New Roman" w:eastAsia="Times New Roman" w:cs="Times New Roman"/>
+          <w:rFonts w:ascii="Times New Roman" w:eastAsia="Times New Roman" w:hAnsi="Times New Roman" w:cs="Times New Roman"/>
         </w:rPr>
         <w:t>Интерфейс поддерживает несколько языков и содержит набор словарей переводов. Благодаря этому один и тот же интерфейс может отображать подписи на русском, английском и португальском языках. Важной особенностью является также наличие отдельного оформления для административной панели, что подчеркивает различие пользовательских и управленческих сценариев.</w:t>
       </w:r>
     </w:p>
     <w:p>
       <w:pPr>
-        <w:pStyle w:val="heading 2"/>
-        <w:spacing w:before="0" w:after="120" w:line="360" w:lineRule="auto"/>
-        <w:ind w:firstLine="0"/>
-      </w:pPr>
-      <w:r>
-        <w:rPr>
-          <w:rFonts w:ascii="Times New Roman" w:hAnsi="Times New Roman" w:eastAsia="Times New Roman" w:cs="Times New Roman"/>
+        <w:spacing w:after="120" w:line="360" w:lineRule="auto"/>
+      </w:pPr>
+      <w:r>
+        <w:rPr>
+          <w:rFonts w:ascii="Times New Roman" w:eastAsia="Times New Roman" w:hAnsi="Times New Roman" w:cs="Times New Roman"/>
         </w:rPr>
         <w:t>4.5 Реализация пользовательских сценариев</w:t>
       </w:r>
     </w:p>
     <w:p>
       <w:pPr>
-        <w:spacing w:before="0" w:after="120" w:line="360" w:lineRule="auto"/>
+        <w:spacing w:after="120" w:line="360" w:lineRule="auto"/>
         <w:ind w:firstLine="708"/>
       </w:pPr>
       <w:r>
         <w:rPr>
-          <w:rFonts w:ascii="Times New Roman" w:hAnsi="Times New Roman" w:eastAsia="Times New Roman" w:cs="Times New Roman"/>
+          <w:rFonts w:ascii="Times New Roman" w:eastAsia="Times New Roman" w:hAnsi="Times New Roman" w:cs="Times New Roman"/>
         </w:rPr>
         <w:t>Покупатель начинает работу с витрины, где получает список товаров и может применить фильтры. Далее он имеет возможность авторизоваться, добавить товар в корзину и перейти к оформлению заказа. Для оформления заказа заполняются данные доставки, после чего backend создает заказ и возвращает ответ, который отображается на клиенте.</w:t>
       </w:r>
     </w:p>
     <w:p>
       <w:pPr>
-        <w:spacing w:before="0" w:after="120" w:line="360" w:lineRule="auto"/>
+        <w:spacing w:after="120" w:line="360" w:lineRule="auto"/>
         <w:ind w:firstLine="708"/>
       </w:pPr>
       <w:r>
         <w:rPr>
-          <w:rFonts w:ascii="Times New Roman" w:hAnsi="Times New Roman" w:eastAsia="Times New Roman" w:cs="Times New Roman"/>
-        </w:rPr>
+          <w:rFonts w:ascii="Times New Roman" w:eastAsia="Times New Roman" w:hAnsi="Times New Roman" w:cs="Times New Roman"/>
+        </w:rPr>
+        <w:lastRenderedPageBreak/>
         <w:t>Администратор использует другой сценарий. После аутентификации под ролью admin открывается административная панель, содержащая обзор показателей, таблицу товаров, список заказов и список пользователей. Администратор может добавить новый товар, изменить существующий, скрыть позицию из каталога или обновить статус заказа.</w:t>
       </w:r>
     </w:p>
     <w:p>
       <w:pPr>
-        <w:pStyle w:val="heading 2"/>
-        <w:spacing w:before="0" w:after="120" w:line="360" w:lineRule="auto"/>
-        <w:ind w:firstLine="0"/>
-      </w:pPr>
-      <w:r>
-        <w:rPr>
-          <w:rFonts w:ascii="Times New Roman" w:hAnsi="Times New Roman" w:eastAsia="Times New Roman" w:cs="Times New Roman"/>
+        <w:spacing w:after="120" w:line="360" w:lineRule="auto"/>
+      </w:pPr>
+      <w:r>
+        <w:rPr>
+          <w:rFonts w:ascii="Times New Roman" w:eastAsia="Times New Roman" w:hAnsi="Times New Roman" w:cs="Times New Roman"/>
         </w:rPr>
         <w:t>4.6 Основные API-эндпоинты</w:t>
       </w:r>
     </w:p>
     <w:p>
       <w:pPr>
-        <w:spacing w:before="0" w:after="120" w:line="360" w:lineRule="auto"/>
+        <w:spacing w:after="120" w:line="360" w:lineRule="auto"/>
         <w:ind w:firstLine="708"/>
       </w:pPr>
       <w:r>
         <w:rPr>
-          <w:rFonts w:ascii="Times New Roman" w:hAnsi="Times New Roman" w:eastAsia="Times New Roman" w:cs="Times New Roman"/>
+          <w:rFonts w:ascii="Times New Roman" w:eastAsia="Times New Roman" w:hAnsi="Times New Roman" w:cs="Times New Roman"/>
         </w:rPr>
         <w:t>Для большей наглядности основные маршруты сервера можно свести в таблицу.</w:t>
       </w:r>
     </w:p>
     <w:tbl>
       <w:tblPr>
-        <w:tblStyle w:val="TableGrid"/>
         <w:tblW w:w="0" w:type="auto"/>
         <w:tblBorders>
           <w:top w:val="single" w:sz="8" w:space="0" w:color="000000"/>
@@ -2833,12 +3143,13 @@
           <w:insideH w:val="single" w:sz="8" w:space="0" w:color="000000"/>
           <w:insideV w:val="single" w:sz="8" w:space="0" w:color="000000"/>
         </w:tblBorders>
+        <w:tblLook w:val="04A0" w:firstRow="1" w:lastRow="0" w:firstColumn="1" w:lastColumn="0" w:noHBand="0" w:noVBand="1"/>
       </w:tblPr>
       <w:tblGrid>
-        <w:gridCol w:w="1500"/>
-        <w:gridCol w:w="3200"/>
-        <w:gridCol w:w="3600"/>
-        <w:gridCol w:w="3600"/>
+        <w:gridCol w:w="2873"/>
+        <w:gridCol w:w="1707"/>
+        <w:gridCol w:w="2388"/>
+        <w:gridCol w:w="2367"/>
       </w:tblGrid>
       <w:tr>
         <w:tc>
@@ -2847,15 +3158,13 @@
           </w:tcPr>
           <w:p>
             <w:pPr>
-              <w:spacing w:before="0" w:after="0" w:line="240" w:lineRule="auto"/>
-            </w:pPr>
-            <w:r>
-              <w:rPr>
-                <w:rFonts w:ascii="Times New Roman" w:hAnsi="Times New Roman" w:eastAsia="Times New Roman" w:cs="Times New Roman"/>
+              <w:spacing w:after="0" w:line="240" w:lineRule="auto"/>
+            </w:pPr>
+            <w:r>
+              <w:rPr>
+                <w:rFonts w:ascii="Times New Roman" w:eastAsia="Times New Roman" w:hAnsi="Times New Roman" w:cs="Times New Roman"/>
                 <w:b/>
                 <w:bCs/>
-                <w:sz w:val="22"/>
-                <w:szCs w:val="22"/>
               </w:rPr>
               <w:t>Метод</w:t>
             </w:r>
@@ -2867,15 +3176,13 @@
           </w:tcPr>
           <w:p>
             <w:pPr>
-              <w:spacing w:before="0" w:after="0" w:line="240" w:lineRule="auto"/>
-            </w:pPr>
-            <w:r>
-              <w:rPr>
-                <w:rFonts w:ascii="Times New Roman" w:hAnsi="Times New Roman" w:eastAsia="Times New Roman" w:cs="Times New Roman"/>
+              <w:spacing w:after="0" w:line="240" w:lineRule="auto"/>
+            </w:pPr>
+            <w:r>
+              <w:rPr>
+                <w:rFonts w:ascii="Times New Roman" w:eastAsia="Times New Roman" w:hAnsi="Times New Roman" w:cs="Times New Roman"/>
                 <w:b/>
                 <w:bCs/>
-                <w:sz w:val="22"/>
-                <w:szCs w:val="22"/>
               </w:rPr>
               <w:t>Маршрут</w:t>
             </w:r>
@@ -2887,15 +3194,13 @@
           </w:tcPr>
           <w:p>
             <w:pPr>
-              <w:spacing w:before="0" w:after="0" w:line="240" w:lineRule="auto"/>
-            </w:pPr>
-            <w:r>
-              <w:rPr>
-                <w:rFonts w:ascii="Times New Roman" w:hAnsi="Times New Roman" w:eastAsia="Times New Roman" w:cs="Times New Roman"/>
+              <w:spacing w:after="0" w:line="240" w:lineRule="auto"/>
+            </w:pPr>
+            <w:r>
+              <w:rPr>
+                <w:rFonts w:ascii="Times New Roman" w:eastAsia="Times New Roman" w:hAnsi="Times New Roman" w:cs="Times New Roman"/>
                 <w:b/>
                 <w:bCs/>
-                <w:sz w:val="22"/>
-                <w:szCs w:val="22"/>
               </w:rPr>
               <w:t>Назначение</w:t>
             </w:r>
@@ -2907,15 +3212,13 @@
           </w:tcPr>
           <w:p>
             <w:pPr>
-              <w:spacing w:before="0" w:after="0" w:line="240" w:lineRule="auto"/>
-            </w:pPr>
-            <w:r>
-              <w:rPr>
-                <w:rFonts w:ascii="Times New Roman" w:hAnsi="Times New Roman" w:eastAsia="Times New Roman" w:cs="Times New Roman"/>
+              <w:spacing w:after="0" w:line="240" w:lineRule="auto"/>
+            </w:pPr>
+            <w:r>
+              <w:rPr>
+                <w:rFonts w:ascii="Times New Roman" w:eastAsia="Times New Roman" w:hAnsi="Times New Roman" w:cs="Times New Roman"/>
                 <w:b/>
                 <w:bCs/>
-                <w:sz w:val="22"/>
-                <w:szCs w:val="22"/>
               </w:rPr>
               <w:t>Комментарий</w:t>
             </w:r>
@@ -2929,13 +3232,11 @@
           </w:tcPr>
           <w:p>
             <w:pPr>
-              <w:spacing w:before="0" w:after="0" w:line="240" w:lineRule="auto"/>
-            </w:pPr>
-            <w:r>
-              <w:rPr>
-                <w:rFonts w:ascii="Times New Roman" w:hAnsi="Times New Roman" w:eastAsia="Times New Roman" w:cs="Times New Roman"/>
-                <w:sz w:val="22"/>
-                <w:szCs w:val="22"/>
+              <w:spacing w:after="0" w:line="240" w:lineRule="auto"/>
+            </w:pPr>
+            <w:r>
+              <w:rPr>
+                <w:rFonts w:ascii="Times New Roman" w:eastAsia="Times New Roman" w:hAnsi="Times New Roman" w:cs="Times New Roman"/>
               </w:rPr>
               <w:t>POST</w:t>
             </w:r>
@@ -2947,13 +3248,11 @@
           </w:tcPr>
           <w:p>
             <w:pPr>
-              <w:spacing w:before="0" w:after="0" w:line="240" w:lineRule="auto"/>
-            </w:pPr>
-            <w:r>
-              <w:rPr>
-                <w:rFonts w:ascii="Times New Roman" w:hAnsi="Times New Roman" w:eastAsia="Times New Roman" w:cs="Times New Roman"/>
-                <w:sz w:val="22"/>
-                <w:szCs w:val="22"/>
+              <w:spacing w:after="0" w:line="240" w:lineRule="auto"/>
+            </w:pPr>
+            <w:r>
+              <w:rPr>
+                <w:rFonts w:ascii="Times New Roman" w:eastAsia="Times New Roman" w:hAnsi="Times New Roman" w:cs="Times New Roman"/>
               </w:rPr>
               <w:t>/auth/register</w:t>
             </w:r>
@@ -2965,13 +3264,11 @@
           </w:tcPr>
           <w:p>
             <w:pPr>
-              <w:spacing w:before="0" w:after="0" w:line="240" w:lineRule="auto"/>
-            </w:pPr>
-            <w:r>
-              <w:rPr>
-                <w:rFonts w:ascii="Times New Roman" w:hAnsi="Times New Roman" w:eastAsia="Times New Roman" w:cs="Times New Roman"/>
-                <w:sz w:val="22"/>
-                <w:szCs w:val="22"/>
+              <w:spacing w:after="0" w:line="240" w:lineRule="auto"/>
+            </w:pPr>
+            <w:r>
+              <w:rPr>
+                <w:rFonts w:ascii="Times New Roman" w:eastAsia="Times New Roman" w:hAnsi="Times New Roman" w:cs="Times New Roman"/>
               </w:rPr>
               <w:t>Регистрация нового пользователя</w:t>
             </w:r>
@@ -2983,13 +3280,11 @@
           </w:tcPr>
           <w:p>
             <w:pPr>
-              <w:spacing w:before="0" w:after="0" w:line="240" w:lineRule="auto"/>
-            </w:pPr>
-            <w:r>
-              <w:rPr>
-                <w:rFonts w:ascii="Times New Roman" w:hAnsi="Times New Roman" w:eastAsia="Times New Roman" w:cs="Times New Roman"/>
-                <w:sz w:val="22"/>
-                <w:szCs w:val="22"/>
+              <w:spacing w:after="0" w:line="240" w:lineRule="auto"/>
+            </w:pPr>
+            <w:r>
+              <w:rPr>
+                <w:rFonts w:ascii="Times New Roman" w:eastAsia="Times New Roman" w:hAnsi="Times New Roman" w:cs="Times New Roman"/>
               </w:rPr>
               <w:t>Возвращает access и refresh токены</w:t>
             </w:r>
@@ -3003,13 +3298,11 @@
           </w:tcPr>
           <w:p>
             <w:pPr>
-              <w:spacing w:before="0" w:after="0" w:line="240" w:lineRule="auto"/>
-            </w:pPr>
-            <w:r>
-              <w:rPr>
-                <w:rFonts w:ascii="Times New Roman" w:hAnsi="Times New Roman" w:eastAsia="Times New Roman" w:cs="Times New Roman"/>
-                <w:sz w:val="22"/>
-                <w:szCs w:val="22"/>
+              <w:spacing w:after="0" w:line="240" w:lineRule="auto"/>
+            </w:pPr>
+            <w:r>
+              <w:rPr>
+                <w:rFonts w:ascii="Times New Roman" w:eastAsia="Times New Roman" w:hAnsi="Times New Roman" w:cs="Times New Roman"/>
               </w:rPr>
               <w:t>POST</w:t>
             </w:r>
@@ -3021,13 +3314,11 @@
           </w:tcPr>
           <w:p>
             <w:pPr>
-              <w:spacing w:before="0" w:after="0" w:line="240" w:lineRule="auto"/>
-            </w:pPr>
-            <w:r>
-              <w:rPr>
-                <w:rFonts w:ascii="Times New Roman" w:hAnsi="Times New Roman" w:eastAsia="Times New Roman" w:cs="Times New Roman"/>
-                <w:sz w:val="22"/>
-                <w:szCs w:val="22"/>
+              <w:spacing w:after="0" w:line="240" w:lineRule="auto"/>
+            </w:pPr>
+            <w:r>
+              <w:rPr>
+                <w:rFonts w:ascii="Times New Roman" w:eastAsia="Times New Roman" w:hAnsi="Times New Roman" w:cs="Times New Roman"/>
               </w:rPr>
               <w:t>/auth/login</w:t>
             </w:r>
@@ -3039,13 +3330,11 @@
           </w:tcPr>
           <w:p>
             <w:pPr>
-              <w:spacing w:before="0" w:after="0" w:line="240" w:lineRule="auto"/>
-            </w:pPr>
-            <w:r>
-              <w:rPr>
-                <w:rFonts w:ascii="Times New Roman" w:hAnsi="Times New Roman" w:eastAsia="Times New Roman" w:cs="Times New Roman"/>
-                <w:sz w:val="22"/>
-                <w:szCs w:val="22"/>
+              <w:spacing w:after="0" w:line="240" w:lineRule="auto"/>
+            </w:pPr>
+            <w:r>
+              <w:rPr>
+                <w:rFonts w:ascii="Times New Roman" w:eastAsia="Times New Roman" w:hAnsi="Times New Roman" w:cs="Times New Roman"/>
               </w:rPr>
               <w:t>Аутентификация пользователя</w:t>
             </w:r>
@@ -3057,13 +3346,11 @@
           </w:tcPr>
           <w:p>
             <w:pPr>
-              <w:spacing w:before="0" w:after="0" w:line="240" w:lineRule="auto"/>
-            </w:pPr>
-            <w:r>
-              <w:rPr>
-                <w:rFonts w:ascii="Times New Roman" w:hAnsi="Times New Roman" w:eastAsia="Times New Roman" w:cs="Times New Roman"/>
-                <w:sz w:val="22"/>
-                <w:szCs w:val="22"/>
+              <w:spacing w:after="0" w:line="240" w:lineRule="auto"/>
+            </w:pPr>
+            <w:r>
+              <w:rPr>
+                <w:rFonts w:ascii="Times New Roman" w:eastAsia="Times New Roman" w:hAnsi="Times New Roman" w:cs="Times New Roman"/>
               </w:rPr>
               <w:t>Проверяет email и пароль</w:t>
             </w:r>
@@ -3077,13 +3364,11 @@
           </w:tcPr>
           <w:p>
             <w:pPr>
-              <w:spacing w:before="0" w:after="0" w:line="240" w:lineRule="auto"/>
-            </w:pPr>
-            <w:r>
-              <w:rPr>
-                <w:rFonts w:ascii="Times New Roman" w:hAnsi="Times New Roman" w:eastAsia="Times New Roman" w:cs="Times New Roman"/>
-                <w:sz w:val="22"/>
-                <w:szCs w:val="22"/>
+              <w:spacing w:after="0" w:line="240" w:lineRule="auto"/>
+            </w:pPr>
+            <w:r>
+              <w:rPr>
+                <w:rFonts w:ascii="Times New Roman" w:eastAsia="Times New Roman" w:hAnsi="Times New Roman" w:cs="Times New Roman"/>
               </w:rPr>
               <w:t>POST</w:t>
             </w:r>
@@ -3095,13 +3380,11 @@
           </w:tcPr>
           <w:p>
             <w:pPr>
-              <w:spacing w:before="0" w:after="0" w:line="240" w:lineRule="auto"/>
-            </w:pPr>
-            <w:r>
-              <w:rPr>
-                <w:rFonts w:ascii="Times New Roman" w:hAnsi="Times New Roman" w:eastAsia="Times New Roman" w:cs="Times New Roman"/>
-                <w:sz w:val="22"/>
-                <w:szCs w:val="22"/>
+              <w:spacing w:after="0" w:line="240" w:lineRule="auto"/>
+            </w:pPr>
+            <w:r>
+              <w:rPr>
+                <w:rFonts w:ascii="Times New Roman" w:eastAsia="Times New Roman" w:hAnsi="Times New Roman" w:cs="Times New Roman"/>
               </w:rPr>
               <w:t>/auth/refresh</w:t>
             </w:r>
@@ -3113,13 +3396,11 @@
           </w:tcPr>
           <w:p>
             <w:pPr>
-              <w:spacing w:before="0" w:after="0" w:line="240" w:lineRule="auto"/>
-            </w:pPr>
-            <w:r>
-              <w:rPr>
-                <w:rFonts w:ascii="Times New Roman" w:hAnsi="Times New Roman" w:eastAsia="Times New Roman" w:cs="Times New Roman"/>
-                <w:sz w:val="22"/>
-                <w:szCs w:val="22"/>
+              <w:spacing w:after="0" w:line="240" w:lineRule="auto"/>
+            </w:pPr>
+            <w:r>
+              <w:rPr>
+                <w:rFonts w:ascii="Times New Roman" w:eastAsia="Times New Roman" w:hAnsi="Times New Roman" w:cs="Times New Roman"/>
               </w:rPr>
               <w:t>Обновление токенов</w:t>
             </w:r>
@@ -3131,13 +3412,11 @@
           </w:tcPr>
           <w:p>
             <w:pPr>
-              <w:spacing w:before="0" w:after="0" w:line="240" w:lineRule="auto"/>
-            </w:pPr>
-            <w:r>
-              <w:rPr>
-                <w:rFonts w:ascii="Times New Roman" w:hAnsi="Times New Roman" w:eastAsia="Times New Roman" w:cs="Times New Roman"/>
-                <w:sz w:val="22"/>
-                <w:szCs w:val="22"/>
+              <w:spacing w:after="0" w:line="240" w:lineRule="auto"/>
+            </w:pPr>
+            <w:r>
+              <w:rPr>
+                <w:rFonts w:ascii="Times New Roman" w:eastAsia="Times New Roman" w:hAnsi="Times New Roman" w:cs="Times New Roman"/>
               </w:rPr>
               <w:t>Использует refresh token</w:t>
             </w:r>
@@ -3151,13 +3430,11 @@
           </w:tcPr>
           <w:p>
             <w:pPr>
-              <w:spacing w:before="0" w:after="0" w:line="240" w:lineRule="auto"/>
-            </w:pPr>
-            <w:r>
-              <w:rPr>
-                <w:rFonts w:ascii="Times New Roman" w:hAnsi="Times New Roman" w:eastAsia="Times New Roman" w:cs="Times New Roman"/>
-                <w:sz w:val="22"/>
-                <w:szCs w:val="22"/>
+              <w:spacing w:after="0" w:line="240" w:lineRule="auto"/>
+            </w:pPr>
+            <w:r>
+              <w:rPr>
+                <w:rFonts w:ascii="Times New Roman" w:eastAsia="Times New Roman" w:hAnsi="Times New Roman" w:cs="Times New Roman"/>
               </w:rPr>
               <w:t>GET</w:t>
             </w:r>
@@ -3169,13 +3446,11 @@
           </w:tcPr>
           <w:p>
             <w:pPr>
-              <w:spacing w:before="0" w:after="0" w:line="240" w:lineRule="auto"/>
-            </w:pPr>
-            <w:r>
-              <w:rPr>
-                <w:rFonts w:ascii="Times New Roman" w:hAnsi="Times New Roman" w:eastAsia="Times New Roman" w:cs="Times New Roman"/>
-                <w:sz w:val="22"/>
-                <w:szCs w:val="22"/>
+              <w:spacing w:after="0" w:line="240" w:lineRule="auto"/>
+            </w:pPr>
+            <w:r>
+              <w:rPr>
+                <w:rFonts w:ascii="Times New Roman" w:eastAsia="Times New Roman" w:hAnsi="Times New Roman" w:cs="Times New Roman"/>
               </w:rPr>
               <w:t>/users/me</w:t>
             </w:r>
@@ -3187,13 +3462,11 @@
           </w:tcPr>
           <w:p>
             <w:pPr>
-              <w:spacing w:before="0" w:after="0" w:line="240" w:lineRule="auto"/>
-            </w:pPr>
-            <w:r>
-              <w:rPr>
-                <w:rFonts w:ascii="Times New Roman" w:hAnsi="Times New Roman" w:eastAsia="Times New Roman" w:cs="Times New Roman"/>
-                <w:sz w:val="22"/>
-                <w:szCs w:val="22"/>
+              <w:spacing w:after="0" w:line="240" w:lineRule="auto"/>
+            </w:pPr>
+            <w:r>
+              <w:rPr>
+                <w:rFonts w:ascii="Times New Roman" w:eastAsia="Times New Roman" w:hAnsi="Times New Roman" w:cs="Times New Roman"/>
               </w:rPr>
               <w:t>Получение профиля текущего пользователя</w:t>
             </w:r>
@@ -3205,13 +3478,11 @@
           </w:tcPr>
           <w:p>
             <w:pPr>
-              <w:spacing w:before="0" w:after="0" w:line="240" w:lineRule="auto"/>
-            </w:pPr>
-            <w:r>
-              <w:rPr>
-                <w:rFonts w:ascii="Times New Roman" w:hAnsi="Times New Roman" w:eastAsia="Times New Roman" w:cs="Times New Roman"/>
-                <w:sz w:val="22"/>
-                <w:szCs w:val="22"/>
+              <w:spacing w:after="0" w:line="240" w:lineRule="auto"/>
+            </w:pPr>
+            <w:r>
+              <w:rPr>
+                <w:rFonts w:ascii="Times New Roman" w:eastAsia="Times New Roman" w:hAnsi="Times New Roman" w:cs="Times New Roman"/>
               </w:rPr>
               <w:t>Требует авторизацию</w:t>
             </w:r>
@@ -3225,13 +3496,11 @@
           </w:tcPr>
           <w:p>
             <w:pPr>
-              <w:spacing w:before="0" w:after="0" w:line="240" w:lineRule="auto"/>
-            </w:pPr>
-            <w:r>
-              <w:rPr>
-                <w:rFonts w:ascii="Times New Roman" w:hAnsi="Times New Roman" w:eastAsia="Times New Roman" w:cs="Times New Roman"/>
-                <w:sz w:val="22"/>
-                <w:szCs w:val="22"/>
+              <w:spacing w:after="0" w:line="240" w:lineRule="auto"/>
+            </w:pPr>
+            <w:r>
+              <w:rPr>
+                <w:rFonts w:ascii="Times New Roman" w:eastAsia="Times New Roman" w:hAnsi="Times New Roman" w:cs="Times New Roman"/>
               </w:rPr>
               <w:t>GET</w:t>
             </w:r>
@@ -3243,13 +3512,11 @@
           </w:tcPr>
           <w:p>
             <w:pPr>
-              <w:spacing w:before="0" w:after="0" w:line="240" w:lineRule="auto"/>
-            </w:pPr>
-            <w:r>
-              <w:rPr>
-                <w:rFonts w:ascii="Times New Roman" w:hAnsi="Times New Roman" w:eastAsia="Times New Roman" w:cs="Times New Roman"/>
-                <w:sz w:val="22"/>
-                <w:szCs w:val="22"/>
+              <w:spacing w:after="0" w:line="240" w:lineRule="auto"/>
+            </w:pPr>
+            <w:r>
+              <w:rPr>
+                <w:rFonts w:ascii="Times New Roman" w:eastAsia="Times New Roman" w:hAnsi="Times New Roman" w:cs="Times New Roman"/>
               </w:rPr>
               <w:t>/products</w:t>
             </w:r>
@@ -3261,13 +3528,11 @@
           </w:tcPr>
           <w:p>
             <w:pPr>
-              <w:spacing w:before="0" w:after="0" w:line="240" w:lineRule="auto"/>
-            </w:pPr>
-            <w:r>
-              <w:rPr>
-                <w:rFonts w:ascii="Times New Roman" w:hAnsi="Times New Roman" w:eastAsia="Times New Roman" w:cs="Times New Roman"/>
-                <w:sz w:val="22"/>
-                <w:szCs w:val="22"/>
+              <w:spacing w:after="0" w:line="240" w:lineRule="auto"/>
+            </w:pPr>
+            <w:r>
+              <w:rPr>
+                <w:rFonts w:ascii="Times New Roman" w:eastAsia="Times New Roman" w:hAnsi="Times New Roman" w:cs="Times New Roman"/>
               </w:rPr>
               <w:t>Получение списка товаров</w:t>
             </w:r>
@@ -3279,13 +3544,11 @@
           </w:tcPr>
           <w:p>
             <w:pPr>
-              <w:spacing w:before="0" w:after="0" w:line="240" w:lineRule="auto"/>
-            </w:pPr>
-            <w:r>
-              <w:rPr>
-                <w:rFonts w:ascii="Times New Roman" w:hAnsi="Times New Roman" w:eastAsia="Times New Roman" w:cs="Times New Roman"/>
-                <w:sz w:val="22"/>
-                <w:szCs w:val="22"/>
+              <w:spacing w:after="0" w:line="240" w:lineRule="auto"/>
+            </w:pPr>
+            <w:r>
+              <w:rPr>
+                <w:rFonts w:ascii="Times New Roman" w:eastAsia="Times New Roman" w:hAnsi="Times New Roman" w:cs="Times New Roman"/>
               </w:rPr>
               <w:t>Поддерживает поиск, фильтры и пагинацию</w:t>
             </w:r>
@@ -3299,13 +3562,11 @@
           </w:tcPr>
           <w:p>
             <w:pPr>
-              <w:spacing w:before="0" w:after="0" w:line="240" w:lineRule="auto"/>
-            </w:pPr>
-            <w:r>
-              <w:rPr>
-                <w:rFonts w:ascii="Times New Roman" w:hAnsi="Times New Roman" w:eastAsia="Times New Roman" w:cs="Times New Roman"/>
-                <w:sz w:val="22"/>
-                <w:szCs w:val="22"/>
+              <w:spacing w:after="0" w:line="240" w:lineRule="auto"/>
+            </w:pPr>
+            <w:r>
+              <w:rPr>
+                <w:rFonts w:ascii="Times New Roman" w:eastAsia="Times New Roman" w:hAnsi="Times New Roman" w:cs="Times New Roman"/>
               </w:rPr>
               <w:t>GET</w:t>
             </w:r>
@@ -3317,13 +3578,11 @@
           </w:tcPr>
           <w:p>
             <w:pPr>
-              <w:spacing w:before="0" w:after="0" w:line="240" w:lineRule="auto"/>
-            </w:pPr>
-            <w:r>
-              <w:rPr>
-                <w:rFonts w:ascii="Times New Roman" w:hAnsi="Times New Roman" w:eastAsia="Times New Roman" w:cs="Times New Roman"/>
-                <w:sz w:val="22"/>
-                <w:szCs w:val="22"/>
+              <w:spacing w:after="0" w:line="240" w:lineRule="auto"/>
+            </w:pPr>
+            <w:r>
+              <w:rPr>
+                <w:rFonts w:ascii="Times New Roman" w:eastAsia="Times New Roman" w:hAnsi="Times New Roman" w:cs="Times New Roman"/>
               </w:rPr>
               <w:t>/products/{id}</w:t>
             </w:r>
@@ -3335,13 +3594,11 @@
           </w:tcPr>
           <w:p>
             <w:pPr>
-              <w:spacing w:before="0" w:after="0" w:line="240" w:lineRule="auto"/>
-            </w:pPr>
-            <w:r>
-              <w:rPr>
-                <w:rFonts w:ascii="Times New Roman" w:hAnsi="Times New Roman" w:eastAsia="Times New Roman" w:cs="Times New Roman"/>
-                <w:sz w:val="22"/>
-                <w:szCs w:val="22"/>
+              <w:spacing w:after="0" w:line="240" w:lineRule="auto"/>
+            </w:pPr>
+            <w:r>
+              <w:rPr>
+                <w:rFonts w:ascii="Times New Roman" w:eastAsia="Times New Roman" w:hAnsi="Times New Roman" w:cs="Times New Roman"/>
               </w:rPr>
               <w:t>Получение карточки товара</w:t>
             </w:r>
@@ -3353,13 +3610,11 @@
           </w:tcPr>
           <w:p>
             <w:pPr>
-              <w:spacing w:before="0" w:after="0" w:line="240" w:lineRule="auto"/>
-            </w:pPr>
-            <w:r>
-              <w:rPr>
-                <w:rFonts w:ascii="Times New Roman" w:hAnsi="Times New Roman" w:eastAsia="Times New Roman" w:cs="Times New Roman"/>
-                <w:sz w:val="22"/>
-                <w:szCs w:val="22"/>
+              <w:spacing w:after="0" w:line="240" w:lineRule="auto"/>
+            </w:pPr>
+            <w:r>
+              <w:rPr>
+                <w:rFonts w:ascii="Times New Roman" w:eastAsia="Times New Roman" w:hAnsi="Times New Roman" w:cs="Times New Roman"/>
               </w:rPr>
               <w:t>Возвращает полную информацию о товаре</w:t>
             </w:r>
@@ -3373,13 +3628,11 @@
           </w:tcPr>
           <w:p>
             <w:pPr>
-              <w:spacing w:before="0" w:after="0" w:line="240" w:lineRule="auto"/>
-            </w:pPr>
-            <w:r>
-              <w:rPr>
-                <w:rFonts w:ascii="Times New Roman" w:hAnsi="Times New Roman" w:eastAsia="Times New Roman" w:cs="Times New Roman"/>
-                <w:sz w:val="22"/>
-                <w:szCs w:val="22"/>
+              <w:spacing w:after="0" w:line="240" w:lineRule="auto"/>
+            </w:pPr>
+            <w:r>
+              <w:rPr>
+                <w:rFonts w:ascii="Times New Roman" w:eastAsia="Times New Roman" w:hAnsi="Times New Roman" w:cs="Times New Roman"/>
               </w:rPr>
               <w:t>GET</w:t>
             </w:r>
@@ -3391,13 +3644,11 @@
           </w:tcPr>
           <w:p>
             <w:pPr>
-              <w:spacing w:before="0" w:after="0" w:line="240" w:lineRule="auto"/>
-            </w:pPr>
-            <w:r>
-              <w:rPr>
-                <w:rFonts w:ascii="Times New Roman" w:hAnsi="Times New Roman" w:eastAsia="Times New Roman" w:cs="Times New Roman"/>
-                <w:sz w:val="22"/>
-                <w:szCs w:val="22"/>
+              <w:spacing w:after="0" w:line="240" w:lineRule="auto"/>
+            </w:pPr>
+            <w:r>
+              <w:rPr>
+                <w:rFonts w:ascii="Times New Roman" w:eastAsia="Times New Roman" w:hAnsi="Times New Roman" w:cs="Times New Roman"/>
               </w:rPr>
               <w:t>/catalog/meta</w:t>
             </w:r>
@@ -3409,13 +3660,11 @@
           </w:tcPr>
           <w:p>
             <w:pPr>
-              <w:spacing w:before="0" w:after="0" w:line="240" w:lineRule="auto"/>
-            </w:pPr>
-            <w:r>
-              <w:rPr>
-                <w:rFonts w:ascii="Times New Roman" w:hAnsi="Times New Roman" w:eastAsia="Times New Roman" w:cs="Times New Roman"/>
-                <w:sz w:val="22"/>
-                <w:szCs w:val="22"/>
+              <w:spacing w:after="0" w:line="240" w:lineRule="auto"/>
+            </w:pPr>
+            <w:r>
+              <w:rPr>
+                <w:rFonts w:ascii="Times New Roman" w:eastAsia="Times New Roman" w:hAnsi="Times New Roman" w:cs="Times New Roman"/>
               </w:rPr>
               <w:t>Получение метаданных каталога</w:t>
             </w:r>
@@ -3427,13 +3676,11 @@
           </w:tcPr>
           <w:p>
             <w:pPr>
-              <w:spacing w:before="0" w:after="0" w:line="240" w:lineRule="auto"/>
-            </w:pPr>
-            <w:r>
-              <w:rPr>
-                <w:rFonts w:ascii="Times New Roman" w:hAnsi="Times New Roman" w:eastAsia="Times New Roman" w:cs="Times New Roman"/>
-                <w:sz w:val="22"/>
-                <w:szCs w:val="22"/>
+              <w:spacing w:after="0" w:line="240" w:lineRule="auto"/>
+            </w:pPr>
+            <w:r>
+              <w:rPr>
+                <w:rFonts w:ascii="Times New Roman" w:eastAsia="Times New Roman" w:hAnsi="Times New Roman" w:cs="Times New Roman"/>
               </w:rPr>
               <w:t>Категории и бренды для фильтров</w:t>
             </w:r>
@@ -3447,13 +3694,11 @@
           </w:tcPr>
           <w:p>
             <w:pPr>
-              <w:spacing w:before="0" w:after="0" w:line="240" w:lineRule="auto"/>
-            </w:pPr>
-            <w:r>
-              <w:rPr>
-                <w:rFonts w:ascii="Times New Roman" w:hAnsi="Times New Roman" w:eastAsia="Times New Roman" w:cs="Times New Roman"/>
-                <w:sz w:val="22"/>
-                <w:szCs w:val="22"/>
+              <w:spacing w:after="0" w:line="240" w:lineRule="auto"/>
+            </w:pPr>
+            <w:r>
+              <w:rPr>
+                <w:rFonts w:ascii="Times New Roman" w:eastAsia="Times New Roman" w:hAnsi="Times New Roman" w:cs="Times New Roman"/>
               </w:rPr>
               <w:t>GET</w:t>
             </w:r>
@@ -3465,13 +3710,11 @@
           </w:tcPr>
           <w:p>
             <w:pPr>
-              <w:spacing w:before="0" w:after="0" w:line="240" w:lineRule="auto"/>
-            </w:pPr>
-            <w:r>
-              <w:rPr>
-                <w:rFonts w:ascii="Times New Roman" w:hAnsi="Times New Roman" w:eastAsia="Times New Roman" w:cs="Times New Roman"/>
-                <w:sz w:val="22"/>
-                <w:szCs w:val="22"/>
+              <w:spacing w:after="0" w:line="240" w:lineRule="auto"/>
+            </w:pPr>
+            <w:r>
+              <w:rPr>
+                <w:rFonts w:ascii="Times New Roman" w:eastAsia="Times New Roman" w:hAnsi="Times New Roman" w:cs="Times New Roman"/>
               </w:rPr>
               <w:t>/cart</w:t>
             </w:r>
@@ -3483,13 +3726,11 @@
           </w:tcPr>
           <w:p>
             <w:pPr>
-              <w:spacing w:before="0" w:after="0" w:line="240" w:lineRule="auto"/>
-            </w:pPr>
-            <w:r>
-              <w:rPr>
-                <w:rFonts w:ascii="Times New Roman" w:hAnsi="Times New Roman" w:eastAsia="Times New Roman" w:cs="Times New Roman"/>
-                <w:sz w:val="22"/>
-                <w:szCs w:val="22"/>
+              <w:spacing w:after="0" w:line="240" w:lineRule="auto"/>
+            </w:pPr>
+            <w:r>
+              <w:rPr>
+                <w:rFonts w:ascii="Times New Roman" w:eastAsia="Times New Roman" w:hAnsi="Times New Roman" w:cs="Times New Roman"/>
               </w:rPr>
               <w:t>Получение корзины</w:t>
             </w:r>
@@ -3501,13 +3742,11 @@
           </w:tcPr>
           <w:p>
             <w:pPr>
-              <w:spacing w:before="0" w:after="0" w:line="240" w:lineRule="auto"/>
-            </w:pPr>
-            <w:r>
-              <w:rPr>
-                <w:rFonts w:ascii="Times New Roman" w:hAnsi="Times New Roman" w:eastAsia="Times New Roman" w:cs="Times New Roman"/>
-                <w:sz w:val="22"/>
-                <w:szCs w:val="22"/>
+              <w:spacing w:after="0" w:line="240" w:lineRule="auto"/>
+            </w:pPr>
+            <w:r>
+              <w:rPr>
+                <w:rFonts w:ascii="Times New Roman" w:eastAsia="Times New Roman" w:hAnsi="Times New Roman" w:cs="Times New Roman"/>
               </w:rPr>
               <w:t>Формирует корзину при первом обращении</w:t>
             </w:r>
@@ -3521,13 +3760,11 @@
           </w:tcPr>
           <w:p>
             <w:pPr>
-              <w:spacing w:before="0" w:after="0" w:line="240" w:lineRule="auto"/>
-            </w:pPr>
-            <w:r>
-              <w:rPr>
-                <w:rFonts w:ascii="Times New Roman" w:hAnsi="Times New Roman" w:eastAsia="Times New Roman" w:cs="Times New Roman"/>
-                <w:sz w:val="22"/>
-                <w:szCs w:val="22"/>
+              <w:spacing w:after="0" w:line="240" w:lineRule="auto"/>
+            </w:pPr>
+            <w:r>
+              <w:rPr>
+                <w:rFonts w:ascii="Times New Roman" w:eastAsia="Times New Roman" w:hAnsi="Times New Roman" w:cs="Times New Roman"/>
               </w:rPr>
               <w:t>POST</w:t>
             </w:r>
@@ -3539,13 +3776,11 @@
           </w:tcPr>
           <w:p>
             <w:pPr>
-              <w:spacing w:before="0" w:after="0" w:line="240" w:lineRule="auto"/>
-            </w:pPr>
-            <w:r>
-              <w:rPr>
-                <w:rFonts w:ascii="Times New Roman" w:hAnsi="Times New Roman" w:eastAsia="Times New Roman" w:cs="Times New Roman"/>
-                <w:sz w:val="22"/>
-                <w:szCs w:val="22"/>
+              <w:spacing w:after="0" w:line="240" w:lineRule="auto"/>
+            </w:pPr>
+            <w:r>
+              <w:rPr>
+                <w:rFonts w:ascii="Times New Roman" w:eastAsia="Times New Roman" w:hAnsi="Times New Roman" w:cs="Times New Roman"/>
               </w:rPr>
               <w:t>/cart/items</w:t>
             </w:r>
@@ -3557,13 +3792,11 @@
           </w:tcPr>
           <w:p>
             <w:pPr>
-              <w:spacing w:before="0" w:after="0" w:line="240" w:lineRule="auto"/>
-            </w:pPr>
-            <w:r>
-              <w:rPr>
-                <w:rFonts w:ascii="Times New Roman" w:hAnsi="Times New Roman" w:eastAsia="Times New Roman" w:cs="Times New Roman"/>
-                <w:sz w:val="22"/>
-                <w:szCs w:val="22"/>
+              <w:spacing w:after="0" w:line="240" w:lineRule="auto"/>
+            </w:pPr>
+            <w:r>
+              <w:rPr>
+                <w:rFonts w:ascii="Times New Roman" w:eastAsia="Times New Roman" w:hAnsi="Times New Roman" w:cs="Times New Roman"/>
               </w:rPr>
               <w:t>Добавление позиции в корзину</w:t>
             </w:r>
@@ -3575,13 +3808,11 @@
           </w:tcPr>
           <w:p>
             <w:pPr>
-              <w:spacing w:before="0" w:after="0" w:line="240" w:lineRule="auto"/>
-            </w:pPr>
-            <w:r>
-              <w:rPr>
-                <w:rFonts w:ascii="Times New Roman" w:hAnsi="Times New Roman" w:eastAsia="Times New Roman" w:cs="Times New Roman"/>
-                <w:sz w:val="22"/>
-                <w:szCs w:val="22"/>
+              <w:spacing w:after="0" w:line="240" w:lineRule="auto"/>
+            </w:pPr>
+            <w:r>
+              <w:rPr>
+                <w:rFonts w:ascii="Times New Roman" w:eastAsia="Times New Roman" w:hAnsi="Times New Roman" w:cs="Times New Roman"/>
               </w:rPr>
               <w:t>Увеличивает количество существующей позиции</w:t>
             </w:r>
@@ -3595,13 +3826,11 @@
           </w:tcPr>
           <w:p>
             <w:pPr>
-              <w:spacing w:before="0" w:after="0" w:line="240" w:lineRule="auto"/>
-            </w:pPr>
-            <w:r>
-              <w:rPr>
-                <w:rFonts w:ascii="Times New Roman" w:hAnsi="Times New Roman" w:eastAsia="Times New Roman" w:cs="Times New Roman"/>
-                <w:sz w:val="22"/>
-                <w:szCs w:val="22"/>
+              <w:spacing w:after="0" w:line="240" w:lineRule="auto"/>
+            </w:pPr>
+            <w:r>
+              <w:rPr>
+                <w:rFonts w:ascii="Times New Roman" w:eastAsia="Times New Roman" w:hAnsi="Times New Roman" w:cs="Times New Roman"/>
               </w:rPr>
               <w:t>DELETE</w:t>
             </w:r>
@@ -3613,13 +3842,11 @@
           </w:tcPr>
           <w:p>
             <w:pPr>
-              <w:spacing w:before="0" w:after="0" w:line="240" w:lineRule="auto"/>
-            </w:pPr>
-            <w:r>
-              <w:rPr>
-                <w:rFonts w:ascii="Times New Roman" w:hAnsi="Times New Roman" w:eastAsia="Times New Roman" w:cs="Times New Roman"/>
-                <w:sz w:val="22"/>
-                <w:szCs w:val="22"/>
+              <w:spacing w:after="0" w:line="240" w:lineRule="auto"/>
+            </w:pPr>
+            <w:r>
+              <w:rPr>
+                <w:rFonts w:ascii="Times New Roman" w:eastAsia="Times New Roman" w:hAnsi="Times New Roman" w:cs="Times New Roman"/>
               </w:rPr>
               <w:t>/cart/items/{id}</w:t>
             </w:r>
@@ -3631,13 +3858,11 @@
           </w:tcPr>
           <w:p>
             <w:pPr>
-              <w:spacing w:before="0" w:after="0" w:line="240" w:lineRule="auto"/>
-            </w:pPr>
-            <w:r>
-              <w:rPr>
-                <w:rFonts w:ascii="Times New Roman" w:hAnsi="Times New Roman" w:eastAsia="Times New Roman" w:cs="Times New Roman"/>
-                <w:sz w:val="22"/>
-                <w:szCs w:val="22"/>
+              <w:spacing w:after="0" w:line="240" w:lineRule="auto"/>
+            </w:pPr>
+            <w:r>
+              <w:rPr>
+                <w:rFonts w:ascii="Times New Roman" w:eastAsia="Times New Roman" w:hAnsi="Times New Roman" w:cs="Times New Roman"/>
               </w:rPr>
               <w:t>Удаление позиции из корзины</w:t>
             </w:r>
@@ -3649,13 +3874,11 @@
           </w:tcPr>
           <w:p>
             <w:pPr>
-              <w:spacing w:before="0" w:after="0" w:line="240" w:lineRule="auto"/>
-            </w:pPr>
-            <w:r>
-              <w:rPr>
-                <w:rFonts w:ascii="Times New Roman" w:hAnsi="Times New Roman" w:eastAsia="Times New Roman" w:cs="Times New Roman"/>
-                <w:sz w:val="22"/>
-                <w:szCs w:val="22"/>
+              <w:spacing w:after="0" w:line="240" w:lineRule="auto"/>
+            </w:pPr>
+            <w:r>
+              <w:rPr>
+                <w:rFonts w:ascii="Times New Roman" w:eastAsia="Times New Roman" w:hAnsi="Times New Roman" w:cs="Times New Roman"/>
               </w:rPr>
               <w:t>Обновляет итоговую сумму</w:t>
             </w:r>
@@ -3669,13 +3892,11 @@
           </w:tcPr>
           <w:p>
             <w:pPr>
-              <w:spacing w:before="0" w:after="0" w:line="240" w:lineRule="auto"/>
-            </w:pPr>
-            <w:r>
-              <w:rPr>
-                <w:rFonts w:ascii="Times New Roman" w:hAnsi="Times New Roman" w:eastAsia="Times New Roman" w:cs="Times New Roman"/>
-                <w:sz w:val="22"/>
-                <w:szCs w:val="22"/>
+              <w:spacing w:after="0" w:line="240" w:lineRule="auto"/>
+            </w:pPr>
+            <w:r>
+              <w:rPr>
+                <w:rFonts w:ascii="Times New Roman" w:eastAsia="Times New Roman" w:hAnsi="Times New Roman" w:cs="Times New Roman"/>
               </w:rPr>
               <w:t>POST</w:t>
             </w:r>
@@ -3687,13 +3908,11 @@
           </w:tcPr>
           <w:p>
             <w:pPr>
-              <w:spacing w:before="0" w:after="0" w:line="240" w:lineRule="auto"/>
-            </w:pPr>
-            <w:r>
-              <w:rPr>
-                <w:rFonts w:ascii="Times New Roman" w:hAnsi="Times New Roman" w:eastAsia="Times New Roman" w:cs="Times New Roman"/>
-                <w:sz w:val="22"/>
-                <w:szCs w:val="22"/>
+              <w:spacing w:after="0" w:line="240" w:lineRule="auto"/>
+            </w:pPr>
+            <w:r>
+              <w:rPr>
+                <w:rFonts w:ascii="Times New Roman" w:eastAsia="Times New Roman" w:hAnsi="Times New Roman" w:cs="Times New Roman"/>
               </w:rPr>
               <w:t>/orders</w:t>
             </w:r>
@@ -3705,13 +3924,11 @@
           </w:tcPr>
           <w:p>
             <w:pPr>
-              <w:spacing w:before="0" w:after="0" w:line="240" w:lineRule="auto"/>
-            </w:pPr>
-            <w:r>
-              <w:rPr>
-                <w:rFonts w:ascii="Times New Roman" w:hAnsi="Times New Roman" w:eastAsia="Times New Roman" w:cs="Times New Roman"/>
-                <w:sz w:val="22"/>
-                <w:szCs w:val="22"/>
+              <w:spacing w:after="0" w:line="240" w:lineRule="auto"/>
+            </w:pPr>
+            <w:r>
+              <w:rPr>
+                <w:rFonts w:ascii="Times New Roman" w:eastAsia="Times New Roman" w:hAnsi="Times New Roman" w:cs="Times New Roman"/>
               </w:rPr>
               <w:t>Создание заказа</w:t>
             </w:r>
@@ -3723,13 +3940,11 @@
           </w:tcPr>
           <w:p>
             <w:pPr>
-              <w:spacing w:before="0" w:after="0" w:line="240" w:lineRule="auto"/>
-            </w:pPr>
-            <w:r>
-              <w:rPr>
-                <w:rFonts w:ascii="Times New Roman" w:hAnsi="Times New Roman" w:eastAsia="Times New Roman" w:cs="Times New Roman"/>
-                <w:sz w:val="22"/>
-                <w:szCs w:val="22"/>
+              <w:spacing w:after="0" w:line="240" w:lineRule="auto"/>
+            </w:pPr>
+            <w:r>
+              <w:rPr>
+                <w:rFonts w:ascii="Times New Roman" w:eastAsia="Times New Roman" w:hAnsi="Times New Roman" w:cs="Times New Roman"/>
               </w:rPr>
               <w:t>Преобразует корзину в заказ</w:t>
             </w:r>
@@ -3743,13 +3958,11 @@
           </w:tcPr>
           <w:p>
             <w:pPr>
-              <w:spacing w:before="0" w:after="0" w:line="240" w:lineRule="auto"/>
-            </w:pPr>
-            <w:r>
-              <w:rPr>
-                <w:rFonts w:ascii="Times New Roman" w:hAnsi="Times New Roman" w:eastAsia="Times New Roman" w:cs="Times New Roman"/>
-                <w:sz w:val="22"/>
-                <w:szCs w:val="22"/>
+              <w:spacing w:after="0" w:line="240" w:lineRule="auto"/>
+            </w:pPr>
+            <w:r>
+              <w:rPr>
+                <w:rFonts w:ascii="Times New Roman" w:eastAsia="Times New Roman" w:hAnsi="Times New Roman" w:cs="Times New Roman"/>
               </w:rPr>
               <w:t>GET</w:t>
             </w:r>
@@ -3761,13 +3974,11 @@
           </w:tcPr>
           <w:p>
             <w:pPr>
-              <w:spacing w:before="0" w:after="0" w:line="240" w:lineRule="auto"/>
-            </w:pPr>
-            <w:r>
-              <w:rPr>
-                <w:rFonts w:ascii="Times New Roman" w:hAnsi="Times New Roman" w:eastAsia="Times New Roman" w:cs="Times New Roman"/>
-                <w:sz w:val="22"/>
-                <w:szCs w:val="22"/>
+              <w:spacing w:after="0" w:line="240" w:lineRule="auto"/>
+            </w:pPr>
+            <w:r>
+              <w:rPr>
+                <w:rFonts w:ascii="Times New Roman" w:eastAsia="Times New Roman" w:hAnsi="Times New Roman" w:cs="Times New Roman"/>
               </w:rPr>
               <w:t>/orders</w:t>
             </w:r>
@@ -3779,13 +3990,11 @@
           </w:tcPr>
           <w:p>
             <w:pPr>
-              <w:spacing w:before="0" w:after="0" w:line="240" w:lineRule="auto"/>
-            </w:pPr>
-            <w:r>
-              <w:rPr>
-                <w:rFonts w:ascii="Times New Roman" w:hAnsi="Times New Roman" w:eastAsia="Times New Roman" w:cs="Times New Roman"/>
-                <w:sz w:val="22"/>
-                <w:szCs w:val="22"/>
+              <w:spacing w:after="0" w:line="240" w:lineRule="auto"/>
+            </w:pPr>
+            <w:r>
+              <w:rPr>
+                <w:rFonts w:ascii="Times New Roman" w:eastAsia="Times New Roman" w:hAnsi="Times New Roman" w:cs="Times New Roman"/>
               </w:rPr>
               <w:t>История заказов пользователя</w:t>
             </w:r>
@@ -3797,13 +4006,11 @@
           </w:tcPr>
           <w:p>
             <w:pPr>
-              <w:spacing w:before="0" w:after="0" w:line="240" w:lineRule="auto"/>
-            </w:pPr>
-            <w:r>
-              <w:rPr>
-                <w:rFonts w:ascii="Times New Roman" w:hAnsi="Times New Roman" w:eastAsia="Times New Roman" w:cs="Times New Roman"/>
-                <w:sz w:val="22"/>
-                <w:szCs w:val="22"/>
+              <w:spacing w:after="0" w:line="240" w:lineRule="auto"/>
+            </w:pPr>
+            <w:r>
+              <w:rPr>
+                <w:rFonts w:ascii="Times New Roman" w:eastAsia="Times New Roman" w:hAnsi="Times New Roman" w:cs="Times New Roman"/>
               </w:rPr>
               <w:t>Содержит позиции и текущий статус</w:t>
             </w:r>
@@ -3817,13 +4024,11 @@
           </w:tcPr>
           <w:p>
             <w:pPr>
-              <w:spacing w:before="0" w:after="0" w:line="240" w:lineRule="auto"/>
-            </w:pPr>
-            <w:r>
-              <w:rPr>
-                <w:rFonts w:ascii="Times New Roman" w:hAnsi="Times New Roman" w:eastAsia="Times New Roman" w:cs="Times New Roman"/>
-                <w:sz w:val="22"/>
-                <w:szCs w:val="22"/>
+              <w:spacing w:after="0" w:line="240" w:lineRule="auto"/>
+            </w:pPr>
+            <w:r>
+              <w:rPr>
+                <w:rFonts w:ascii="Times New Roman" w:eastAsia="Times New Roman" w:hAnsi="Times New Roman" w:cs="Times New Roman"/>
               </w:rPr>
               <w:t>POST</w:t>
             </w:r>
@@ -3835,13 +4040,11 @@
           </w:tcPr>
           <w:p>
             <w:pPr>
-              <w:spacing w:before="0" w:after="0" w:line="240" w:lineRule="auto"/>
-            </w:pPr>
-            <w:r>
-              <w:rPr>
-                <w:rFonts w:ascii="Times New Roman" w:hAnsi="Times New Roman" w:eastAsia="Times New Roman" w:cs="Times New Roman"/>
-                <w:sz w:val="22"/>
-                <w:szCs w:val="22"/>
+              <w:spacing w:after="0" w:line="240" w:lineRule="auto"/>
+            </w:pPr>
+            <w:r>
+              <w:rPr>
+                <w:rFonts w:ascii="Times New Roman" w:eastAsia="Times New Roman" w:hAnsi="Times New Roman" w:cs="Times New Roman"/>
               </w:rPr>
               <w:t>/payments/create</w:t>
             </w:r>
@@ -3853,13 +4056,11 @@
           </w:tcPr>
           <w:p>
             <w:pPr>
-              <w:spacing w:before="0" w:after="0" w:line="240" w:lineRule="auto"/>
-            </w:pPr>
-            <w:r>
-              <w:rPr>
-                <w:rFonts w:ascii="Times New Roman" w:hAnsi="Times New Roman" w:eastAsia="Times New Roman" w:cs="Times New Roman"/>
-                <w:sz w:val="22"/>
-                <w:szCs w:val="22"/>
+              <w:spacing w:after="0" w:line="240" w:lineRule="auto"/>
+            </w:pPr>
+            <w:r>
+              <w:rPr>
+                <w:rFonts w:ascii="Times New Roman" w:eastAsia="Times New Roman" w:hAnsi="Times New Roman" w:cs="Times New Roman"/>
               </w:rPr>
               <w:t>Создание записи платежа</w:t>
             </w:r>
@@ -3871,13 +4072,11 @@
           </w:tcPr>
           <w:p>
             <w:pPr>
-              <w:spacing w:before="0" w:after="0" w:line="240" w:lineRule="auto"/>
-            </w:pPr>
-            <w:r>
-              <w:rPr>
-                <w:rFonts w:ascii="Times New Roman" w:hAnsi="Times New Roman" w:eastAsia="Times New Roman" w:cs="Times New Roman"/>
-                <w:sz w:val="22"/>
-                <w:szCs w:val="22"/>
+              <w:spacing w:after="0" w:line="240" w:lineRule="auto"/>
+            </w:pPr>
+            <w:r>
+              <w:rPr>
+                <w:rFonts w:ascii="Times New Roman" w:eastAsia="Times New Roman" w:hAnsi="Times New Roman" w:cs="Times New Roman"/>
               </w:rPr>
               <w:t>Возвращает тестовый checkout_url</w:t>
             </w:r>
@@ -3891,13 +4090,11 @@
           </w:tcPr>
           <w:p>
             <w:pPr>
-              <w:spacing w:before="0" w:after="0" w:line="240" w:lineRule="auto"/>
-            </w:pPr>
-            <w:r>
-              <w:rPr>
-                <w:rFonts w:ascii="Times New Roman" w:hAnsi="Times New Roman" w:eastAsia="Times New Roman" w:cs="Times New Roman"/>
-                <w:sz w:val="22"/>
-                <w:szCs w:val="22"/>
+              <w:spacing w:after="0" w:line="240" w:lineRule="auto"/>
+            </w:pPr>
+            <w:r>
+              <w:rPr>
+                <w:rFonts w:ascii="Times New Roman" w:eastAsia="Times New Roman" w:hAnsi="Times New Roman" w:cs="Times New Roman"/>
               </w:rPr>
               <w:t>GET/POST/PATCH/DELETE</w:t>
             </w:r>
@@ -3909,13 +4106,11 @@
           </w:tcPr>
           <w:p>
             <w:pPr>
-              <w:spacing w:before="0" w:after="0" w:line="240" w:lineRule="auto"/>
-            </w:pPr>
-            <w:r>
-              <w:rPr>
-                <w:rFonts w:ascii="Times New Roman" w:hAnsi="Times New Roman" w:eastAsia="Times New Roman" w:cs="Times New Roman"/>
-                <w:sz w:val="22"/>
-                <w:szCs w:val="22"/>
+              <w:spacing w:after="0" w:line="240" w:lineRule="auto"/>
+            </w:pPr>
+            <w:r>
+              <w:rPr>
+                <w:rFonts w:ascii="Times New Roman" w:eastAsia="Times New Roman" w:hAnsi="Times New Roman" w:cs="Times New Roman"/>
               </w:rPr>
               <w:t>/admin/*</w:t>
             </w:r>
@@ -3927,13 +4122,11 @@
           </w:tcPr>
           <w:p>
             <w:pPr>
-              <w:spacing w:before="0" w:after="0" w:line="240" w:lineRule="auto"/>
-            </w:pPr>
-            <w:r>
-              <w:rPr>
-                <w:rFonts w:ascii="Times New Roman" w:hAnsi="Times New Roman" w:eastAsia="Times New Roman" w:cs="Times New Roman"/>
-                <w:sz w:val="22"/>
-                <w:szCs w:val="22"/>
+              <w:spacing w:after="0" w:line="240" w:lineRule="auto"/>
+            </w:pPr>
+            <w:r>
+              <w:rPr>
+                <w:rFonts w:ascii="Times New Roman" w:eastAsia="Times New Roman" w:hAnsi="Times New Roman" w:cs="Times New Roman"/>
               </w:rPr>
               <w:t>Административные операции</w:t>
             </w:r>
@@ -3945,13 +4138,11 @@
           </w:tcPr>
           <w:p>
             <w:pPr>
-              <w:spacing w:before="0" w:after="0" w:line="240" w:lineRule="auto"/>
-            </w:pPr>
-            <w:r>
-              <w:rPr>
-                <w:rFonts w:ascii="Times New Roman" w:hAnsi="Times New Roman" w:eastAsia="Times New Roman" w:cs="Times New Roman"/>
-                <w:sz w:val="22"/>
-                <w:szCs w:val="22"/>
+              <w:spacing w:after="0" w:line="240" w:lineRule="auto"/>
+            </w:pPr>
+            <w:r>
+              <w:rPr>
+                <w:rFonts w:ascii="Times New Roman" w:eastAsia="Times New Roman" w:hAnsi="Times New Roman" w:cs="Times New Roman"/>
               </w:rPr>
               <w:t>Управление товарами, пользователями, заказами и статусами</w:t>
             </w:r>
@@ -3961,138 +4152,130 @@
     </w:tbl>
     <w:p>
       <w:pPr>
-        <w:spacing w:before="0" w:after="120" w:line="360" w:lineRule="auto"/>
+        <w:spacing w:after="120" w:line="360" w:lineRule="auto"/>
         <w:ind w:firstLine="708"/>
       </w:pPr>
       <w:r>
         <w:rPr>
-          <w:rFonts w:ascii="Times New Roman" w:hAnsi="Times New Roman" w:eastAsia="Times New Roman" w:cs="Times New Roman"/>
+          <w:rFonts w:ascii="Times New Roman" w:eastAsia="Times New Roman" w:hAnsi="Times New Roman" w:cs="Times New Roman"/>
         </w:rPr>
         <w:t>Такая таблица полезна не только для документации, но и для понимания границ ответственности backend. Через нее видно, что сервер покрывает как пользовательские, так и административные сценарии.</w:t>
       </w:r>
     </w:p>
     <w:p>
       <w:pPr>
-        <w:pStyle w:val="heading 2"/>
-        <w:spacing w:before="0" w:after="120" w:line="360" w:lineRule="auto"/>
-        <w:ind w:firstLine="0"/>
-      </w:pPr>
-      <w:r>
-        <w:rPr>
-          <w:rFonts w:ascii="Times New Roman" w:hAnsi="Times New Roman" w:eastAsia="Times New Roman" w:cs="Times New Roman"/>
+        <w:spacing w:after="120" w:line="360" w:lineRule="auto"/>
+      </w:pPr>
+      <w:r>
+        <w:rPr>
+          <w:rFonts w:ascii="Times New Roman" w:eastAsia="Times New Roman" w:hAnsi="Times New Roman" w:cs="Times New Roman"/>
         </w:rPr>
         <w:t>4.7 Результат разработки и иллюстрации</w:t>
       </w:r>
     </w:p>
     <w:p>
       <w:pPr>
-        <w:spacing w:before="0" w:after="120" w:line="360" w:lineRule="auto"/>
+        <w:spacing w:after="120" w:line="360" w:lineRule="auto"/>
         <w:ind w:firstLine="708"/>
       </w:pPr>
       <w:r>
         <w:rPr>
-          <w:rFonts w:ascii="Times New Roman" w:hAnsi="Times New Roman" w:eastAsia="Times New Roman" w:cs="Times New Roman"/>
+          <w:rFonts w:ascii="Times New Roman" w:eastAsia="Times New Roman" w:hAnsi="Times New Roman" w:cs="Times New Roman"/>
         </w:rPr>
         <w:t>Итогом разработки стал законченный учебный программный модуль, демонстрирующий полный путь от просмотра каталога до администрирования данных. Наиболее наглядно результат можно показать через скриншоты интерфейса. После их вставки данный раздел будет выглядеть существенно более полным и приближенным к образцу объемного отчета.</w:t>
       </w:r>
     </w:p>
     <w:p>
       <w:pPr>
-        <w:spacing w:before="0" w:after="120" w:line="360" w:lineRule="auto"/>
-        <w:ind w:firstLine="0"/>
+        <w:spacing w:after="120" w:line="360" w:lineRule="auto"/>
         <w:jc w:val="center"/>
       </w:pPr>
       <w:r>
         <w:rPr>
-          <w:rFonts w:ascii="Times New Roman" w:hAnsi="Times New Roman" w:eastAsia="Times New Roman" w:cs="Times New Roman"/>
+          <w:rFonts w:ascii="Times New Roman" w:eastAsia="Times New Roman" w:hAnsi="Times New Roman" w:cs="Times New Roman"/>
           <w:b/>
           <w:bCs/>
           <w:color w:val="FF0000"/>
           <w:sz w:val="32"/>
           <w:szCs w:val="32"/>
         </w:rPr>
+        <w:lastRenderedPageBreak/>
         <w:t>ВСТАВИТЬ СКРИНШОТЫ РАБОТАЮЩЕГО ПРИЛОЖЕНИЯ: ГЛАВНАЯ СТРАНИЦА, КАТАЛОГ, ФОРМА ВХОДА, КОРЗИНА, ОФОРМЛЕНИЕ ЗАКАЗА, ИСТОРИЯ ЗАКАЗОВ, АДМИН-ПАНЕЛЬ, УПРАВЛЕНИЕ ТОВАРАМИ</w:t>
       </w:r>
     </w:p>
     <w:p>
       <w:pPr>
-        <w:spacing w:before="0" w:after="120" w:line="360" w:lineRule="auto"/>
+        <w:spacing w:after="120" w:line="360" w:lineRule="auto"/>
         <w:ind w:firstLine="708"/>
       </w:pPr>
       <w:r>
         <w:rPr>
-          <w:rFonts w:ascii="Times New Roman" w:hAnsi="Times New Roman" w:eastAsia="Times New Roman" w:cs="Times New Roman"/>
+          <w:rFonts w:ascii="Times New Roman" w:eastAsia="Times New Roman" w:hAnsi="Times New Roman" w:cs="Times New Roman"/>
         </w:rPr>
         <w:t>При желании в этот же раздел можно добавить небольшие фрагменты кода с подписями, например обработчик регистрации, функцию загрузки каталога или фрагмент описания ORM-модели. Это даст еще больший объем и подчеркнет технический характер выполненной практики.</w:t>
       </w:r>
     </w:p>
     <w:p>
       <w:pPr>
-        <w:pStyle w:val="heading 1"/>
-        <w:spacing w:before="0" w:after="120" w:line="360" w:lineRule="auto"/>
-        <w:ind w:firstLine="0"/>
         <w:pageBreakBefore/>
-      </w:pPr>
-      <w:r>
-        <w:rPr>
-          <w:rFonts w:ascii="Times New Roman" w:hAnsi="Times New Roman" w:eastAsia="Times New Roman" w:cs="Times New Roman"/>
-        </w:rPr>
+        <w:spacing w:after="120" w:line="360" w:lineRule="auto"/>
+      </w:pPr>
+      <w:r>
+        <w:rPr>
+          <w:rFonts w:ascii="Times New Roman" w:eastAsia="Times New Roman" w:hAnsi="Times New Roman" w:cs="Times New Roman"/>
+        </w:rPr>
+        <w:lastRenderedPageBreak/>
         <w:t>5. Тестирование</w:t>
       </w:r>
     </w:p>
     <w:p>
       <w:pPr>
-        <w:pStyle w:val="heading 2"/>
-        <w:spacing w:before="0" w:after="120" w:line="360" w:lineRule="auto"/>
-        <w:ind w:firstLine="0"/>
-      </w:pPr>
-      <w:r>
-        <w:rPr>
-          <w:rFonts w:ascii="Times New Roman" w:hAnsi="Times New Roman" w:eastAsia="Times New Roman" w:cs="Times New Roman"/>
+        <w:spacing w:after="120" w:line="360" w:lineRule="auto"/>
+      </w:pPr>
+      <w:r>
+        <w:rPr>
+          <w:rFonts w:ascii="Times New Roman" w:eastAsia="Times New Roman" w:hAnsi="Times New Roman" w:cs="Times New Roman"/>
         </w:rPr>
         <w:t>5.1 Подход к тестированию</w:t>
       </w:r>
     </w:p>
     <w:p>
       <w:pPr>
-        <w:spacing w:before="0" w:after="120" w:line="360" w:lineRule="auto"/>
+        <w:spacing w:after="120" w:line="360" w:lineRule="auto"/>
         <w:ind w:firstLine="708"/>
       </w:pPr>
       <w:r>
         <w:rPr>
-          <w:rFonts w:ascii="Times New Roman" w:hAnsi="Times New Roman" w:eastAsia="Times New Roman" w:cs="Times New Roman"/>
+          <w:rFonts w:ascii="Times New Roman" w:eastAsia="Times New Roman" w:hAnsi="Times New Roman" w:cs="Times New Roman"/>
         </w:rPr>
         <w:t>Тестирование выполнялось как сценарное, то есть через последовательную проверку пользовательских и административных операций. Такой формат подходит для учебного проекта, потому что позволяет убедиться в работоспособности ключевых бизнес-сценариев: регистрации, входа, поиска товаров, работы с корзиной, создания заказа и административного сопровождения.</w:t>
       </w:r>
     </w:p>
     <w:p>
       <w:pPr>
-        <w:spacing w:before="0" w:after="120" w:line="360" w:lineRule="auto"/>
+        <w:spacing w:after="120" w:line="360" w:lineRule="auto"/>
         <w:ind w:firstLine="708"/>
       </w:pPr>
       <w:r>
         <w:rPr>
-          <w:rFonts w:ascii="Times New Roman" w:hAnsi="Times New Roman" w:eastAsia="Times New Roman" w:cs="Times New Roman"/>
+          <w:rFonts w:ascii="Times New Roman" w:eastAsia="Times New Roman" w:hAnsi="Times New Roman" w:cs="Times New Roman"/>
         </w:rPr>
         <w:t>В ходе проверки оценивались корректность принимаемых данных, устойчивость логики обработки, соответствие ответа ожидаемой структуре и изменение интерфейса после успешного выполнения запроса. Помимо функциональной проверки оценивалось и соответствие ролям: пользовательские операции должны быть доступны только авторизованным клиентам, а административные - только пользователю с ролью admin.</w:t>
       </w:r>
     </w:p>
     <w:p>
       <w:pPr>
-        <w:pStyle w:val="heading 2"/>
-        <w:spacing w:before="0" w:after="120" w:line="360" w:lineRule="auto"/>
-        <w:ind w:firstLine="0"/>
-      </w:pPr>
-      <w:r>
-        <w:rPr>
-          <w:rFonts w:ascii="Times New Roman" w:hAnsi="Times New Roman" w:eastAsia="Times New Roman" w:cs="Times New Roman"/>
+        <w:spacing w:after="120" w:line="360" w:lineRule="auto"/>
+      </w:pPr>
+      <w:r>
+        <w:rPr>
+          <w:rFonts w:ascii="Times New Roman" w:eastAsia="Times New Roman" w:hAnsi="Times New Roman" w:cs="Times New Roman"/>
         </w:rPr>
         <w:t>5.2 Таблица тестов</w:t>
       </w:r>
     </w:p>
     <w:tbl>
       <w:tblPr>
-        <w:tblStyle w:val="TableGrid"/>
         <w:tblW w:w="0" w:type="auto"/>
         <w:tblBorders>
           <w:top w:val="single" w:sz="8" w:space="0" w:color="000000"/>
@@ -4102,12 +4285,13 @@
           <w:insideH w:val="single" w:sz="8" w:space="0" w:color="000000"/>
           <w:insideV w:val="single" w:sz="8" w:space="0" w:color="000000"/>
         </w:tblBorders>
+        <w:tblLook w:val="04A0" w:firstRow="1" w:lastRow="0" w:firstColumn="1" w:lastColumn="0" w:noHBand="0" w:noVBand="1"/>
       </w:tblPr>
       <w:tblGrid>
-        <w:gridCol w:w="1500"/>
-        <w:gridCol w:w="3200"/>
-        <w:gridCol w:w="3600"/>
-        <w:gridCol w:w="3600"/>
+        <w:gridCol w:w="438"/>
+        <w:gridCol w:w="3056"/>
+        <w:gridCol w:w="2791"/>
+        <w:gridCol w:w="3050"/>
       </w:tblGrid>
       <w:tr>
         <w:tc>
@@ -4116,15 +4300,13 @@
           </w:tcPr>
           <w:p>
             <w:pPr>
-              <w:spacing w:before="0" w:after="0" w:line="240" w:lineRule="auto"/>
-            </w:pPr>
-            <w:r>
-              <w:rPr>
-                <w:rFonts w:ascii="Times New Roman" w:hAnsi="Times New Roman" w:eastAsia="Times New Roman" w:cs="Times New Roman"/>
+              <w:spacing w:after="0" w:line="240" w:lineRule="auto"/>
+            </w:pPr>
+            <w:r>
+              <w:rPr>
+                <w:rFonts w:ascii="Times New Roman" w:eastAsia="Times New Roman" w:hAnsi="Times New Roman" w:cs="Times New Roman"/>
                 <w:b/>
                 <w:bCs/>
-                <w:sz w:val="22"/>
-                <w:szCs w:val="22"/>
               </w:rPr>
               <w:t>№</w:t>
             </w:r>
@@ -4136,15 +4318,13 @@
           </w:tcPr>
           <w:p>
             <w:pPr>
-              <w:spacing w:before="0" w:after="0" w:line="240" w:lineRule="auto"/>
-            </w:pPr>
-            <w:r>
-              <w:rPr>
-                <w:rFonts w:ascii="Times New Roman" w:hAnsi="Times New Roman" w:eastAsia="Times New Roman" w:cs="Times New Roman"/>
+              <w:spacing w:after="0" w:line="240" w:lineRule="auto"/>
+            </w:pPr>
+            <w:r>
+              <w:rPr>
+                <w:rFonts w:ascii="Times New Roman" w:eastAsia="Times New Roman" w:hAnsi="Times New Roman" w:cs="Times New Roman"/>
                 <w:b/>
                 <w:bCs/>
-                <w:sz w:val="22"/>
-                <w:szCs w:val="22"/>
               </w:rPr>
               <w:t>Входные данные</w:t>
             </w:r>
@@ -4156,15 +4336,13 @@
           </w:tcPr>
           <w:p>
             <w:pPr>
-              <w:spacing w:before="0" w:after="0" w:line="240" w:lineRule="auto"/>
-            </w:pPr>
-            <w:r>
-              <w:rPr>
-                <w:rFonts w:ascii="Times New Roman" w:hAnsi="Times New Roman" w:eastAsia="Times New Roman" w:cs="Times New Roman"/>
+              <w:spacing w:after="0" w:line="240" w:lineRule="auto"/>
+            </w:pPr>
+            <w:r>
+              <w:rPr>
+                <w:rFonts w:ascii="Times New Roman" w:eastAsia="Times New Roman" w:hAnsi="Times New Roman" w:cs="Times New Roman"/>
                 <w:b/>
                 <w:bCs/>
-                <w:sz w:val="22"/>
-                <w:szCs w:val="22"/>
               </w:rPr>
               <w:t>Ожидаемый результат</w:t>
             </w:r>
@@ -4176,15 +4354,13 @@
           </w:tcPr>
           <w:p>
             <w:pPr>
-              <w:spacing w:before="0" w:after="0" w:line="240" w:lineRule="auto"/>
-            </w:pPr>
-            <w:r>
-              <w:rPr>
-                <w:rFonts w:ascii="Times New Roman" w:hAnsi="Times New Roman" w:eastAsia="Times New Roman" w:cs="Times New Roman"/>
+              <w:spacing w:after="0" w:line="240" w:lineRule="auto"/>
+            </w:pPr>
+            <w:r>
+              <w:rPr>
+                <w:rFonts w:ascii="Times New Roman" w:eastAsia="Times New Roman" w:hAnsi="Times New Roman" w:cs="Times New Roman"/>
                 <w:b/>
                 <w:bCs/>
-                <w:sz w:val="22"/>
-                <w:szCs w:val="22"/>
               </w:rPr>
               <w:t>Фактический результат</w:t>
             </w:r>
@@ -4198,13 +4374,11 @@
           </w:tcPr>
           <w:p>
             <w:pPr>
-              <w:spacing w:before="0" w:after="0" w:line="240" w:lineRule="auto"/>
-            </w:pPr>
-            <w:r>
-              <w:rPr>
-                <w:rFonts w:ascii="Times New Roman" w:hAnsi="Times New Roman" w:eastAsia="Times New Roman" w:cs="Times New Roman"/>
-                <w:sz w:val="22"/>
-                <w:szCs w:val="22"/>
+              <w:spacing w:after="0" w:line="240" w:lineRule="auto"/>
+            </w:pPr>
+            <w:r>
+              <w:rPr>
+                <w:rFonts w:ascii="Times New Roman" w:eastAsia="Times New Roman" w:hAnsi="Times New Roman" w:cs="Times New Roman"/>
               </w:rPr>
               <w:t>1</w:t>
             </w:r>
@@ -4216,13 +4390,11 @@
           </w:tcPr>
           <w:p>
             <w:pPr>
-              <w:spacing w:before="0" w:after="0" w:line="240" w:lineRule="auto"/>
-            </w:pPr>
-            <w:r>
-              <w:rPr>
-                <w:rFonts w:ascii="Times New Roman" w:hAnsi="Times New Roman" w:eastAsia="Times New Roman" w:cs="Times New Roman"/>
-                <w:sz w:val="22"/>
-                <w:szCs w:val="22"/>
+              <w:spacing w:after="0" w:line="240" w:lineRule="auto"/>
+            </w:pPr>
+            <w:r>
+              <w:rPr>
+                <w:rFonts w:ascii="Times New Roman" w:eastAsia="Times New Roman" w:hAnsi="Times New Roman" w:cs="Times New Roman"/>
               </w:rPr>
               <w:t>Регистрация нового пользователя: email и пароль не короче 6 символов</w:t>
             </w:r>
@@ -4234,13 +4406,11 @@
           </w:tcPr>
           <w:p>
             <w:pPr>
-              <w:spacing w:before="0" w:after="0" w:line="240" w:lineRule="auto"/>
-            </w:pPr>
-            <w:r>
-              <w:rPr>
-                <w:rFonts w:ascii="Times New Roman" w:hAnsi="Times New Roman" w:eastAsia="Times New Roman" w:cs="Times New Roman"/>
-                <w:sz w:val="22"/>
-                <w:szCs w:val="22"/>
+              <w:spacing w:after="0" w:line="240" w:lineRule="auto"/>
+            </w:pPr>
+            <w:r>
+              <w:rPr>
+                <w:rFonts w:ascii="Times New Roman" w:eastAsia="Times New Roman" w:hAnsi="Times New Roman" w:cs="Times New Roman"/>
               </w:rPr>
               <w:t>Система создает запись пользователя и возвращает JWT-пару</w:t>
             </w:r>
@@ -4252,13 +4422,11 @@
           </w:tcPr>
           <w:p>
             <w:pPr>
-              <w:spacing w:before="0" w:after="0" w:line="240" w:lineRule="auto"/>
-            </w:pPr>
-            <w:r>
-              <w:rPr>
-                <w:rFonts w:ascii="Times New Roman" w:hAnsi="Times New Roman" w:eastAsia="Times New Roman" w:cs="Times New Roman"/>
-                <w:sz w:val="22"/>
-                <w:szCs w:val="22"/>
+              <w:spacing w:after="0" w:line="240" w:lineRule="auto"/>
+            </w:pPr>
+            <w:r>
+              <w:rPr>
+                <w:rFonts w:ascii="Times New Roman" w:eastAsia="Times New Roman" w:hAnsi="Times New Roman" w:cs="Times New Roman"/>
               </w:rPr>
               <w:t>Сценарий поддерживается через /auth/register</w:t>
             </w:r>
@@ -4272,13 +4440,11 @@
           </w:tcPr>
           <w:p>
             <w:pPr>
-              <w:spacing w:before="0" w:after="0" w:line="240" w:lineRule="auto"/>
-            </w:pPr>
-            <w:r>
-              <w:rPr>
-                <w:rFonts w:ascii="Times New Roman" w:hAnsi="Times New Roman" w:eastAsia="Times New Roman" w:cs="Times New Roman"/>
-                <w:sz w:val="22"/>
-                <w:szCs w:val="22"/>
+              <w:spacing w:after="0" w:line="240" w:lineRule="auto"/>
+            </w:pPr>
+            <w:r>
+              <w:rPr>
+                <w:rFonts w:ascii="Times New Roman" w:eastAsia="Times New Roman" w:hAnsi="Times New Roman" w:cs="Times New Roman"/>
               </w:rPr>
               <w:t>2</w:t>
             </w:r>
@@ -4290,13 +4456,11 @@
           </w:tcPr>
           <w:p>
             <w:pPr>
-              <w:spacing w:before="0" w:after="0" w:line="240" w:lineRule="auto"/>
-            </w:pPr>
-            <w:r>
-              <w:rPr>
-                <w:rFonts w:ascii="Times New Roman" w:hAnsi="Times New Roman" w:eastAsia="Times New Roman" w:cs="Times New Roman"/>
-                <w:sz w:val="22"/>
-                <w:szCs w:val="22"/>
+              <w:spacing w:after="0" w:line="240" w:lineRule="auto"/>
+            </w:pPr>
+            <w:r>
+              <w:rPr>
+                <w:rFonts w:ascii="Times New Roman" w:eastAsia="Times New Roman" w:hAnsi="Times New Roman" w:cs="Times New Roman"/>
               </w:rPr>
               <w:t>Вход под demo@beautyshop.cl / demo1234</w:t>
             </w:r>
@@ -4308,13 +4472,11 @@
           </w:tcPr>
           <w:p>
             <w:pPr>
-              <w:spacing w:before="0" w:after="0" w:line="240" w:lineRule="auto"/>
-            </w:pPr>
-            <w:r>
-              <w:rPr>
-                <w:rFonts w:ascii="Times New Roman" w:hAnsi="Times New Roman" w:eastAsia="Times New Roman" w:cs="Times New Roman"/>
-                <w:sz w:val="22"/>
-                <w:szCs w:val="22"/>
+              <w:spacing w:after="0" w:line="240" w:lineRule="auto"/>
+            </w:pPr>
+            <w:r>
+              <w:rPr>
+                <w:rFonts w:ascii="Times New Roman" w:eastAsia="Times New Roman" w:hAnsi="Times New Roman" w:cs="Times New Roman"/>
               </w:rPr>
               <w:t>Пользователь получает доступ к корзине и истории заказов</w:t>
             </w:r>
@@ -4326,13 +4488,11 @@
           </w:tcPr>
           <w:p>
             <w:pPr>
-              <w:spacing w:before="0" w:after="0" w:line="240" w:lineRule="auto"/>
-            </w:pPr>
-            <w:r>
-              <w:rPr>
-                <w:rFonts w:ascii="Times New Roman" w:hAnsi="Times New Roman" w:eastAsia="Times New Roman" w:cs="Times New Roman"/>
-                <w:sz w:val="22"/>
-                <w:szCs w:val="22"/>
+              <w:spacing w:after="0" w:line="240" w:lineRule="auto"/>
+            </w:pPr>
+            <w:r>
+              <w:rPr>
+                <w:rFonts w:ascii="Times New Roman" w:eastAsia="Times New Roman" w:hAnsi="Times New Roman" w:cs="Times New Roman"/>
               </w:rPr>
               <w:t>Реализовано и используется как демонстрационный вход</w:t>
             </w:r>
@@ -4346,13 +4506,11 @@
           </w:tcPr>
           <w:p>
             <w:pPr>
-              <w:spacing w:before="0" w:after="0" w:line="240" w:lineRule="auto"/>
-            </w:pPr>
-            <w:r>
-              <w:rPr>
-                <w:rFonts w:ascii="Times New Roman" w:hAnsi="Times New Roman" w:eastAsia="Times New Roman" w:cs="Times New Roman"/>
-                <w:sz w:val="22"/>
-                <w:szCs w:val="22"/>
+              <w:spacing w:after="0" w:line="240" w:lineRule="auto"/>
+            </w:pPr>
+            <w:r>
+              <w:rPr>
+                <w:rFonts w:ascii="Times New Roman" w:eastAsia="Times New Roman" w:hAnsi="Times New Roman" w:cs="Times New Roman"/>
               </w:rPr>
               <w:t>3</w:t>
             </w:r>
@@ -4364,13 +4522,11 @@
           </w:tcPr>
           <w:p>
             <w:pPr>
-              <w:spacing w:before="0" w:after="0" w:line="240" w:lineRule="auto"/>
-            </w:pPr>
-            <w:r>
-              <w:rPr>
-                <w:rFonts w:ascii="Times New Roman" w:hAnsi="Times New Roman" w:eastAsia="Times New Roman" w:cs="Times New Roman"/>
-                <w:sz w:val="22"/>
-                <w:szCs w:val="22"/>
+              <w:spacing w:after="0" w:line="240" w:lineRule="auto"/>
+            </w:pPr>
+            <w:r>
+              <w:rPr>
+                <w:rFonts w:ascii="Times New Roman" w:eastAsia="Times New Roman" w:hAnsi="Times New Roman" w:cs="Times New Roman"/>
               </w:rPr>
               <w:t>Запрос GET /products без параметров</w:t>
             </w:r>
@@ -4382,13 +4538,11 @@
           </w:tcPr>
           <w:p>
             <w:pPr>
-              <w:spacing w:before="0" w:after="0" w:line="240" w:lineRule="auto"/>
-            </w:pPr>
-            <w:r>
-              <w:rPr>
-                <w:rFonts w:ascii="Times New Roman" w:hAnsi="Times New Roman" w:eastAsia="Times New Roman" w:cs="Times New Roman"/>
-                <w:sz w:val="22"/>
-                <w:szCs w:val="22"/>
+              <w:spacing w:after="0" w:line="240" w:lineRule="auto"/>
+            </w:pPr>
+            <w:r>
+              <w:rPr>
+                <w:rFonts w:ascii="Times New Roman" w:eastAsia="Times New Roman" w:hAnsi="Times New Roman" w:cs="Times New Roman"/>
               </w:rPr>
               <w:t>Загружается список активных товаров</w:t>
             </w:r>
@@ -4400,13 +4554,11 @@
           </w:tcPr>
           <w:p>
             <w:pPr>
-              <w:spacing w:before="0" w:after="0" w:line="240" w:lineRule="auto"/>
-            </w:pPr>
-            <w:r>
-              <w:rPr>
-                <w:rFonts w:ascii="Times New Roman" w:hAnsi="Times New Roman" w:eastAsia="Times New Roman" w:cs="Times New Roman"/>
-                <w:sz w:val="22"/>
-                <w:szCs w:val="22"/>
+              <w:spacing w:after="0" w:line="240" w:lineRule="auto"/>
+            </w:pPr>
+            <w:r>
+              <w:rPr>
+                <w:rFonts w:ascii="Times New Roman" w:eastAsia="Times New Roman" w:hAnsi="Times New Roman" w:cs="Times New Roman"/>
               </w:rPr>
               <w:t>Каталог выводится на главной странице</w:t>
             </w:r>
@@ -4420,13 +4572,11 @@
           </w:tcPr>
           <w:p>
             <w:pPr>
-              <w:spacing w:before="0" w:after="0" w:line="240" w:lineRule="auto"/>
-            </w:pPr>
-            <w:r>
-              <w:rPr>
-                <w:rFonts w:ascii="Times New Roman" w:hAnsi="Times New Roman" w:eastAsia="Times New Roman" w:cs="Times New Roman"/>
-                <w:sz w:val="22"/>
-                <w:szCs w:val="22"/>
+              <w:spacing w:after="0" w:line="240" w:lineRule="auto"/>
+            </w:pPr>
+            <w:r>
+              <w:rPr>
+                <w:rFonts w:ascii="Times New Roman" w:eastAsia="Times New Roman" w:hAnsi="Times New Roman" w:cs="Times New Roman"/>
               </w:rPr>
               <w:t>4</w:t>
             </w:r>
@@ -4438,13 +4588,11 @@
           </w:tcPr>
           <w:p>
             <w:pPr>
-              <w:spacing w:before="0" w:after="0" w:line="240" w:lineRule="auto"/>
-            </w:pPr>
-            <w:r>
-              <w:rPr>
-                <w:rFonts w:ascii="Times New Roman" w:hAnsi="Times New Roman" w:eastAsia="Times New Roman" w:cs="Times New Roman"/>
-                <w:sz w:val="22"/>
-                <w:szCs w:val="22"/>
+              <w:spacing w:after="0" w:line="240" w:lineRule="auto"/>
+            </w:pPr>
+            <w:r>
+              <w:rPr>
+                <w:rFonts w:ascii="Times New Roman" w:eastAsia="Times New Roman" w:hAnsi="Times New Roman" w:cs="Times New Roman"/>
               </w:rPr>
               <w:t>Поиск по строке q и фильтрация по категории</w:t>
             </w:r>
@@ -4456,13 +4604,11 @@
           </w:tcPr>
           <w:p>
             <w:pPr>
-              <w:spacing w:before="0" w:after="0" w:line="240" w:lineRule="auto"/>
-            </w:pPr>
-            <w:r>
-              <w:rPr>
-                <w:rFonts w:ascii="Times New Roman" w:hAnsi="Times New Roman" w:eastAsia="Times New Roman" w:cs="Times New Roman"/>
-                <w:sz w:val="22"/>
-                <w:szCs w:val="22"/>
+              <w:spacing w:after="0" w:line="240" w:lineRule="auto"/>
+            </w:pPr>
+            <w:r>
+              <w:rPr>
+                <w:rFonts w:ascii="Times New Roman" w:eastAsia="Times New Roman" w:hAnsi="Times New Roman" w:cs="Times New Roman"/>
               </w:rPr>
               <w:t>Выводятся только релевантные товары</w:t>
             </w:r>
@@ -4474,13 +4620,11 @@
           </w:tcPr>
           <w:p>
             <w:pPr>
-              <w:spacing w:before="0" w:after="0" w:line="240" w:lineRule="auto"/>
-            </w:pPr>
-            <w:r>
-              <w:rPr>
-                <w:rFonts w:ascii="Times New Roman" w:hAnsi="Times New Roman" w:eastAsia="Times New Roman" w:cs="Times New Roman"/>
-                <w:sz w:val="22"/>
-                <w:szCs w:val="22"/>
+              <w:spacing w:after="0" w:line="240" w:lineRule="auto"/>
+            </w:pPr>
+            <w:r>
+              <w:rPr>
+                <w:rFonts w:ascii="Times New Roman" w:eastAsia="Times New Roman" w:hAnsi="Times New Roman" w:cs="Times New Roman"/>
               </w:rPr>
               <w:t>Фильтры работают через параметры запроса</w:t>
             </w:r>
@@ -4494,13 +4638,11 @@
           </w:tcPr>
           <w:p>
             <w:pPr>
-              <w:spacing w:before="0" w:after="0" w:line="240" w:lineRule="auto"/>
-            </w:pPr>
-            <w:r>
-              <w:rPr>
-                <w:rFonts w:ascii="Times New Roman" w:hAnsi="Times New Roman" w:eastAsia="Times New Roman" w:cs="Times New Roman"/>
-                <w:sz w:val="22"/>
-                <w:szCs w:val="22"/>
+              <w:spacing w:after="0" w:line="240" w:lineRule="auto"/>
+            </w:pPr>
+            <w:r>
+              <w:rPr>
+                <w:rFonts w:ascii="Times New Roman" w:eastAsia="Times New Roman" w:hAnsi="Times New Roman" w:cs="Times New Roman"/>
               </w:rPr>
               <w:t>5</w:t>
             </w:r>
@@ -4512,13 +4654,11 @@
           </w:tcPr>
           <w:p>
             <w:pPr>
-              <w:spacing w:before="0" w:after="0" w:line="240" w:lineRule="auto"/>
-            </w:pPr>
-            <w:r>
-              <w:rPr>
-                <w:rFonts w:ascii="Times New Roman" w:hAnsi="Times New Roman" w:eastAsia="Times New Roman" w:cs="Times New Roman"/>
-                <w:sz w:val="22"/>
-                <w:szCs w:val="22"/>
+              <w:spacing w:after="0" w:line="240" w:lineRule="auto"/>
+            </w:pPr>
+            <w:r>
+              <w:rPr>
+                <w:rFonts w:ascii="Times New Roman" w:eastAsia="Times New Roman" w:hAnsi="Times New Roman" w:cs="Times New Roman"/>
               </w:rPr>
               <w:t>Добавление товара в корзину авторизованным пользователем</w:t>
             </w:r>
@@ -4530,13 +4670,11 @@
           </w:tcPr>
           <w:p>
             <w:pPr>
-              <w:spacing w:before="0" w:after="0" w:line="240" w:lineRule="auto"/>
-            </w:pPr>
-            <w:r>
-              <w:rPr>
-                <w:rFonts w:ascii="Times New Roman" w:hAnsi="Times New Roman" w:eastAsia="Times New Roman" w:cs="Times New Roman"/>
-                <w:sz w:val="22"/>
-                <w:szCs w:val="22"/>
+              <w:spacing w:after="0" w:line="240" w:lineRule="auto"/>
+            </w:pPr>
+            <w:r>
+              <w:rPr>
+                <w:rFonts w:ascii="Times New Roman" w:eastAsia="Times New Roman" w:hAnsi="Times New Roman" w:cs="Times New Roman"/>
               </w:rPr>
               <w:t>Создается позиция корзины и пересчитывается subtotal</w:t>
             </w:r>
@@ -4548,13 +4686,11 @@
           </w:tcPr>
           <w:p>
             <w:pPr>
-              <w:spacing w:before="0" w:after="0" w:line="240" w:lineRule="auto"/>
-            </w:pPr>
-            <w:r>
-              <w:rPr>
-                <w:rFonts w:ascii="Times New Roman" w:hAnsi="Times New Roman" w:eastAsia="Times New Roman" w:cs="Times New Roman"/>
-                <w:sz w:val="22"/>
-                <w:szCs w:val="22"/>
+              <w:spacing w:after="0" w:line="240" w:lineRule="auto"/>
+            </w:pPr>
+            <w:r>
+              <w:rPr>
+                <w:rFonts w:ascii="Times New Roman" w:eastAsia="Times New Roman" w:hAnsi="Times New Roman" w:cs="Times New Roman"/>
               </w:rPr>
               <w:t>Корзина обновляется корректно</w:t>
             </w:r>
@@ -4568,13 +4704,11 @@
           </w:tcPr>
           <w:p>
             <w:pPr>
-              <w:spacing w:before="0" w:after="0" w:line="240" w:lineRule="auto"/>
-            </w:pPr>
-            <w:r>
-              <w:rPr>
-                <w:rFonts w:ascii="Times New Roman" w:hAnsi="Times New Roman" w:eastAsia="Times New Roman" w:cs="Times New Roman"/>
-                <w:sz w:val="22"/>
-                <w:szCs w:val="22"/>
+              <w:spacing w:after="0" w:line="240" w:lineRule="auto"/>
+            </w:pPr>
+            <w:r>
+              <w:rPr>
+                <w:rFonts w:ascii="Times New Roman" w:eastAsia="Times New Roman" w:hAnsi="Times New Roman" w:cs="Times New Roman"/>
               </w:rPr>
               <w:t>6</w:t>
             </w:r>
@@ -4586,13 +4720,11 @@
           </w:tcPr>
           <w:p>
             <w:pPr>
-              <w:spacing w:before="0" w:after="0" w:line="240" w:lineRule="auto"/>
-            </w:pPr>
-            <w:r>
-              <w:rPr>
-                <w:rFonts w:ascii="Times New Roman" w:hAnsi="Times New Roman" w:eastAsia="Times New Roman" w:cs="Times New Roman"/>
-                <w:sz w:val="22"/>
-                <w:szCs w:val="22"/>
+              <w:spacing w:after="0" w:line="240" w:lineRule="auto"/>
+            </w:pPr>
+            <w:r>
+              <w:rPr>
+                <w:rFonts w:ascii="Times New Roman" w:eastAsia="Times New Roman" w:hAnsi="Times New Roman" w:cs="Times New Roman"/>
               </w:rPr>
               <w:t>Удаление позиции из корзины</w:t>
             </w:r>
@@ -4604,13 +4736,11 @@
           </w:tcPr>
           <w:p>
             <w:pPr>
-              <w:spacing w:before="0" w:after="0" w:line="240" w:lineRule="auto"/>
-            </w:pPr>
-            <w:r>
-              <w:rPr>
-                <w:rFonts w:ascii="Times New Roman" w:hAnsi="Times New Roman" w:eastAsia="Times New Roman" w:cs="Times New Roman"/>
-                <w:sz w:val="22"/>
-                <w:szCs w:val="22"/>
+              <w:spacing w:after="0" w:line="240" w:lineRule="auto"/>
+            </w:pPr>
+            <w:r>
+              <w:rPr>
+                <w:rFonts w:ascii="Times New Roman" w:eastAsia="Times New Roman" w:hAnsi="Times New Roman" w:cs="Times New Roman"/>
               </w:rPr>
               <w:t>Позиция исчезает, сумма корзины уменьшается</w:t>
             </w:r>
@@ -4622,13 +4752,11 @@
           </w:tcPr>
           <w:p>
             <w:pPr>
-              <w:spacing w:before="0" w:after="0" w:line="240" w:lineRule="auto"/>
-            </w:pPr>
-            <w:r>
-              <w:rPr>
-                <w:rFonts w:ascii="Times New Roman" w:hAnsi="Times New Roman" w:eastAsia="Times New Roman" w:cs="Times New Roman"/>
-                <w:sz w:val="22"/>
-                <w:szCs w:val="22"/>
+              <w:spacing w:after="0" w:line="240" w:lineRule="auto"/>
+            </w:pPr>
+            <w:r>
+              <w:rPr>
+                <w:rFonts w:ascii="Times New Roman" w:eastAsia="Times New Roman" w:hAnsi="Times New Roman" w:cs="Times New Roman"/>
               </w:rPr>
               <w:t>Операция обрабатывается endpoint /cart/items/{id}</w:t>
             </w:r>
@@ -4642,13 +4770,11 @@
           </w:tcPr>
           <w:p>
             <w:pPr>
-              <w:spacing w:before="0" w:after="0" w:line="240" w:lineRule="auto"/>
-            </w:pPr>
-            <w:r>
-              <w:rPr>
-                <w:rFonts w:ascii="Times New Roman" w:hAnsi="Times New Roman" w:eastAsia="Times New Roman" w:cs="Times New Roman"/>
-                <w:sz w:val="22"/>
-                <w:szCs w:val="22"/>
+              <w:spacing w:after="0" w:line="240" w:lineRule="auto"/>
+            </w:pPr>
+            <w:r>
+              <w:rPr>
+                <w:rFonts w:ascii="Times New Roman" w:eastAsia="Times New Roman" w:hAnsi="Times New Roman" w:cs="Times New Roman"/>
               </w:rPr>
               <w:t>7</w:t>
             </w:r>
@@ -4660,13 +4786,11 @@
           </w:tcPr>
           <w:p>
             <w:pPr>
-              <w:spacing w:before="0" w:after="0" w:line="240" w:lineRule="auto"/>
-            </w:pPr>
-            <w:r>
-              <w:rPr>
-                <w:rFonts w:ascii="Times New Roman" w:hAnsi="Times New Roman" w:eastAsia="Times New Roman" w:cs="Times New Roman"/>
-                <w:sz w:val="22"/>
-                <w:szCs w:val="22"/>
+              <w:spacing w:after="0" w:line="240" w:lineRule="auto"/>
+            </w:pPr>
+            <w:r>
+              <w:rPr>
+                <w:rFonts w:ascii="Times New Roman" w:eastAsia="Times New Roman" w:hAnsi="Times New Roman" w:cs="Times New Roman"/>
               </w:rPr>
               <w:t>Оформление заказа с данными адреса</w:t>
             </w:r>
@@ -4678,13 +4802,11 @@
           </w:tcPr>
           <w:p>
             <w:pPr>
-              <w:spacing w:before="0" w:after="0" w:line="240" w:lineRule="auto"/>
-            </w:pPr>
-            <w:r>
-              <w:rPr>
-                <w:rFonts w:ascii="Times New Roman" w:hAnsi="Times New Roman" w:eastAsia="Times New Roman" w:cs="Times New Roman"/>
-                <w:sz w:val="22"/>
-                <w:szCs w:val="22"/>
+              <w:spacing w:after="0" w:line="240" w:lineRule="auto"/>
+            </w:pPr>
+            <w:r>
+              <w:rPr>
+                <w:rFonts w:ascii="Times New Roman" w:eastAsia="Times New Roman" w:hAnsi="Times New Roman" w:cs="Times New Roman"/>
               </w:rPr>
               <w:t>Создается заказ, корзина очищается, сохраняется история статусов</w:t>
             </w:r>
@@ -4696,13 +4818,11 @@
           </w:tcPr>
           <w:p>
             <w:pPr>
-              <w:spacing w:before="0" w:after="0" w:line="240" w:lineRule="auto"/>
-            </w:pPr>
-            <w:r>
-              <w:rPr>
-                <w:rFonts w:ascii="Times New Roman" w:hAnsi="Times New Roman" w:eastAsia="Times New Roman" w:cs="Times New Roman"/>
-                <w:sz w:val="22"/>
-                <w:szCs w:val="22"/>
+              <w:spacing w:after="0" w:line="240" w:lineRule="auto"/>
+            </w:pPr>
+            <w:r>
+              <w:rPr>
+                <w:rFonts w:ascii="Times New Roman" w:eastAsia="Times New Roman" w:hAnsi="Times New Roman" w:cs="Times New Roman"/>
               </w:rPr>
               <w:t>Сценарий реализован в /orders</w:t>
             </w:r>
@@ -4716,13 +4836,11 @@
           </w:tcPr>
           <w:p>
             <w:pPr>
-              <w:spacing w:before="0" w:after="0" w:line="240" w:lineRule="auto"/>
-            </w:pPr>
-            <w:r>
-              <w:rPr>
-                <w:rFonts w:ascii="Times New Roman" w:hAnsi="Times New Roman" w:eastAsia="Times New Roman" w:cs="Times New Roman"/>
-                <w:sz w:val="22"/>
-                <w:szCs w:val="22"/>
+              <w:spacing w:after="0" w:line="240" w:lineRule="auto"/>
+            </w:pPr>
+            <w:r>
+              <w:rPr>
+                <w:rFonts w:ascii="Times New Roman" w:eastAsia="Times New Roman" w:hAnsi="Times New Roman" w:cs="Times New Roman"/>
               </w:rPr>
               <w:t>8</w:t>
             </w:r>
@@ -4734,13 +4852,11 @@
           </w:tcPr>
           <w:p>
             <w:pPr>
-              <w:spacing w:before="0" w:after="0" w:line="240" w:lineRule="auto"/>
-            </w:pPr>
-            <w:r>
-              <w:rPr>
-                <w:rFonts w:ascii="Times New Roman" w:hAnsi="Times New Roman" w:eastAsia="Times New Roman" w:cs="Times New Roman"/>
-                <w:sz w:val="22"/>
-                <w:szCs w:val="22"/>
+              <w:spacing w:after="0" w:line="240" w:lineRule="auto"/>
+            </w:pPr>
+            <w:r>
+              <w:rPr>
+                <w:rFonts w:ascii="Times New Roman" w:eastAsia="Times New Roman" w:hAnsi="Times New Roman" w:cs="Times New Roman"/>
               </w:rPr>
               <w:t>Создание демо-платежа по order_id</w:t>
             </w:r>
@@ -4752,13 +4868,11 @@
           </w:tcPr>
           <w:p>
             <w:pPr>
-              <w:spacing w:before="0" w:after="0" w:line="240" w:lineRule="auto"/>
-            </w:pPr>
-            <w:r>
-              <w:rPr>
-                <w:rFonts w:ascii="Times New Roman" w:hAnsi="Times New Roman" w:eastAsia="Times New Roman" w:cs="Times New Roman"/>
-                <w:sz w:val="22"/>
-                <w:szCs w:val="22"/>
+              <w:spacing w:after="0" w:line="240" w:lineRule="auto"/>
+            </w:pPr>
+            <w:r>
+              <w:rPr>
+                <w:rFonts w:ascii="Times New Roman" w:eastAsia="Times New Roman" w:hAnsi="Times New Roman" w:cs="Times New Roman"/>
               </w:rPr>
               <w:t>Появляется запись в payments и ссылка checkout_url</w:t>
             </w:r>
@@ -4770,13 +4884,11 @@
           </w:tcPr>
           <w:p>
             <w:pPr>
-              <w:spacing w:before="0" w:after="0" w:line="240" w:lineRule="auto"/>
-            </w:pPr>
-            <w:r>
-              <w:rPr>
-                <w:rFonts w:ascii="Times New Roman" w:hAnsi="Times New Roman" w:eastAsia="Times New Roman" w:cs="Times New Roman"/>
-                <w:sz w:val="22"/>
-                <w:szCs w:val="22"/>
+              <w:spacing w:after="0" w:line="240" w:lineRule="auto"/>
+            </w:pPr>
+            <w:r>
+              <w:rPr>
+                <w:rFonts w:ascii="Times New Roman" w:eastAsia="Times New Roman" w:hAnsi="Times New Roman" w:cs="Times New Roman"/>
               </w:rPr>
               <w:t>Тестовый платеж создается</w:t>
             </w:r>
@@ -4790,13 +4902,11 @@
           </w:tcPr>
           <w:p>
             <w:pPr>
-              <w:spacing w:before="0" w:after="0" w:line="240" w:lineRule="auto"/>
-            </w:pPr>
-            <w:r>
-              <w:rPr>
-                <w:rFonts w:ascii="Times New Roman" w:hAnsi="Times New Roman" w:eastAsia="Times New Roman" w:cs="Times New Roman"/>
-                <w:sz w:val="22"/>
-                <w:szCs w:val="22"/>
+              <w:spacing w:after="0" w:line="240" w:lineRule="auto"/>
+            </w:pPr>
+            <w:r>
+              <w:rPr>
+                <w:rFonts w:ascii="Times New Roman" w:eastAsia="Times New Roman" w:hAnsi="Times New Roman" w:cs="Times New Roman"/>
               </w:rPr>
               <w:t>9</w:t>
             </w:r>
@@ -4808,13 +4918,11 @@
           </w:tcPr>
           <w:p>
             <w:pPr>
-              <w:spacing w:before="0" w:after="0" w:line="240" w:lineRule="auto"/>
-            </w:pPr>
-            <w:r>
-              <w:rPr>
-                <w:rFonts w:ascii="Times New Roman" w:hAnsi="Times New Roman" w:eastAsia="Times New Roman" w:cs="Times New Roman"/>
-                <w:sz w:val="22"/>
-                <w:szCs w:val="22"/>
+              <w:spacing w:after="0" w:line="240" w:lineRule="auto"/>
+            </w:pPr>
+            <w:r>
+              <w:rPr>
+                <w:rFonts w:ascii="Times New Roman" w:eastAsia="Times New Roman" w:hAnsi="Times New Roman" w:cs="Times New Roman"/>
               </w:rPr>
               <w:t>Вход администратора admin@beautyshop.cl / admin123</w:t>
             </w:r>
@@ -4826,13 +4934,11 @@
           </w:tcPr>
           <w:p>
             <w:pPr>
-              <w:spacing w:before="0" w:after="0" w:line="240" w:lineRule="auto"/>
-            </w:pPr>
-            <w:r>
-              <w:rPr>
-                <w:rFonts w:ascii="Times New Roman" w:hAnsi="Times New Roman" w:eastAsia="Times New Roman" w:cs="Times New Roman"/>
-                <w:sz w:val="22"/>
-                <w:szCs w:val="22"/>
+              <w:spacing w:after="0" w:line="240" w:lineRule="auto"/>
+            </w:pPr>
+            <w:r>
+              <w:rPr>
+                <w:rFonts w:ascii="Times New Roman" w:eastAsia="Times New Roman" w:hAnsi="Times New Roman" w:cs="Times New Roman"/>
               </w:rPr>
               <w:t>Открывается административная панель</w:t>
             </w:r>
@@ -4844,13 +4950,11 @@
           </w:tcPr>
           <w:p>
             <w:pPr>
-              <w:spacing w:before="0" w:after="0" w:line="240" w:lineRule="auto"/>
-            </w:pPr>
-            <w:r>
-              <w:rPr>
-                <w:rFonts w:ascii="Times New Roman" w:hAnsi="Times New Roman" w:eastAsia="Times New Roman" w:cs="Times New Roman"/>
-                <w:sz w:val="22"/>
-                <w:szCs w:val="22"/>
+              <w:spacing w:after="0" w:line="240" w:lineRule="auto"/>
+            </w:pPr>
+            <w:r>
+              <w:rPr>
+                <w:rFonts w:ascii="Times New Roman" w:eastAsia="Times New Roman" w:hAnsi="Times New Roman" w:cs="Times New Roman"/>
               </w:rPr>
               <w:t>Права администратора проверяются успешно</w:t>
             </w:r>
@@ -4864,13 +4968,11 @@
           </w:tcPr>
           <w:p>
             <w:pPr>
-              <w:spacing w:before="0" w:after="0" w:line="240" w:lineRule="auto"/>
-            </w:pPr>
-            <w:r>
-              <w:rPr>
-                <w:rFonts w:ascii="Times New Roman" w:hAnsi="Times New Roman" w:eastAsia="Times New Roman" w:cs="Times New Roman"/>
-                <w:sz w:val="22"/>
-                <w:szCs w:val="22"/>
+              <w:spacing w:after="0" w:line="240" w:lineRule="auto"/>
+            </w:pPr>
+            <w:r>
+              <w:rPr>
+                <w:rFonts w:ascii="Times New Roman" w:eastAsia="Times New Roman" w:hAnsi="Times New Roman" w:cs="Times New Roman"/>
               </w:rPr>
               <w:t>10</w:t>
             </w:r>
@@ -4882,13 +4984,11 @@
           </w:tcPr>
           <w:p>
             <w:pPr>
-              <w:spacing w:before="0" w:after="0" w:line="240" w:lineRule="auto"/>
-            </w:pPr>
-            <w:r>
-              <w:rPr>
-                <w:rFonts w:ascii="Times New Roman" w:hAnsi="Times New Roman" w:eastAsia="Times New Roman" w:cs="Times New Roman"/>
-                <w:sz w:val="22"/>
-                <w:szCs w:val="22"/>
+              <w:spacing w:after="0" w:line="240" w:lineRule="auto"/>
+            </w:pPr>
+            <w:r>
+              <w:rPr>
+                <w:rFonts w:ascii="Times New Roman" w:eastAsia="Times New Roman" w:hAnsi="Times New Roman" w:cs="Times New Roman"/>
               </w:rPr>
               <w:t>Изменение статуса заказа администратором</w:t>
             </w:r>
@@ -4900,13 +5000,11 @@
           </w:tcPr>
           <w:p>
             <w:pPr>
-              <w:spacing w:before="0" w:after="0" w:line="240" w:lineRule="auto"/>
-            </w:pPr>
-            <w:r>
-              <w:rPr>
-                <w:rFonts w:ascii="Times New Roman" w:hAnsi="Times New Roman" w:eastAsia="Times New Roman" w:cs="Times New Roman"/>
-                <w:sz w:val="22"/>
-                <w:szCs w:val="22"/>
+              <w:spacing w:after="0" w:line="240" w:lineRule="auto"/>
+            </w:pPr>
+            <w:r>
+              <w:rPr>
+                <w:rFonts w:ascii="Times New Roman" w:eastAsia="Times New Roman" w:hAnsi="Times New Roman" w:cs="Times New Roman"/>
               </w:rPr>
               <w:t>Статус обновляется, создается запись истории</w:t>
             </w:r>
@@ -4918,13 +5016,11 @@
           </w:tcPr>
           <w:p>
             <w:pPr>
-              <w:spacing w:before="0" w:after="0" w:line="240" w:lineRule="auto"/>
-            </w:pPr>
-            <w:r>
-              <w:rPr>
-                <w:rFonts w:ascii="Times New Roman" w:hAnsi="Times New Roman" w:eastAsia="Times New Roman" w:cs="Times New Roman"/>
-                <w:sz w:val="22"/>
-                <w:szCs w:val="22"/>
+              <w:spacing w:after="0" w:line="240" w:lineRule="auto"/>
+            </w:pPr>
+            <w:r>
+              <w:rPr>
+                <w:rFonts w:ascii="Times New Roman" w:eastAsia="Times New Roman" w:hAnsi="Times New Roman" w:cs="Times New Roman"/>
               </w:rPr>
               <w:t>Операция поддерживается PATCH /admin/orders/{id}/status</w:t>
             </w:r>
@@ -4934,296 +5030,288 @@
     </w:tbl>
     <w:p>
       <w:pPr>
-        <w:pStyle w:val="heading 2"/>
-        <w:spacing w:before="0" w:after="120" w:line="360" w:lineRule="auto"/>
-        <w:ind w:firstLine="0"/>
-      </w:pPr>
-      <w:r>
-        <w:rPr>
-          <w:rFonts w:ascii="Times New Roman" w:hAnsi="Times New Roman" w:eastAsia="Times New Roman" w:cs="Times New Roman"/>
+        <w:spacing w:after="120" w:line="360" w:lineRule="auto"/>
+      </w:pPr>
+      <w:r>
+        <w:rPr>
+          <w:rFonts w:ascii="Times New Roman" w:eastAsia="Times New Roman" w:hAnsi="Times New Roman" w:cs="Times New Roman"/>
         </w:rPr>
         <w:t>5.3 Анализ результатов тестирования</w:t>
       </w:r>
     </w:p>
     <w:p>
       <w:pPr>
-        <w:spacing w:before="0" w:after="120" w:line="360" w:lineRule="auto"/>
+        <w:spacing w:after="120" w:line="360" w:lineRule="auto"/>
         <w:ind w:firstLine="708"/>
       </w:pPr>
       <w:r>
         <w:rPr>
-          <w:rFonts w:ascii="Times New Roman" w:hAnsi="Times New Roman" w:eastAsia="Times New Roman" w:cs="Times New Roman"/>
+          <w:rFonts w:ascii="Times New Roman" w:eastAsia="Times New Roman" w:hAnsi="Times New Roman" w:cs="Times New Roman"/>
         </w:rPr>
         <w:t>Проведенные проверки показали, что основные модули системы работают согласованно. Каталог корректно отдает список товаров, авторизация выдает токены, корзина хранит выбранные позиции, создание заказа переносит данные из корзины в структуру заказа, а административная панель позволяет управлять состоянием системы.</w:t>
       </w:r>
     </w:p>
     <w:p>
       <w:pPr>
-        <w:spacing w:before="0" w:after="120" w:line="360" w:lineRule="auto"/>
+        <w:spacing w:after="120" w:line="360" w:lineRule="auto"/>
         <w:ind w:firstLine="708"/>
       </w:pPr>
       <w:r>
         <w:rPr>
-          <w:rFonts w:ascii="Times New Roman" w:hAnsi="Times New Roman" w:eastAsia="Times New Roman" w:cs="Times New Roman"/>
-        </w:rPr>
+          <w:rFonts w:ascii="Times New Roman" w:eastAsia="Times New Roman" w:hAnsi="Times New Roman" w:cs="Times New Roman"/>
+        </w:rPr>
+        <w:lastRenderedPageBreak/>
         <w:t>Отдельно можно отметить, что архитектура маршрутов упрощает ручное тестирование, так как большинство сценариев отражаются в явных и читаемых эндпоинтах. Наличие демо-пользователей также облегчает воспроизведение тестовых шагов при защите практики.</w:t>
       </w:r>
     </w:p>
     <w:p>
       <w:pPr>
-        <w:spacing w:before="0" w:after="120" w:line="360" w:lineRule="auto"/>
+        <w:spacing w:after="120" w:line="360" w:lineRule="auto"/>
         <w:ind w:firstLine="708"/>
       </w:pPr>
       <w:r>
         <w:rPr>
-          <w:rFonts w:ascii="Times New Roman" w:hAnsi="Times New Roman" w:eastAsia="Times New Roman" w:cs="Times New Roman"/>
+          <w:rFonts w:ascii="Times New Roman" w:eastAsia="Times New Roman" w:hAnsi="Times New Roman" w:cs="Times New Roman"/>
         </w:rPr>
         <w:t>Потенциальными направлениями дальнейшего улучшения являются автоматизация тестов, покрытие негативных сценариев, проверка устойчивости при некорректных данных и нагрузочное тестирование. Однако для формата учебной практики текущего уровня функциональной проверки достаточно, чтобы подтвердить работоспособность проекта.</w:t>
       </w:r>
     </w:p>
     <w:p>
       <w:pPr>
-        <w:pStyle w:val="heading 1"/>
-        <w:spacing w:before="0" w:after="120" w:line="360" w:lineRule="auto"/>
-        <w:ind w:firstLine="0"/>
         <w:pageBreakBefore/>
-      </w:pPr>
-      <w:r>
-        <w:rPr>
-          <w:rFonts w:ascii="Times New Roman" w:hAnsi="Times New Roman" w:eastAsia="Times New Roman" w:cs="Times New Roman"/>
-        </w:rPr>
+        <w:spacing w:after="120" w:line="360" w:lineRule="auto"/>
+      </w:pPr>
+      <w:r>
+        <w:rPr>
+          <w:rFonts w:ascii="Times New Roman" w:eastAsia="Times New Roman" w:hAnsi="Times New Roman" w:cs="Times New Roman"/>
+        </w:rPr>
+        <w:lastRenderedPageBreak/>
         <w:t>6. Результаты практики</w:t>
       </w:r>
     </w:p>
     <w:p>
       <w:pPr>
-        <w:spacing w:before="0" w:after="120" w:line="360" w:lineRule="auto"/>
+        <w:spacing w:after="120" w:line="360" w:lineRule="auto"/>
         <w:ind w:firstLine="708"/>
       </w:pPr>
       <w:r>
         <w:rPr>
-          <w:rFonts w:ascii="Times New Roman" w:hAnsi="Times New Roman" w:eastAsia="Times New Roman" w:cs="Times New Roman"/>
+          <w:rFonts w:ascii="Times New Roman" w:eastAsia="Times New Roman" w:hAnsi="Times New Roman" w:cs="Times New Roman"/>
         </w:rPr>
         <w:t>По итогам практики был создан учебный программный модуль интернет-магазина косметической продукции. Разработанное решение включает серверную часть, клиентский интерфейс, модель данных и набор проектных материалов. В проекте реализованы основные функции, характерные для небольшого интернет-магазина: работа с каталогом, учет пользователей, корзина, заказы, платежи и административное управление.</w:t>
       </w:r>
     </w:p>
     <w:p>
       <w:pPr>
-        <w:spacing w:before="0" w:after="120" w:line="360" w:lineRule="auto"/>
+        <w:spacing w:after="120" w:line="360" w:lineRule="auto"/>
         <w:ind w:firstLine="708"/>
       </w:pPr>
       <w:r>
         <w:rPr>
-          <w:rFonts w:ascii="Times New Roman" w:hAnsi="Times New Roman" w:eastAsia="Times New Roman" w:cs="Times New Roman"/>
+          <w:rFonts w:ascii="Times New Roman" w:eastAsia="Times New Roman" w:hAnsi="Times New Roman" w:cs="Times New Roman"/>
         </w:rPr>
         <w:t>Особенно важным результатом стало формирование целостного представления о жизненном цикле разработки программного продукта. В ходе работы были последовательно выполнены этапы постановки задачи, анализа, проектирования, реализации и тестирования. Это позволило не просто написать отдельные фрагменты кода, а собрать их в единое работающее решение.</w:t>
       </w:r>
     </w:p>
     <w:p>
       <w:pPr>
-        <w:spacing w:before="0" w:after="120" w:line="360" w:lineRule="auto"/>
+        <w:spacing w:after="120" w:line="360" w:lineRule="auto"/>
         <w:ind w:firstLine="708"/>
       </w:pPr>
       <w:r>
         <w:rPr>
-          <w:rFonts w:ascii="Times New Roman" w:hAnsi="Times New Roman" w:eastAsia="Times New Roman" w:cs="Times New Roman"/>
+          <w:rFonts w:ascii="Times New Roman" w:eastAsia="Times New Roman" w:hAnsi="Times New Roman" w:cs="Times New Roman"/>
         </w:rPr>
         <w:t>Положительным итогом также стало использование нескольких технологических уровней в одном проекте. На backend были отработаны навыки построения API, проектирования моделей и работы с БД. На frontend - навыки рендеринга интерфейса, организации состояния и взаимодействия с сервером. На уровне проектирования были закреплены умения построения диаграмм и описания структуры системы.</w:t>
       </w:r>
     </w:p>
     <w:p>
       <w:pPr>
-        <w:spacing w:before="0" w:after="120" w:line="360" w:lineRule="auto"/>
+        <w:spacing w:after="120" w:line="360" w:lineRule="auto"/>
         <w:ind w:firstLine="708"/>
       </w:pPr>
       <w:r>
         <w:rPr>
-          <w:rFonts w:ascii="Times New Roman" w:hAnsi="Times New Roman" w:eastAsia="Times New Roman" w:cs="Times New Roman"/>
+          <w:rFonts w:ascii="Times New Roman" w:eastAsia="Times New Roman" w:hAnsi="Times New Roman" w:cs="Times New Roman"/>
         </w:rPr>
         <w:t>В процессе выполнения практики возникали трудности, типичные для full-stack разработки. К ним можно отнести необходимость согласовывать форматы данных между frontend и backend, продумывать состав сущностей базы данных, учитывать права доступа и обеспечивать логичную последовательность пользовательских действий. Тем не менее эти проблемы были решены за счет поэтапной детализации модели и уточнения интерфейсных сценариев.</w:t>
       </w:r>
     </w:p>
     <w:p>
       <w:pPr>
-        <w:spacing w:before="0" w:after="120" w:line="360" w:lineRule="auto"/>
+        <w:spacing w:after="120" w:line="360" w:lineRule="auto"/>
         <w:ind w:firstLine="708"/>
       </w:pPr>
       <w:r>
         <w:rPr>
-          <w:rFonts w:ascii="Times New Roman" w:hAnsi="Times New Roman" w:eastAsia="Times New Roman" w:cs="Times New Roman"/>
+          <w:rFonts w:ascii="Times New Roman" w:eastAsia="Times New Roman" w:hAnsi="Times New Roman" w:cs="Times New Roman"/>
         </w:rPr>
         <w:t>В целом результаты практики можно оценить как положительные: поставленные задачи были реализованы, проект доведен до демонстрационного состояния, а его структура позволяет в дальнейшем расширять функциональность без полной переработки системы.</w:t>
       </w:r>
     </w:p>
     <w:p>
       <w:pPr>
-        <w:pStyle w:val="heading 1"/>
-        <w:spacing w:before="0" w:after="120" w:line="360" w:lineRule="auto"/>
-        <w:ind w:firstLine="0"/>
         <w:pageBreakBefore/>
-      </w:pPr>
-      <w:r>
-        <w:rPr>
-          <w:rFonts w:ascii="Times New Roman" w:hAnsi="Times New Roman" w:eastAsia="Times New Roman" w:cs="Times New Roman"/>
-        </w:rPr>
+        <w:spacing w:after="120" w:line="360" w:lineRule="auto"/>
+      </w:pPr>
+      <w:r>
+        <w:rPr>
+          <w:rFonts w:ascii="Times New Roman" w:eastAsia="Times New Roman" w:hAnsi="Times New Roman" w:cs="Times New Roman"/>
+        </w:rPr>
+        <w:lastRenderedPageBreak/>
         <w:t>7. Вывод</w:t>
       </w:r>
     </w:p>
     <w:p>
       <w:pPr>
-        <w:spacing w:before="0" w:after="120" w:line="360" w:lineRule="auto"/>
+        <w:spacing w:after="120" w:line="360" w:lineRule="auto"/>
         <w:ind w:firstLine="708"/>
       </w:pPr>
       <w:r>
         <w:rPr>
-          <w:rFonts w:ascii="Times New Roman" w:hAnsi="Times New Roman" w:eastAsia="Times New Roman" w:cs="Times New Roman"/>
+          <w:rFonts w:ascii="Times New Roman" w:eastAsia="Times New Roman" w:hAnsi="Times New Roman" w:cs="Times New Roman"/>
         </w:rPr>
         <w:t>Цель учебной практики была достигнута. В ходе работы разработан программный модуль веб-магазина, включающий в себя клиентскую и серверную части, реляционную модель данных и средства администрирования. Полученный результат подтверждает освоение основных практических навыков, связанных с разработкой современных клиент-серверных приложений.</w:t>
       </w:r>
     </w:p>
     <w:p>
       <w:pPr>
-        <w:spacing w:before="0" w:after="120" w:line="360" w:lineRule="auto"/>
+        <w:spacing w:after="120" w:line="360" w:lineRule="auto"/>
         <w:ind w:firstLine="708"/>
       </w:pPr>
       <w:r>
         <w:rPr>
-          <w:rFonts w:ascii="Times New Roman" w:hAnsi="Times New Roman" w:eastAsia="Times New Roman" w:cs="Times New Roman"/>
+          <w:rFonts w:ascii="Times New Roman" w:eastAsia="Times New Roman" w:hAnsi="Times New Roman" w:cs="Times New Roman"/>
         </w:rPr>
         <w:t>В процессе выполнения работы были закреплены умения анализировать предметную область, формулировать требования, проектировать структуру базы данных, строить REST API, организовывать пользовательские интерфейсы и проводить тестирование реализованного решения. Важным итогом также стало понимание того, как отдельные технологические компоненты объединяются в единую информационную систему.</w:t>
       </w:r>
     </w:p>
     <w:p>
       <w:pPr>
-        <w:spacing w:before="0" w:after="120" w:line="360" w:lineRule="auto"/>
+        <w:spacing w:after="120" w:line="360" w:lineRule="auto"/>
         <w:ind w:firstLine="708"/>
       </w:pPr>
       <w:r>
         <w:rPr>
-          <w:rFonts w:ascii="Times New Roman" w:hAnsi="Times New Roman" w:eastAsia="Times New Roman" w:cs="Times New Roman"/>
+          <w:rFonts w:ascii="Times New Roman" w:eastAsia="Times New Roman" w:hAnsi="Times New Roman" w:cs="Times New Roman"/>
         </w:rPr>
         <w:t>Полученные знания могут быть применены в дальнейшем при разработке интернет-магазинов, внутренних корпоративных веб-систем, CRM-модулей и иных проектов, где требуется связать интерфейс, серверную обработку и хранилище данных. Таким образом, выполненная практика имеет не только учебную, но и прикладную ценность.</w:t>
       </w:r>
     </w:p>
     <w:p>
       <w:pPr>
-        <w:pStyle w:val="heading 1"/>
-        <w:spacing w:before="0" w:after="120" w:line="360" w:lineRule="auto"/>
-        <w:ind w:firstLine="0"/>
         <w:pageBreakBefore/>
-      </w:pPr>
-      <w:r>
-        <w:rPr>
-          <w:rFonts w:ascii="Times New Roman" w:hAnsi="Times New Roman" w:eastAsia="Times New Roman" w:cs="Times New Roman"/>
-        </w:rPr>
+        <w:spacing w:after="120" w:line="360" w:lineRule="auto"/>
+      </w:pPr>
+      <w:r>
+        <w:rPr>
+          <w:rFonts w:ascii="Times New Roman" w:eastAsia="Times New Roman" w:hAnsi="Times New Roman" w:cs="Times New Roman"/>
+        </w:rPr>
+        <w:lastRenderedPageBreak/>
         <w:t>3. Общие впечатления о практике</w:t>
       </w:r>
     </w:p>
     <w:p>
       <w:pPr>
-        <w:spacing w:before="0" w:after="120" w:line="360" w:lineRule="auto"/>
+        <w:spacing w:after="120" w:line="360" w:lineRule="auto"/>
         <w:ind w:firstLine="708"/>
       </w:pPr>
       <w:r>
         <w:rPr>
-          <w:rFonts w:ascii="Times New Roman" w:hAnsi="Times New Roman" w:eastAsia="Times New Roman" w:cs="Times New Roman"/>
+          <w:rFonts w:ascii="Times New Roman" w:eastAsia="Times New Roman" w:hAnsi="Times New Roman" w:cs="Times New Roman"/>
         </w:rPr>
         <w:t>Практика оставила положительное впечатление, поскольку позволила перейти от изучения отдельных инструментов к созданию цельного программного продукта. В отличие от небольших лабораторных заданий, данный проект требовал учитывать взаимодействие нескольких подсистем, а значит, дал более реалистичное представление о процессе разработки.</w:t>
       </w:r>
     </w:p>
     <w:p>
       <w:pPr>
-        <w:spacing w:before="0" w:after="120" w:line="360" w:lineRule="auto"/>
+        <w:spacing w:after="120" w:line="360" w:lineRule="auto"/>
         <w:ind w:firstLine="708"/>
       </w:pPr>
       <w:r>
         <w:rPr>
-          <w:rFonts w:ascii="Times New Roman" w:hAnsi="Times New Roman" w:eastAsia="Times New Roman" w:cs="Times New Roman"/>
+          <w:rFonts w:ascii="Times New Roman" w:eastAsia="Times New Roman" w:hAnsi="Times New Roman" w:cs="Times New Roman"/>
         </w:rPr>
         <w:t>Особенно полезным оказалось то, что в рамках одной работы пришлось совмещать анализ, проектирование, программирование и проверку результата. Такой формат позволяет лучше понять ценность предварительного проектирования, так как ошибки на уровне модели данных или пользовательского сценария заметно сильнее влияют на итоговый результат, чем отдельные синтаксические ошибки в коде.</w:t>
       </w:r>
     </w:p>
     <w:p>
       <w:pPr>
-        <w:spacing w:before="0" w:after="120" w:line="360" w:lineRule="auto"/>
+        <w:spacing w:after="120" w:line="360" w:lineRule="auto"/>
         <w:ind w:firstLine="708"/>
       </w:pPr>
       <w:r>
         <w:rPr>
-          <w:rFonts w:ascii="Times New Roman" w:hAnsi="Times New Roman" w:eastAsia="Times New Roman" w:cs="Times New Roman"/>
+          <w:rFonts w:ascii="Times New Roman" w:eastAsia="Times New Roman" w:hAnsi="Times New Roman" w:cs="Times New Roman"/>
         </w:rPr>
         <w:t>Практические навыки, оцениваемые в рамках практики, в целом соответствуют профессиональным компетенциям. Были применены знания по проектированию БД, разработке интерфейсов, созданию серверной логики, использованию ORM и организации клиент-серверного обмена. Это подтверждает, что учебная практика действительно способствует формированию прикладных профессиональных умений.</w:t>
       </w:r>
     </w:p>
     <w:p>
       <w:pPr>
-        <w:pStyle w:val="heading 1"/>
-        <w:spacing w:before="0" w:after="120" w:line="360" w:lineRule="auto"/>
-        <w:ind w:firstLine="0"/>
-      </w:pPr>
-      <w:r>
-        <w:rPr>
-          <w:rFonts w:ascii="Times New Roman" w:hAnsi="Times New Roman" w:eastAsia="Times New Roman" w:cs="Times New Roman"/>
+        <w:spacing w:after="120" w:line="360" w:lineRule="auto"/>
+      </w:pPr>
+      <w:r>
+        <w:rPr>
+          <w:rFonts w:ascii="Times New Roman" w:eastAsia="Times New Roman" w:hAnsi="Times New Roman" w:cs="Times New Roman"/>
         </w:rPr>
         <w:t>4. Ваши пожелания по организации и проведению практики</w:t>
       </w:r>
     </w:p>
     <w:p>
       <w:pPr>
-        <w:spacing w:before="0" w:after="120" w:line="360" w:lineRule="auto"/>
+        <w:spacing w:after="120" w:line="360" w:lineRule="auto"/>
         <w:ind w:firstLine="708"/>
       </w:pPr>
       <w:r>
         <w:rPr>
-          <w:rFonts w:ascii="Times New Roman" w:hAnsi="Times New Roman" w:eastAsia="Times New Roman" w:cs="Times New Roman"/>
+          <w:rFonts w:ascii="Times New Roman" w:eastAsia="Times New Roman" w:hAnsi="Times New Roman" w:cs="Times New Roman"/>
         </w:rPr>
         <w:t>Для повышения качества организации практики целесообразно заранее выдавать единые требования к итоговой документации, в том числе примеры структуры отчета, перечень обязательных диаграмм и ожидаемый уровень детализации. Это уменьшит время на последующее приведение материалов к нужному формату.</w:t>
       </w:r>
     </w:p>
     <w:p>
       <w:pPr>
-        <w:spacing w:before="0" w:after="120" w:line="360" w:lineRule="auto"/>
+        <w:spacing w:after="120" w:line="360" w:lineRule="auto"/>
         <w:ind w:firstLine="708"/>
       </w:pPr>
       <w:r>
         <w:rPr>
-          <w:rFonts w:ascii="Times New Roman" w:hAnsi="Times New Roman" w:eastAsia="Times New Roman" w:cs="Times New Roman"/>
+          <w:rFonts w:ascii="Times New Roman" w:eastAsia="Times New Roman" w:hAnsi="Times New Roman" w:cs="Times New Roman"/>
         </w:rPr>
         <w:t>Также полезно было бы предусмотреть единый набор шаблонов для оформления скриншотов, таблиц тестов, подписей к диаграммам и описаний разделов. В этом случае основное внимание можно сосредоточить на содержательной части проекта, а не на ручной доработке документа в конце.</w:t>
       </w:r>
     </w:p>
     <w:p>
       <w:pPr>
-        <w:spacing w:before="0" w:after="120" w:line="360" w:lineRule="auto"/>
+        <w:spacing w:after="120" w:line="360" w:lineRule="auto"/>
         <w:ind w:firstLine="708"/>
       </w:pPr>
       <w:r>
         <w:rPr>
-          <w:rFonts w:ascii="Times New Roman" w:hAnsi="Times New Roman" w:eastAsia="Times New Roman" w:cs="Times New Roman"/>
+          <w:rFonts w:ascii="Times New Roman" w:eastAsia="Times New Roman" w:hAnsi="Times New Roman" w:cs="Times New Roman"/>
         </w:rPr>
         <w:t>Наконец, удобным дополнением стала бы рекомендация по минимальному ожидаемому объему для каждого раздела отчета. Это сразу помогло бы ориентироваться, насколько подробно следует описывать анализ, проектирование, реализацию и результаты тестирования.</w:t>
       </w:r>
     </w:p>
     <w:p>
       <w:pPr>
-        <w:spacing w:before="0" w:after="120" w:line="360" w:lineRule="auto"/>
-        <w:ind w:firstLine="0"/>
-      </w:pPr>
-      <w:r>
-        <w:rPr>
-          <w:rFonts w:ascii="Times New Roman" w:hAnsi="Times New Roman" w:eastAsia="Times New Roman" w:cs="Times New Roman"/>
+        <w:spacing w:after="120" w:line="360" w:lineRule="auto"/>
+      </w:pPr>
+      <w:r>
+        <w:rPr>
+          <w:rFonts w:ascii="Times New Roman" w:eastAsia="Times New Roman" w:hAnsi="Times New Roman" w:cs="Times New Roman"/>
         </w:rPr>
         <w:t>Обучающийся _______________/_____________/</w:t>
       </w:r>
     </w:p>
     <w:p>
       <w:pPr>
-        <w:spacing w:before="0" w:after="120" w:line="360" w:lineRule="auto"/>
-        <w:ind w:firstLine="0"/>
-      </w:pPr>
-      <w:r>
-        <w:rPr>
-          <w:rFonts w:ascii="Times New Roman" w:hAnsi="Times New Roman" w:eastAsia="Times New Roman" w:cs="Times New Roman"/>
+        <w:spacing w:after="120" w:line="360" w:lineRule="auto"/>
+      </w:pPr>
+      <w:r>
+        <w:rPr>
+          <w:rFonts w:ascii="Times New Roman" w:eastAsia="Times New Roman" w:hAnsi="Times New Roman" w:cs="Times New Roman"/>
         </w:rPr>
         <w:t>Подпись             И.О. Фамилия</w:t>
       </w:r>
@@ -6454,6 +6542,26 @@
 </file>
 
 <file path=customXml/item1.xml><?xml version="1.0" encoding="utf-8"?>
+<?mso-contentType ?>
+<FormTemplates xmlns="http://schemas.microsoft.com/sharepoint/v3/contenttype/forms">
+  <Display>DocumentLibraryForm</Display>
+  <Edit>DocumentLibraryForm</Edit>
+  <New>DocumentLibraryForm</New>
+</FormTemplates>
+</file>
+
+<file path=customXml/item2.xml><?xml version="1.0" encoding="utf-8"?>
+<p:properties xmlns:p="http://schemas.microsoft.com/office/2006/metadata/properties" xmlns:xsi="http://www.w3.org/2001/XMLSchema-instance" xmlns:pc="http://schemas.microsoft.com/office/infopath/2007/PartnerControls">
+  <documentManagement>
+    <lcf76f155ced4ddcb4097134ff3c332f xmlns="0e9ac001-4d2b-48c5-8a2a-cbaea6358eae">
+      <Terms xmlns="http://schemas.microsoft.com/office/infopath/2007/PartnerControls"/>
+    </lcf76f155ced4ddcb4097134ff3c332f>
+    <TaxCatchAll xmlns="6d4d4037-4c29-4ba8-9fbe-df064e37af57" xsi:nil="true"/>
+  </documentManagement>
+</p:properties>
+</file>
+
+<file path=customXml/item3.xml><?xml version="1.0" encoding="utf-8"?>
 <ct:contentTypeSchema xmlns:ct="http://schemas.microsoft.com/office/2006/metadata/contentType" xmlns:ma="http://schemas.microsoft.com/office/2006/metadata/properties/metaAttributes" ct:_="" ma:_="" ma:contentTypeName="Документ" ma:contentTypeID="0x01010031ECBF93681DB841AE9F1F738B392B03" ma:contentTypeVersion="14" ma:contentTypeDescription="Создание документа." ma:contentTypeScope="" ma:versionID="f602f5deb14341d7cc1d4a93b1e6d0cd">
   <xsd:schema xmlns:xsd="http://www.w3.org/2001/XMLSchema" xmlns:xs="http://www.w3.org/2001/XMLSchema" xmlns:p="http://schemas.microsoft.com/office/2006/metadata/properties" xmlns:ns2="0e9ac001-4d2b-48c5-8a2a-cbaea6358eae" xmlns:ns3="6d4d4037-4c29-4ba8-9fbe-df064e37af57" targetNamespace="http://schemas.microsoft.com/office/2006/metadata/properties" ma:root="true" ma:fieldsID="3a109b1b90d4336d600e046912f47c18" ns2:_="" ns3:_="">
     <xsd:import namespace="0e9ac001-4d2b-48c5-8a2a-cbaea6358eae"/>
@@ -6666,27 +6774,26 @@
 </ct:contentTypeSchema>
 </file>
 
-<file path=customXml/item2.xml><?xml version="1.0" encoding="utf-8"?>
-<p:properties xmlns:p="http://schemas.microsoft.com/office/2006/metadata/properties" xmlns:xsi="http://www.w3.org/2001/XMLSchema-instance" xmlns:pc="http://schemas.microsoft.com/office/infopath/2007/PartnerControls">
-  <documentManagement>
-    <lcf76f155ced4ddcb4097134ff3c332f xmlns="0e9ac001-4d2b-48c5-8a2a-cbaea6358eae">
-      <Terms xmlns="http://schemas.microsoft.com/office/infopath/2007/PartnerControls"/>
-    </lcf76f155ced4ddcb4097134ff3c332f>
-    <TaxCatchAll xmlns="6d4d4037-4c29-4ba8-9fbe-df064e37af57" xsi:nil="true"/>
-  </documentManagement>
-</p:properties>
+<file path=customXml/itemProps1.xml><?xml version="1.0" encoding="utf-8"?>
+<ds:datastoreItem xmlns:ds="http://schemas.openxmlformats.org/officeDocument/2006/customXml" ds:itemID="{3F6CAD09-B2D9-493B-B06F-C56B15D32790}">
+  <ds:schemaRefs>
+    <ds:schemaRef ds:uri="http://schemas.microsoft.com/sharepoint/v3/contenttype/forms"/>
+  </ds:schemaRefs>
+</ds:datastoreItem>
 </file>
 
-<file path=customXml/item3.xml><?xml version="1.0" encoding="utf-8"?>
-<?mso-contentType ?>
-<FormTemplates xmlns="http://schemas.microsoft.com/sharepoint/v3/contenttype/forms">
-  <Display>DocumentLibraryForm</Display>
-  <Edit>DocumentLibraryForm</Edit>
-  <New>DocumentLibraryForm</New>
-</FormTemplates>
+<file path=customXml/itemProps2.xml><?xml version="1.0" encoding="utf-8"?>
+<ds:datastoreItem xmlns:ds="http://schemas.openxmlformats.org/officeDocument/2006/customXml" ds:itemID="{749A8FD2-D88F-4AFB-863A-BC92AF5DC1CB}">
+  <ds:schemaRefs>
+    <ds:schemaRef ds:uri="http://schemas.microsoft.com/office/2006/metadata/properties"/>
+    <ds:schemaRef ds:uri="http://schemas.microsoft.com/office/infopath/2007/PartnerControls"/>
+    <ds:schemaRef ds:uri="0e9ac001-4d2b-48c5-8a2a-cbaea6358eae"/>
+    <ds:schemaRef ds:uri="6d4d4037-4c29-4ba8-9fbe-df064e37af57"/>
+  </ds:schemaRefs>
+</ds:datastoreItem>
 </file>
 
-<file path=customXml/itemProps1.xml><?xml version="1.0" encoding="utf-8"?>
+<file path=customXml/itemProps3.xml><?xml version="1.0" encoding="utf-8"?>
 <ds:datastoreItem xmlns:ds="http://schemas.openxmlformats.org/officeDocument/2006/customXml" ds:itemID="{17D8B233-5C53-41BA-A632-ED9A424F5CBF}">
   <ds:schemaRefs>
     <ds:schemaRef ds:uri="http://schemas.microsoft.com/office/2006/metadata/contentType"/>
@@ -6703,23 +6810,4 @@
     <ds:schemaRef ds:uri="http://schemas.microsoft.com/internal/obd"/>
   </ds:schemaRefs>
 </ds:datastoreItem>
-</file>
-
-<file path=customXml/itemProps2.xml><?xml version="1.0" encoding="utf-8"?>
-<ds:datastoreItem xmlns:ds="http://schemas.openxmlformats.org/officeDocument/2006/customXml" ds:itemID="{749A8FD2-D88F-4AFB-863A-BC92AF5DC1CB}">
-  <ds:schemaRefs>
-    <ds:schemaRef ds:uri="http://schemas.microsoft.com/office/2006/metadata/properties"/>
-    <ds:schemaRef ds:uri="http://schemas.microsoft.com/office/infopath/2007/PartnerControls"/>
-    <ds:schemaRef ds:uri="0e9ac001-4d2b-48c5-8a2a-cbaea6358eae"/>
-    <ds:schemaRef ds:uri="6d4d4037-4c29-4ba8-9fbe-df064e37af57"/>
-  </ds:schemaRefs>
-</ds:datastoreItem>
-</file>
-
-<file path=customXml/itemProps3.xml><?xml version="1.0" encoding="utf-8"?>
-<ds:datastoreItem xmlns:ds="http://schemas.openxmlformats.org/officeDocument/2006/customXml" ds:itemID="{3F6CAD09-B2D9-493B-B06F-C56B15D32790}">
-  <ds:schemaRefs>
-    <ds:schemaRef ds:uri="http://schemas.microsoft.com/sharepoint/v3/contenttype/forms"/>
-  </ds:schemaRefs>
-</ds:datastoreItem>
 </file>